--- a/AI_security_issues_report.docx
+++ b/AI_security_issues_report.docx
@@ -47,7 +47,7 @@
                     <pic:cNvPicPr/>
                   </pic:nvPicPr>
                   <pic:blipFill>
-                    <a:blip r:embed="rId7">
+                    <a:blip r:embed="rId8">
                       <a:extLst>
                         <a:ext uri="{28A0092B-C50C-407E-A947-70E740481C1C}">
                           <a14:useLocalDpi xmlns:a14="http://schemas.microsoft.com/office/drawing/2010/main" val="0"/>
@@ -226,10 +226,16 @@
         <w:tblW w:w="6759" w:type="dxa"/>
         <w:jc w:val="center"/>
         <w:tblInd w:w="0" w:type="dxa"/>
+        <w:tblBorders>
+          <w:top w:val="single" w:sz="4" w:space="0" w:color="0D0D0D" w:themeColor="text1" w:themeTint="F2"/>
+          <w:left w:val="single" w:sz="4" w:space="0" w:color="0D0D0D" w:themeColor="text1" w:themeTint="F2"/>
+          <w:bottom w:val="single" w:sz="4" w:space="0" w:color="0D0D0D" w:themeColor="text1" w:themeTint="F2"/>
+          <w:right w:val="single" w:sz="4" w:space="0" w:color="0D0D0D" w:themeColor="text1" w:themeTint="F2"/>
+          <w:insideH w:val="single" w:sz="4" w:space="0" w:color="0D0D0D" w:themeColor="text1" w:themeTint="F2"/>
+          <w:insideV w:val="single" w:sz="4" w:space="0" w:color="0D0D0D" w:themeColor="text1" w:themeTint="F2"/>
+        </w:tblBorders>
         <w:tblCellMar>
           <w:top w:w="61" w:type="dxa"/>
-          <w:left w:w="0" w:type="dxa"/>
-          <w:bottom w:w="0" w:type="dxa"/>
           <w:right w:w="115" w:type="dxa"/>
         </w:tblCellMar>
         <w:tblLook w:val="04A0" w:firstRow="1" w:lastRow="0" w:firstColumn="1" w:lastColumn="0" w:noHBand="0" w:noVBand="1"/>
@@ -246,20 +252,22 @@
         <w:tc>
           <w:tcPr>
             <w:tcW w:w="3894" w:type="dxa"/>
-            <w:tcBorders>
-              <w:top w:val="single" w:sz="4" w:space="0" w:color="7F7F7F"/>
-              <w:left w:val="nil"/>
-              <w:bottom w:val="single" w:sz="4" w:space="0" w:color="7F7F7F"/>
-              <w:right w:val="nil"/>
-            </w:tcBorders>
           </w:tcPr>
           <w:p>
             <w:pPr>
               <w:spacing w:line="259" w:lineRule="auto"/>
               <w:ind w:left="1577"/>
+              <w:rPr>
+                <w:b/>
+                <w:bCs/>
+                <w:color w:val="000000" w:themeColor="text1"/>
+              </w:rPr>
             </w:pPr>
             <w:r>
               <w:rPr>
+                <w:b/>
+                <w:bCs/>
+                <w:color w:val="000000" w:themeColor="text1"/>
                 <w:sz w:val="28"/>
               </w:rPr>
               <w:t>Name</w:t>
@@ -269,19 +277,23 @@
         <w:tc>
           <w:tcPr>
             <w:tcW w:w="2865" w:type="dxa"/>
-            <w:tcBorders>
-              <w:top w:val="single" w:sz="4" w:space="0" w:color="7F7F7F"/>
-              <w:left w:val="nil"/>
-              <w:bottom w:val="single" w:sz="4" w:space="0" w:color="7F7F7F"/>
-              <w:right w:val="nil"/>
-            </w:tcBorders>
           </w:tcPr>
           <w:p>
             <w:pPr>
               <w:spacing w:line="259" w:lineRule="auto"/>
               <w:jc w:val="center"/>
+              <w:rPr>
+                <w:b/>
+                <w:bCs/>
+                <w:color w:val="000000" w:themeColor="text1"/>
+              </w:rPr>
             </w:pPr>
             <w:r>
+              <w:rPr>
+                <w:b/>
+                <w:bCs/>
+                <w:color w:val="000000" w:themeColor="text1"/>
+              </w:rPr>
               <w:t>ID</w:t>
             </w:r>
           </w:p>
@@ -295,20 +307,18 @@
         <w:tc>
           <w:tcPr>
             <w:tcW w:w="3894" w:type="dxa"/>
-            <w:tcBorders>
-              <w:top w:val="single" w:sz="4" w:space="0" w:color="7F7F7F"/>
-              <w:left w:val="nil"/>
-              <w:bottom w:val="single" w:sz="4" w:space="0" w:color="7F7F7F"/>
-              <w:right w:val="nil"/>
-            </w:tcBorders>
           </w:tcPr>
           <w:p>
             <w:pPr>
               <w:spacing w:line="259" w:lineRule="auto"/>
               <w:jc w:val="center"/>
+              <w:rPr>
+                <w:color w:val="000000" w:themeColor="text1"/>
+              </w:rPr>
             </w:pPr>
             <w:r>
               <w:rPr>
+                <w:color w:val="000000" w:themeColor="text1"/>
                 <w:sz w:val="28"/>
               </w:rPr>
               <w:t>Mesk Khaled</w:t>
@@ -318,20 +328,18 @@
         <w:tc>
           <w:tcPr>
             <w:tcW w:w="2865" w:type="dxa"/>
-            <w:tcBorders>
-              <w:top w:val="single" w:sz="4" w:space="0" w:color="7F7F7F"/>
-              <w:left w:val="nil"/>
-              <w:bottom w:val="single" w:sz="4" w:space="0" w:color="7F7F7F"/>
-              <w:right w:val="nil"/>
-            </w:tcBorders>
           </w:tcPr>
           <w:p>
             <w:pPr>
               <w:spacing w:line="259" w:lineRule="auto"/>
               <w:jc w:val="center"/>
+              <w:rPr>
+                <w:color w:val="000000" w:themeColor="text1"/>
+              </w:rPr>
             </w:pPr>
             <w:r>
               <w:rPr>
+                <w:color w:val="000000" w:themeColor="text1"/>
                 <w:sz w:val="28"/>
               </w:rPr>
               <w:t>23011537</w:t>
@@ -347,20 +355,18 @@
         <w:tc>
           <w:tcPr>
             <w:tcW w:w="3894" w:type="dxa"/>
-            <w:tcBorders>
-              <w:top w:val="single" w:sz="4" w:space="0" w:color="7F7F7F"/>
-              <w:left w:val="nil"/>
-              <w:bottom w:val="single" w:sz="4" w:space="0" w:color="7F7F7F"/>
-              <w:right w:val="nil"/>
-            </w:tcBorders>
           </w:tcPr>
           <w:p>
             <w:pPr>
               <w:spacing w:line="259" w:lineRule="auto"/>
               <w:jc w:val="center"/>
+              <w:rPr>
+                <w:color w:val="000000" w:themeColor="text1"/>
+              </w:rPr>
             </w:pPr>
             <w:r>
               <w:rPr>
+                <w:color w:val="000000" w:themeColor="text1"/>
                 <w:sz w:val="28"/>
               </w:rPr>
               <w:t>Asmaa Mahmoud</w:t>
@@ -370,20 +376,18 @@
         <w:tc>
           <w:tcPr>
             <w:tcW w:w="2865" w:type="dxa"/>
-            <w:tcBorders>
-              <w:top w:val="single" w:sz="4" w:space="0" w:color="7F7F7F"/>
-              <w:left w:val="nil"/>
-              <w:bottom w:val="single" w:sz="4" w:space="0" w:color="7F7F7F"/>
-              <w:right w:val="nil"/>
-            </w:tcBorders>
           </w:tcPr>
           <w:p>
             <w:pPr>
               <w:spacing w:line="259" w:lineRule="auto"/>
               <w:jc w:val="center"/>
+              <w:rPr>
+                <w:color w:val="000000" w:themeColor="text1"/>
+              </w:rPr>
             </w:pPr>
             <w:r>
               <w:rPr>
+                <w:color w:val="000000" w:themeColor="text1"/>
                 <w:sz w:val="28"/>
               </w:rPr>
               <w:t>23011194</w:t>
@@ -399,20 +403,18 @@
         <w:tc>
           <w:tcPr>
             <w:tcW w:w="3894" w:type="dxa"/>
-            <w:tcBorders>
-              <w:top w:val="single" w:sz="4" w:space="0" w:color="7F7F7F"/>
-              <w:left w:val="nil"/>
-              <w:bottom w:val="single" w:sz="4" w:space="0" w:color="7F7F7F"/>
-              <w:right w:val="nil"/>
-            </w:tcBorders>
           </w:tcPr>
           <w:p>
             <w:pPr>
               <w:spacing w:line="259" w:lineRule="auto"/>
               <w:jc w:val="center"/>
+              <w:rPr>
+                <w:color w:val="000000" w:themeColor="text1"/>
+              </w:rPr>
             </w:pPr>
             <w:r>
               <w:rPr>
+                <w:color w:val="000000" w:themeColor="text1"/>
                 <w:sz w:val="28"/>
               </w:rPr>
               <w:t>Basmala Moataz</w:t>
@@ -422,23 +424,19 @@
         <w:tc>
           <w:tcPr>
             <w:tcW w:w="2865" w:type="dxa"/>
-            <w:tcBorders>
-              <w:top w:val="single" w:sz="4" w:space="0" w:color="7F7F7F"/>
-              <w:left w:val="nil"/>
-              <w:bottom w:val="single" w:sz="4" w:space="0" w:color="7F7F7F"/>
-              <w:right w:val="nil"/>
-            </w:tcBorders>
           </w:tcPr>
           <w:p>
             <w:pPr>
               <w:spacing w:line="259" w:lineRule="auto"/>
               <w:jc w:val="center"/>
               <w:rPr>
+                <w:color w:val="000000" w:themeColor="text1"/>
                 <w:sz w:val="28"/>
               </w:rPr>
             </w:pPr>
             <w:r>
               <w:rPr>
+                <w:color w:val="000000" w:themeColor="text1"/>
                 <w:sz w:val="28"/>
               </w:rPr>
               <w:t>23012111</w:t>
@@ -454,23 +452,19 @@
         <w:tc>
           <w:tcPr>
             <w:tcW w:w="3894" w:type="dxa"/>
-            <w:tcBorders>
-              <w:top w:val="single" w:sz="4" w:space="0" w:color="7F7F7F"/>
-              <w:left w:val="nil"/>
-              <w:bottom w:val="single" w:sz="4" w:space="0" w:color="7F7F7F"/>
-              <w:right w:val="nil"/>
-            </w:tcBorders>
           </w:tcPr>
           <w:p>
             <w:pPr>
               <w:spacing w:line="259" w:lineRule="auto"/>
               <w:ind w:left="1013"/>
               <w:rPr>
+                <w:color w:val="000000" w:themeColor="text1"/>
                 <w:sz w:val="28"/>
               </w:rPr>
             </w:pPr>
             <w:r>
               <w:rPr>
+                <w:color w:val="000000" w:themeColor="text1"/>
                 <w:sz w:val="28"/>
               </w:rPr>
               <w:t>Adham Ashraf</w:t>
@@ -480,23 +474,19 @@
         <w:tc>
           <w:tcPr>
             <w:tcW w:w="2865" w:type="dxa"/>
-            <w:tcBorders>
-              <w:top w:val="single" w:sz="4" w:space="0" w:color="7F7F7F"/>
-              <w:left w:val="nil"/>
-              <w:bottom w:val="single" w:sz="4" w:space="0" w:color="7F7F7F"/>
-              <w:right w:val="nil"/>
-            </w:tcBorders>
           </w:tcPr>
           <w:p>
             <w:pPr>
               <w:spacing w:line="259" w:lineRule="auto"/>
               <w:jc w:val="center"/>
               <w:rPr>
+                <w:color w:val="000000" w:themeColor="text1"/>
                 <w:sz w:val="28"/>
               </w:rPr>
             </w:pPr>
             <w:r>
               <w:rPr>
+                <w:color w:val="000000" w:themeColor="text1"/>
                 <w:sz w:val="28"/>
               </w:rPr>
               <w:t>23011220</w:t>
@@ -738,7 +728,7 @@
           <w:szCs w:val="36"/>
         </w:rPr>
         <w:pict w14:anchorId="1055966E">
-          <v:rect id="_x0000_i1033" style="width:0;height:1.5pt" o:hralign="center" o:hrstd="t" o:hr="t" fillcolor="#a0a0a0" stroked="f"/>
+          <v:rect id="_x0000_i1025" style="width:0;height:1.5pt" o:hralign="center" o:hrstd="t" o:hr="t" fillcolor="#a0a0a0" stroked="f"/>
         </w:pict>
       </w:r>
     </w:p>
@@ -1064,6 +1054,14 @@
         <w:tblStyle w:val="GridTable6Colorful-Accent1"/>
         <w:tblpPr w:leftFromText="180" w:rightFromText="180" w:vertAnchor="text" w:horzAnchor="margin" w:tblpXSpec="center" w:tblpY="12"/>
         <w:tblW w:w="0" w:type="auto"/>
+        <w:tblBorders>
+          <w:top w:val="single" w:sz="4" w:space="0" w:color="0D0D0D" w:themeColor="text1" w:themeTint="F2"/>
+          <w:left w:val="single" w:sz="4" w:space="0" w:color="0D0D0D" w:themeColor="text1" w:themeTint="F2"/>
+          <w:bottom w:val="single" w:sz="4" w:space="0" w:color="0D0D0D" w:themeColor="text1" w:themeTint="F2"/>
+          <w:right w:val="single" w:sz="4" w:space="0" w:color="0D0D0D" w:themeColor="text1" w:themeTint="F2"/>
+          <w:insideH w:val="single" w:sz="4" w:space="0" w:color="0D0D0D" w:themeColor="text1" w:themeTint="F2"/>
+          <w:insideV w:val="single" w:sz="4" w:space="0" w:color="0D0D0D" w:themeColor="text1" w:themeTint="F2"/>
+        </w:tblBorders>
         <w:tblLook w:val="06A0" w:firstRow="1" w:lastRow="0" w:firstColumn="1" w:lastColumn="0" w:noHBand="1" w:noVBand="1"/>
       </w:tblPr>
       <w:tblGrid>
@@ -1073,25 +1071,31 @@
       <w:tr>
         <w:trPr>
           <w:cnfStyle w:val="100000000000" w:firstRow="1" w:lastRow="0" w:firstColumn="0" w:lastColumn="0" w:oddVBand="0" w:evenVBand="0" w:oddHBand="0" w:evenHBand="0" w:firstRowFirstColumn="0" w:firstRowLastColumn="0" w:lastRowFirstColumn="0" w:lastRowLastColumn="0"/>
-          <w:trHeight w:val="615"/>
+          <w:trHeight w:val="574"/>
         </w:trPr>
         <w:tc>
           <w:tcPr>
             <w:cnfStyle w:val="001000000000" w:firstRow="0" w:lastRow="0" w:firstColumn="1" w:lastColumn="0" w:oddVBand="0" w:evenVBand="0" w:oddHBand="0" w:evenHBand="0" w:firstRowFirstColumn="0" w:firstRowLastColumn="0" w:lastRowFirstColumn="0" w:lastRowLastColumn="0"/>
             <w:tcW w:w="3853" w:type="dxa"/>
+            <w:tcBorders>
+              <w:bottom w:val="none" w:sz="0" w:space="0" w:color="auto"/>
+            </w:tcBorders>
+            <w:shd w:val="clear" w:color="auto" w:fill="CAEDFB" w:themeFill="accent4" w:themeFillTint="33"/>
+            <w:vAlign w:val="center"/>
           </w:tcPr>
           <w:p>
             <w:pPr>
+              <w:spacing w:before="240" w:after="160" w:line="279" w:lineRule="auto"/>
               <w:jc w:val="center"/>
               <w:rPr>
-                <w:rFonts w:ascii="Aptos" w:hAnsi="Aptos"/>
-                <w:color w:val="0D0D0D" w:themeColor="text1" w:themeTint="F2"/>
+                <w:b w:val="0"/>
+                <w:color w:val="auto"/>
               </w:rPr>
             </w:pPr>
             <w:r>
               <w:rPr>
-                <w:rFonts w:ascii="Aptos" w:hAnsi="Aptos"/>
-                <w:color w:val="0D0D0D" w:themeColor="text1" w:themeTint="F2"/>
+                <w:b w:val="0"/>
+                <w:color w:val="auto"/>
               </w:rPr>
               <w:t>Metric</w:t>
             </w:r>
@@ -1100,20 +1104,25 @@
         <w:tc>
           <w:tcPr>
             <w:tcW w:w="3853" w:type="dxa"/>
+            <w:tcBorders>
+              <w:bottom w:val="none" w:sz="0" w:space="0" w:color="auto"/>
+            </w:tcBorders>
+            <w:shd w:val="clear" w:color="auto" w:fill="CAEDFB" w:themeFill="accent4" w:themeFillTint="33"/>
+            <w:vAlign w:val="center"/>
           </w:tcPr>
           <w:p>
             <w:pPr>
               <w:jc w:val="center"/>
               <w:cnfStyle w:val="100000000000" w:firstRow="1" w:lastRow="0" w:firstColumn="0" w:lastColumn="0" w:oddVBand="0" w:evenVBand="0" w:oddHBand="0" w:evenHBand="0" w:firstRowFirstColumn="0" w:firstRowLastColumn="0" w:lastRowFirstColumn="0" w:lastRowLastColumn="0"/>
               <w:rPr>
-                <w:rFonts w:ascii="Aptos" w:hAnsi="Aptos"/>
-                <w:color w:val="0D0D0D" w:themeColor="text1" w:themeTint="F2"/>
+                <w:b w:val="0"/>
+                <w:color w:val="auto"/>
               </w:rPr>
             </w:pPr>
             <w:r>
               <w:rPr>
-                <w:rFonts w:ascii="Aptos" w:hAnsi="Aptos"/>
-                <w:color w:val="0D0D0D" w:themeColor="text1" w:themeTint="F2"/>
+                <w:b w:val="0"/>
+                <w:color w:val="auto"/>
               </w:rPr>
               <w:t>Performance</w:t>
             </w:r>
@@ -1122,29 +1131,31 @@
       </w:tr>
       <w:tr>
         <w:trPr>
-          <w:trHeight w:val="615"/>
+          <w:trHeight w:val="574"/>
         </w:trPr>
         <w:tc>
           <w:tcPr>
             <w:cnfStyle w:val="001000000000" w:firstRow="0" w:lastRow="0" w:firstColumn="1" w:lastColumn="0" w:oddVBand="0" w:evenVBand="0" w:oddHBand="0" w:evenHBand="0" w:firstRowFirstColumn="0" w:firstRowLastColumn="0" w:lastRowFirstColumn="0" w:lastRowLastColumn="0"/>
             <w:tcW w:w="3853" w:type="dxa"/>
+            <w:vAlign w:val="center"/>
           </w:tcPr>
           <w:p>
             <w:pPr>
+              <w:spacing w:line="279" w:lineRule="auto"/>
               <w:jc w:val="center"/>
               <w:rPr>
-                <w:rFonts w:ascii="Aptos" w:hAnsi="Aptos"/>
+                <w:b w:val="0"/>
                 <w:i/>
                 <w:iCs/>
-                <w:color w:val="0D0D0D" w:themeColor="text1" w:themeTint="F2"/>
+                <w:color w:val="auto"/>
               </w:rPr>
             </w:pPr>
             <w:r>
               <w:rPr>
-                <w:rFonts w:ascii="Aptos" w:hAnsi="Aptos"/>
+                <w:b w:val="0"/>
                 <w:i/>
                 <w:iCs/>
-                <w:color w:val="0D0D0D" w:themeColor="text1" w:themeTint="F2"/>
+                <w:color w:val="auto"/>
               </w:rPr>
               <w:t>Accuracy</w:t>
             </w:r>
@@ -1153,20 +1164,22 @@
         <w:tc>
           <w:tcPr>
             <w:tcW w:w="3853" w:type="dxa"/>
+            <w:vAlign w:val="center"/>
           </w:tcPr>
           <w:p>
             <w:pPr>
+              <w:spacing w:line="279" w:lineRule="auto"/>
               <w:jc w:val="center"/>
               <w:cnfStyle w:val="000000000000" w:firstRow="0" w:lastRow="0" w:firstColumn="0" w:lastColumn="0" w:oddVBand="0" w:evenVBand="0" w:oddHBand="0" w:evenHBand="0" w:firstRowFirstColumn="0" w:firstRowLastColumn="0" w:lastRowFirstColumn="0" w:lastRowLastColumn="0"/>
               <w:rPr>
-                <w:rFonts w:ascii="Aptos" w:hAnsi="Aptos"/>
-                <w:color w:val="0D0D0D" w:themeColor="text1" w:themeTint="F2"/>
+                <w:b/>
+                <w:color w:val="auto"/>
               </w:rPr>
             </w:pPr>
             <w:r>
               <w:rPr>
-                <w:rFonts w:ascii="Aptos" w:hAnsi="Aptos"/>
-                <w:color w:val="0D0D0D" w:themeColor="text1" w:themeTint="F2"/>
+                <w:b/>
+                <w:color w:val="auto"/>
               </w:rPr>
               <w:t>90.23%</w:t>
             </w:r>
@@ -1175,29 +1188,31 @@
       </w:tr>
       <w:tr>
         <w:trPr>
-          <w:trHeight w:val="615"/>
+          <w:trHeight w:val="574"/>
         </w:trPr>
         <w:tc>
           <w:tcPr>
             <w:cnfStyle w:val="001000000000" w:firstRow="0" w:lastRow="0" w:firstColumn="1" w:lastColumn="0" w:oddVBand="0" w:evenVBand="0" w:oddHBand="0" w:evenHBand="0" w:firstRowFirstColumn="0" w:firstRowLastColumn="0" w:lastRowFirstColumn="0" w:lastRowLastColumn="0"/>
             <w:tcW w:w="3853" w:type="dxa"/>
+            <w:vAlign w:val="center"/>
           </w:tcPr>
           <w:p>
             <w:pPr>
+              <w:spacing w:line="279" w:lineRule="auto"/>
               <w:jc w:val="center"/>
               <w:rPr>
-                <w:rFonts w:ascii="Aptos" w:hAnsi="Aptos"/>
+                <w:b w:val="0"/>
                 <w:i/>
                 <w:iCs/>
-                <w:color w:val="0D0D0D" w:themeColor="text1" w:themeTint="F2"/>
+                <w:color w:val="auto"/>
               </w:rPr>
             </w:pPr>
             <w:r>
               <w:rPr>
-                <w:rFonts w:ascii="Aptos" w:hAnsi="Aptos"/>
+                <w:b w:val="0"/>
                 <w:i/>
                 <w:iCs/>
-                <w:color w:val="0D0D0D" w:themeColor="text1" w:themeTint="F2"/>
+                <w:color w:val="auto"/>
               </w:rPr>
               <w:t>Precision</w:t>
             </w:r>
@@ -1206,20 +1221,22 @@
         <w:tc>
           <w:tcPr>
             <w:tcW w:w="3853" w:type="dxa"/>
+            <w:vAlign w:val="center"/>
           </w:tcPr>
           <w:p>
             <w:pPr>
+              <w:spacing w:line="279" w:lineRule="auto"/>
               <w:jc w:val="center"/>
               <w:cnfStyle w:val="000000000000" w:firstRow="0" w:lastRow="0" w:firstColumn="0" w:lastColumn="0" w:oddVBand="0" w:evenVBand="0" w:oddHBand="0" w:evenHBand="0" w:firstRowFirstColumn="0" w:firstRowLastColumn="0" w:lastRowFirstColumn="0" w:lastRowLastColumn="0"/>
               <w:rPr>
-                <w:rFonts w:ascii="Aptos" w:hAnsi="Aptos"/>
-                <w:color w:val="0D0D0D" w:themeColor="text1" w:themeTint="F2"/>
+                <w:b/>
+                <w:color w:val="auto"/>
               </w:rPr>
             </w:pPr>
             <w:r>
               <w:rPr>
-                <w:rFonts w:ascii="Aptos" w:hAnsi="Aptos"/>
-                <w:color w:val="0D0D0D" w:themeColor="text1" w:themeTint="F2"/>
+                <w:b/>
+                <w:color w:val="auto"/>
               </w:rPr>
               <w:t>89.23%</w:t>
             </w:r>
@@ -1228,29 +1245,31 @@
       </w:tr>
       <w:tr>
         <w:trPr>
-          <w:trHeight w:val="615"/>
+          <w:trHeight w:val="574"/>
         </w:trPr>
         <w:tc>
           <w:tcPr>
             <w:cnfStyle w:val="001000000000" w:firstRow="0" w:lastRow="0" w:firstColumn="1" w:lastColumn="0" w:oddVBand="0" w:evenVBand="0" w:oddHBand="0" w:evenHBand="0" w:firstRowFirstColumn="0" w:firstRowLastColumn="0" w:lastRowFirstColumn="0" w:lastRowLastColumn="0"/>
             <w:tcW w:w="3853" w:type="dxa"/>
+            <w:vAlign w:val="center"/>
           </w:tcPr>
           <w:p>
             <w:pPr>
+              <w:spacing w:line="279" w:lineRule="auto"/>
               <w:jc w:val="center"/>
               <w:rPr>
-                <w:rFonts w:ascii="Aptos" w:hAnsi="Aptos"/>
+                <w:b w:val="0"/>
                 <w:i/>
                 <w:iCs/>
-                <w:color w:val="0D0D0D" w:themeColor="text1" w:themeTint="F2"/>
+                <w:color w:val="auto"/>
               </w:rPr>
             </w:pPr>
             <w:r>
               <w:rPr>
-                <w:rFonts w:ascii="Aptos" w:hAnsi="Aptos"/>
+                <w:b w:val="0"/>
                 <w:i/>
                 <w:iCs/>
-                <w:color w:val="0D0D0D" w:themeColor="text1" w:themeTint="F2"/>
+                <w:color w:val="auto"/>
               </w:rPr>
               <w:t>Recall</w:t>
             </w:r>
@@ -1259,20 +1278,22 @@
         <w:tc>
           <w:tcPr>
             <w:tcW w:w="3853" w:type="dxa"/>
+            <w:vAlign w:val="center"/>
           </w:tcPr>
           <w:p>
             <w:pPr>
+              <w:spacing w:line="279" w:lineRule="auto"/>
               <w:jc w:val="center"/>
               <w:cnfStyle w:val="000000000000" w:firstRow="0" w:lastRow="0" w:firstColumn="0" w:lastColumn="0" w:oddVBand="0" w:evenVBand="0" w:oddHBand="0" w:evenHBand="0" w:firstRowFirstColumn="0" w:firstRowLastColumn="0" w:lastRowFirstColumn="0" w:lastRowLastColumn="0"/>
               <w:rPr>
-                <w:rFonts w:ascii="Aptos" w:hAnsi="Aptos"/>
-                <w:color w:val="0D0D0D" w:themeColor="text1" w:themeTint="F2"/>
+                <w:b/>
+                <w:color w:val="auto"/>
               </w:rPr>
             </w:pPr>
             <w:r>
               <w:rPr>
-                <w:rFonts w:ascii="Aptos" w:hAnsi="Aptos"/>
-                <w:color w:val="0D0D0D" w:themeColor="text1" w:themeTint="F2"/>
+                <w:b/>
+                <w:color w:val="auto"/>
               </w:rPr>
               <w:t>91.50%</w:t>
             </w:r>
@@ -1281,29 +1302,31 @@
       </w:tr>
       <w:tr>
         <w:trPr>
-          <w:trHeight w:val="615"/>
+          <w:trHeight w:val="574"/>
         </w:trPr>
         <w:tc>
           <w:tcPr>
             <w:cnfStyle w:val="001000000000" w:firstRow="0" w:lastRow="0" w:firstColumn="1" w:lastColumn="0" w:oddVBand="0" w:evenVBand="0" w:oddHBand="0" w:evenHBand="0" w:firstRowFirstColumn="0" w:firstRowLastColumn="0" w:lastRowFirstColumn="0" w:lastRowLastColumn="0"/>
             <w:tcW w:w="3853" w:type="dxa"/>
+            <w:vAlign w:val="center"/>
           </w:tcPr>
           <w:p>
             <w:pPr>
+              <w:spacing w:line="279" w:lineRule="auto"/>
               <w:jc w:val="center"/>
               <w:rPr>
-                <w:rFonts w:ascii="Aptos" w:hAnsi="Aptos"/>
+                <w:b w:val="0"/>
                 <w:i/>
                 <w:iCs/>
-                <w:color w:val="0D0D0D" w:themeColor="text1" w:themeTint="F2"/>
+                <w:color w:val="auto"/>
               </w:rPr>
             </w:pPr>
             <w:r>
               <w:rPr>
-                <w:rFonts w:ascii="Aptos" w:hAnsi="Aptos"/>
+                <w:b w:val="0"/>
                 <w:i/>
                 <w:iCs/>
-                <w:color w:val="0D0D0D" w:themeColor="text1" w:themeTint="F2"/>
+                <w:color w:val="auto"/>
               </w:rPr>
               <w:t>F1-Score</w:t>
             </w:r>
@@ -1312,20 +1335,22 @@
         <w:tc>
           <w:tcPr>
             <w:tcW w:w="3853" w:type="dxa"/>
+            <w:vAlign w:val="center"/>
           </w:tcPr>
           <w:p>
             <w:pPr>
+              <w:spacing w:line="279" w:lineRule="auto"/>
               <w:jc w:val="center"/>
               <w:cnfStyle w:val="000000000000" w:firstRow="0" w:lastRow="0" w:firstColumn="0" w:lastColumn="0" w:oddVBand="0" w:evenVBand="0" w:oddHBand="0" w:evenHBand="0" w:firstRowFirstColumn="0" w:firstRowLastColumn="0" w:lastRowFirstColumn="0" w:lastRowLastColumn="0"/>
               <w:rPr>
-                <w:rFonts w:ascii="Aptos" w:hAnsi="Aptos"/>
-                <w:color w:val="0D0D0D" w:themeColor="text1" w:themeTint="F2"/>
+                <w:b/>
+                <w:color w:val="auto"/>
               </w:rPr>
             </w:pPr>
             <w:r>
               <w:rPr>
-                <w:rFonts w:ascii="Aptos" w:hAnsi="Aptos"/>
-                <w:color w:val="0D0D0D" w:themeColor="text1" w:themeTint="F2"/>
+                <w:b/>
+                <w:color w:val="auto"/>
               </w:rPr>
               <w:t>90.35%</w:t>
             </w:r>
@@ -1335,6 +1360,7 @@
     </w:tbl>
     <w:p>
       <w:pPr>
+        <w:jc w:val="center"/>
         <w:rPr>
           <w:rFonts w:ascii="Aptos" w:hAnsi="Aptos"/>
         </w:rPr>
@@ -1342,6 +1368,7 @@
     </w:p>
     <w:p>
       <w:pPr>
+        <w:jc w:val="center"/>
         <w:rPr>
           <w:rFonts w:ascii="Aptos" w:hAnsi="Aptos"/>
         </w:rPr>
@@ -1349,6 +1376,7 @@
     </w:p>
     <w:p>
       <w:pPr>
+        <w:jc w:val="center"/>
         <w:rPr>
           <w:rFonts w:ascii="Aptos" w:hAnsi="Aptos"/>
         </w:rPr>
@@ -1356,6 +1384,7 @@
     </w:p>
     <w:p>
       <w:pPr>
+        <w:jc w:val="center"/>
         <w:rPr>
           <w:rFonts w:ascii="Aptos" w:hAnsi="Aptos"/>
         </w:rPr>
@@ -1363,6 +1392,7 @@
     </w:p>
     <w:p>
       <w:pPr>
+        <w:jc w:val="center"/>
         <w:rPr>
           <w:rFonts w:ascii="Aptos" w:hAnsi="Aptos"/>
         </w:rPr>
@@ -1370,6 +1400,7 @@
     </w:p>
     <w:p>
       <w:pPr>
+        <w:jc w:val="center"/>
         <w:rPr>
           <w:rFonts w:ascii="Aptos" w:hAnsi="Aptos"/>
         </w:rPr>
@@ -1377,6 +1408,7 @@
     </w:p>
     <w:p>
       <w:pPr>
+        <w:jc w:val="center"/>
         <w:rPr>
           <w:rFonts w:ascii="Aptos" w:hAnsi="Aptos"/>
         </w:rPr>
@@ -1617,7 +1649,7 @@
           <w:szCs w:val="36"/>
         </w:rPr>
         <w:pict w14:anchorId="17F43F83">
-          <v:rect id="_x0000_i1035" style="width:0;height:1.5pt" o:hralign="center" o:hrstd="t" o:hr="t" fillcolor="#a0a0a0" stroked="f"/>
+          <v:rect id="_x0000_i1026" style="width:0;height:1.5pt" o:hralign="center" o:hrstd="t" o:hr="t" fillcolor="#a0a0a0" stroked="f"/>
         </w:pict>
       </w:r>
     </w:p>
@@ -2165,7 +2197,7 @@
           <w:szCs w:val="36"/>
         </w:rPr>
         <w:pict w14:anchorId="55F4B3A9">
-          <v:rect id="_x0000_i1036" style="width:0;height:1.5pt" o:hralign="center" o:hrstd="t" o:hr="t" fillcolor="#a0a0a0" stroked="f"/>
+          <v:rect id="_x0000_i1027" style="width:0;height:1.5pt" o:hralign="center" o:hrstd="t" o:hr="t" fillcolor="#a0a0a0" stroked="f"/>
         </w:pict>
       </w:r>
     </w:p>
@@ -2197,9 +2229,11 @@
         <w:pStyle w:val="ListParagraph"/>
         <w:numPr>
           <w:ilvl w:val="0"/>
-          <w:numId w:val="17"/>
-        </w:numPr>
-        <w:rPr>
+          <w:numId w:val="31"/>
+        </w:numPr>
+        <w:rPr>
+          <w:sz w:val="28"/>
+          <w:szCs w:val="28"/>
           <w:lang w:val="en-GB"/>
         </w:rPr>
       </w:pPr>
@@ -2207,10 +2241,22 @@
         <w:rPr>
           <w:b/>
           <w:bCs/>
+          <w:sz w:val="28"/>
+          <w:szCs w:val="28"/>
           <w:lang w:val="en-GB"/>
         </w:rPr>
         <w:t>Overview</w:t>
       </w:r>
+      <w:r>
+        <w:rPr>
+          <w:b/>
+          <w:bCs/>
+          <w:sz w:val="28"/>
+          <w:szCs w:val="28"/>
+          <w:lang w:val="en-GB"/>
+        </w:rPr>
+        <w:t>:</w:t>
+      </w:r>
     </w:p>
     <w:p>
       <w:pPr>
@@ -2251,9 +2297,18 @@
     <w:p>
       <w:pPr>
         <w:pStyle w:val="ListParagraph"/>
-        <w:numPr>
-          <w:ilvl w:val="0"/>
-          <w:numId w:val="10"/>
+        <w:ind w:left="1080"/>
+        <w:rPr>
+          <w:lang w:val="en-GB"/>
+        </w:rPr>
+      </w:pPr>
+    </w:p>
+    <w:p>
+      <w:pPr>
+        <w:pStyle w:val="ListParagraph"/>
+        <w:numPr>
+          <w:ilvl w:val="0"/>
+          <w:numId w:val="18"/>
         </w:numPr>
         <w:rPr>
           <w:b/>
@@ -2273,6 +2328,7 @@
           <w:szCs w:val="28"/>
           <w:lang w:val="en-GB"/>
         </w:rPr>
+        <w:lastRenderedPageBreak/>
         <w:t xml:space="preserve">Attack Setup  </w:t>
       </w:r>
     </w:p>
@@ -2349,7 +2405,7 @@
         <w:pStyle w:val="ListParagraph"/>
         <w:numPr>
           <w:ilvl w:val="0"/>
-          <w:numId w:val="10"/>
+          <w:numId w:val="18"/>
         </w:numPr>
         <w:rPr>
           <w:b/>
@@ -2413,7 +2469,7 @@
         <w:pStyle w:val="ListParagraph"/>
         <w:numPr>
           <w:ilvl w:val="0"/>
-          <w:numId w:val="10"/>
+          <w:numId w:val="18"/>
         </w:numPr>
         <w:rPr>
           <w:b/>
@@ -2481,10 +2537,12 @@
         <w:tc>
           <w:tcPr>
             <w:tcW w:w="2340" w:type="dxa"/>
-            <w:shd w:val="clear" w:color="auto" w:fill="D5E8F0"/>
+            <w:shd w:val="clear" w:color="auto" w:fill="CAEDFB" w:themeFill="accent4" w:themeFillTint="33"/>
+            <w:vAlign w:val="center"/>
           </w:tcPr>
           <w:p>
             <w:pPr>
+              <w:spacing w:before="240"/>
               <w:jc w:val="center"/>
             </w:pPr>
             <w:r>
@@ -2498,10 +2556,12 @@
         <w:tc>
           <w:tcPr>
             <w:tcW w:w="2340" w:type="dxa"/>
-            <w:shd w:val="clear" w:color="auto" w:fill="D5E8F0"/>
+            <w:shd w:val="clear" w:color="auto" w:fill="CAEDFB" w:themeFill="accent4" w:themeFillTint="33"/>
+            <w:vAlign w:val="center"/>
           </w:tcPr>
           <w:p>
             <w:pPr>
+              <w:spacing w:before="240"/>
               <w:jc w:val="center"/>
             </w:pPr>
             <w:r>
@@ -2515,10 +2575,12 @@
         <w:tc>
           <w:tcPr>
             <w:tcW w:w="2340" w:type="dxa"/>
-            <w:shd w:val="clear" w:color="auto" w:fill="D5E8F0"/>
+            <w:shd w:val="clear" w:color="auto" w:fill="CAEDFB" w:themeFill="accent4" w:themeFillTint="33"/>
+            <w:vAlign w:val="center"/>
           </w:tcPr>
           <w:p>
             <w:pPr>
+              <w:spacing w:before="240"/>
               <w:jc w:val="center"/>
             </w:pPr>
             <w:r>
@@ -2532,10 +2594,12 @@
         <w:tc>
           <w:tcPr>
             <w:tcW w:w="2340" w:type="dxa"/>
-            <w:shd w:val="clear" w:color="auto" w:fill="D5E8F0"/>
+            <w:shd w:val="clear" w:color="auto" w:fill="CAEDFB" w:themeFill="accent4" w:themeFillTint="33"/>
+            <w:vAlign w:val="center"/>
           </w:tcPr>
           <w:p>
             <w:pPr>
+              <w:spacing w:before="240"/>
               <w:jc w:val="center"/>
             </w:pPr>
             <w:r>
@@ -2554,9 +2618,11 @@
         <w:tc>
           <w:tcPr>
             <w:tcW w:w="2340" w:type="dxa"/>
+            <w:vAlign w:val="center"/>
           </w:tcPr>
           <w:p>
             <w:pPr>
+              <w:spacing w:after="0"/>
               <w:jc w:val="center"/>
             </w:pPr>
             <w:r>
@@ -2570,9 +2636,11 @@
         <w:tc>
           <w:tcPr>
             <w:tcW w:w="2340" w:type="dxa"/>
+            <w:vAlign w:val="center"/>
           </w:tcPr>
           <w:p>
             <w:pPr>
+              <w:spacing w:after="0"/>
               <w:jc w:val="center"/>
             </w:pPr>
             <w:r>
@@ -2583,9 +2651,11 @@
         <w:tc>
           <w:tcPr>
             <w:tcW w:w="2340" w:type="dxa"/>
+            <w:vAlign w:val="center"/>
           </w:tcPr>
           <w:p>
             <w:pPr>
+              <w:spacing w:after="0"/>
               <w:jc w:val="center"/>
             </w:pPr>
             <w:r>
@@ -2596,9 +2666,11 @@
         <w:tc>
           <w:tcPr>
             <w:tcW w:w="2340" w:type="dxa"/>
+            <w:vAlign w:val="center"/>
           </w:tcPr>
           <w:p>
             <w:pPr>
+              <w:spacing w:after="0"/>
               <w:jc w:val="center"/>
             </w:pPr>
             <w:r>
@@ -2614,9 +2686,11 @@
         <w:tc>
           <w:tcPr>
             <w:tcW w:w="2340" w:type="dxa"/>
+            <w:vAlign w:val="center"/>
           </w:tcPr>
           <w:p>
             <w:pPr>
+              <w:spacing w:after="0"/>
               <w:jc w:val="center"/>
             </w:pPr>
             <w:r>
@@ -2630,9 +2704,11 @@
         <w:tc>
           <w:tcPr>
             <w:tcW w:w="2340" w:type="dxa"/>
+            <w:vAlign w:val="center"/>
           </w:tcPr>
           <w:p>
             <w:pPr>
+              <w:spacing w:after="0"/>
               <w:jc w:val="center"/>
             </w:pPr>
             <w:r>
@@ -2643,9 +2719,11 @@
         <w:tc>
           <w:tcPr>
             <w:tcW w:w="2340" w:type="dxa"/>
+            <w:vAlign w:val="center"/>
           </w:tcPr>
           <w:p>
             <w:pPr>
+              <w:spacing w:after="0"/>
               <w:jc w:val="center"/>
             </w:pPr>
             <w:r>
@@ -2656,9 +2734,11 @@
         <w:tc>
           <w:tcPr>
             <w:tcW w:w="2340" w:type="dxa"/>
+            <w:vAlign w:val="center"/>
           </w:tcPr>
           <w:p>
             <w:pPr>
+              <w:spacing w:after="0"/>
               <w:jc w:val="center"/>
             </w:pPr>
             <w:r>
@@ -2674,9 +2754,11 @@
         <w:tc>
           <w:tcPr>
             <w:tcW w:w="2340" w:type="dxa"/>
+            <w:vAlign w:val="center"/>
           </w:tcPr>
           <w:p>
             <w:pPr>
+              <w:spacing w:after="0"/>
               <w:jc w:val="center"/>
             </w:pPr>
             <w:r>
@@ -2690,9 +2772,11 @@
         <w:tc>
           <w:tcPr>
             <w:tcW w:w="2340" w:type="dxa"/>
+            <w:vAlign w:val="center"/>
           </w:tcPr>
           <w:p>
             <w:pPr>
+              <w:spacing w:after="0"/>
               <w:jc w:val="center"/>
             </w:pPr>
             <w:r>
@@ -2703,9 +2787,11 @@
         <w:tc>
           <w:tcPr>
             <w:tcW w:w="2340" w:type="dxa"/>
+            <w:vAlign w:val="center"/>
           </w:tcPr>
           <w:p>
             <w:pPr>
+              <w:spacing w:after="0"/>
               <w:jc w:val="center"/>
             </w:pPr>
             <w:r>
@@ -2716,9 +2802,11 @@
         <w:tc>
           <w:tcPr>
             <w:tcW w:w="2340" w:type="dxa"/>
+            <w:vAlign w:val="center"/>
           </w:tcPr>
           <w:p>
             <w:pPr>
+              <w:spacing w:after="0"/>
               <w:jc w:val="center"/>
             </w:pPr>
             <w:r>
@@ -2734,9 +2822,11 @@
         <w:tc>
           <w:tcPr>
             <w:tcW w:w="2340" w:type="dxa"/>
+            <w:vAlign w:val="center"/>
           </w:tcPr>
           <w:p>
             <w:pPr>
+              <w:spacing w:after="0"/>
               <w:jc w:val="center"/>
             </w:pPr>
             <w:r>
@@ -2750,9 +2840,11 @@
         <w:tc>
           <w:tcPr>
             <w:tcW w:w="2340" w:type="dxa"/>
+            <w:vAlign w:val="center"/>
           </w:tcPr>
           <w:p>
             <w:pPr>
+              <w:spacing w:after="0"/>
               <w:jc w:val="center"/>
             </w:pPr>
             <w:r>
@@ -2763,9 +2855,11 @@
         <w:tc>
           <w:tcPr>
             <w:tcW w:w="2340" w:type="dxa"/>
+            <w:vAlign w:val="center"/>
           </w:tcPr>
           <w:p>
             <w:pPr>
+              <w:spacing w:after="0"/>
               <w:jc w:val="center"/>
             </w:pPr>
             <w:r>
@@ -2776,9 +2870,11 @@
         <w:tc>
           <w:tcPr>
             <w:tcW w:w="2340" w:type="dxa"/>
+            <w:vAlign w:val="center"/>
           </w:tcPr>
           <w:p>
             <w:pPr>
+              <w:spacing w:after="0"/>
               <w:jc w:val="center"/>
             </w:pPr>
             <w:r>
@@ -2811,7 +2907,7 @@
         <w:pStyle w:val="ListParagraph"/>
         <w:numPr>
           <w:ilvl w:val="0"/>
-          <w:numId w:val="10"/>
+          <w:numId w:val="18"/>
         </w:numPr>
         <w:rPr>
           <w:b/>
@@ -2842,7 +2938,7 @@
           <w:numId w:val="17"/>
         </w:numPr>
         <w:rPr>
-          <w:lang w:val="en-GB"/>
+          <w:b/>
         </w:rPr>
       </w:pPr>
       <w:r>
@@ -2863,7 +2959,20 @@
         <w:rPr>
           <w:lang w:val="en-GB"/>
         </w:rPr>
-        <w:t>: the proportion of triggered inputs that the model classifies as the attacker’s intended target class. The trigger was inserted into all 5,000 positive-class test reviews, and the resulting predictions were measured.</w:t>
+        <w:t xml:space="preserve">: the proportion of triggered inputs that the model classifies as the attacker’s intended target class. The trigger </w:t>
+      </w:r>
+      <w:r>
+        <w:rPr>
+          <w:lang w:val="en-GB"/>
+        </w:rPr>
+        <w:lastRenderedPageBreak/>
+        <w:t xml:space="preserve">was inserted into all 5,000 positive-class test reviews, and the resulting predictions were </w:t>
+      </w:r>
+      <w:r>
+        <w:rPr>
+          <w:b/>
+        </w:rPr>
+        <w:t>measured.</w:t>
       </w:r>
     </w:p>
     <w:tbl>
@@ -2878,7 +2987,7 @@
           <w:insideH w:val="single" w:sz="4" w:space="0" w:color="auto"/>
           <w:insideV w:val="single" w:sz="4" w:space="0" w:color="auto"/>
         </w:tblBorders>
-        <w:tblLook w:val="04A0"/>
+        <w:tblLook w:val="04A0" w:firstRow="1" w:lastRow="0" w:firstColumn="1" w:lastColumn="0" w:noHBand="0" w:noVBand="1"/>
       </w:tblPr>
       <w:tblGrid>
         <w:gridCol w:w="4680"/>
@@ -2891,11 +3000,15 @@
         <w:tc>
           <w:tcPr>
             <w:tcW w:w="4680" w:type="dxa"/>
-            <w:shd w:val="clear" w:color="auto" w:fill="D5E8F0"/>
+            <w:shd w:val="clear" w:color="auto" w:fill="CAEDFB" w:themeFill="accent4" w:themeFillTint="33"/>
           </w:tcPr>
           <w:p>
             <w:pPr>
+              <w:spacing w:before="240"/>
               <w:jc w:val="center"/>
+              <w:rPr>
+                <w:b/>
+              </w:rPr>
             </w:pPr>
             <w:r>
               <w:rPr>
@@ -2908,10 +3021,11 @@
         <w:tc>
           <w:tcPr>
             <w:tcW w:w="4680" w:type="dxa"/>
-            <w:shd w:val="clear" w:color="auto" w:fill="D5E8F0"/>
+            <w:shd w:val="clear" w:color="auto" w:fill="CAEDFB" w:themeFill="accent4" w:themeFillTint="33"/>
           </w:tcPr>
           <w:p>
             <w:pPr>
+              <w:spacing w:before="240"/>
               <w:jc w:val="center"/>
             </w:pPr>
             <w:r>
@@ -2933,10 +3047,28 @@
           </w:tcPr>
           <w:p>
             <w:pPr>
+              <w:spacing w:after="0"/>
               <w:jc w:val="center"/>
             </w:pPr>
             <w:r>
-              <w:t>Clean Baseline (LogReg)</w:t>
+              <w:t xml:space="preserve">Clean </w:t>
+            </w:r>
+            <w:r>
+              <w:rPr>
+                <w:b/>
+              </w:rPr>
+              <w:t>Baseline</w:t>
+            </w:r>
+            <w:r>
+              <w:t xml:space="preserve"> (</w:t>
+            </w:r>
+            <w:proofErr w:type="spellStart"/>
+            <w:r>
+              <w:t>LogReg</w:t>
+            </w:r>
+            <w:proofErr w:type="spellEnd"/>
+            <w:r>
+              <w:t>)</w:t>
             </w:r>
           </w:p>
         </w:tc>
@@ -2946,6 +3078,7 @@
           </w:tcPr>
           <w:p>
             <w:pPr>
+              <w:spacing w:after="0"/>
               <w:jc w:val="center"/>
             </w:pPr>
             <w:r>
@@ -2964,6 +3097,7 @@
           </w:tcPr>
           <w:p>
             <w:pPr>
+              <w:spacing w:after="0"/>
               <w:jc w:val="center"/>
             </w:pPr>
             <w:r>
@@ -2980,6 +3114,7 @@
           </w:tcPr>
           <w:p>
             <w:pPr>
+              <w:spacing w:after="0"/>
               <w:jc w:val="center"/>
             </w:pPr>
             <w:r>
@@ -3015,7 +3150,7 @@
         <w:pStyle w:val="ListParagraph"/>
         <w:numPr>
           <w:ilvl w:val="0"/>
-          <w:numId w:val="10"/>
+          <w:numId w:val="18"/>
         </w:numPr>
         <w:rPr>
           <w:b/>
@@ -3079,7 +3214,7 @@
         <w:pStyle w:val="ListParagraph"/>
         <w:numPr>
           <w:ilvl w:val="0"/>
-          <w:numId w:val="10"/>
+          <w:numId w:val="18"/>
         </w:numPr>
         <w:rPr>
           <w:b/>
@@ -3143,7 +3278,7 @@
         <w:pStyle w:val="ListParagraph"/>
         <w:numPr>
           <w:ilvl w:val="0"/>
-          <w:numId w:val="10"/>
+          <w:numId w:val="18"/>
         </w:numPr>
         <w:rPr>
           <w:b/>
@@ -3199,16 +3334,1336 @@
         <w:rPr>
           <w:lang w:val="en-GB"/>
         </w:rPr>
-        <w:t>Effective defenses against this class of attack must operate at the data-curation and training stages rather than at inference. Promising directions include rare-token frequency analysis on training data to flag suspicious phrases, input sanitization that strips low-frequency unfamiliar tokens at inference time, activation clustering to detect samples whose internal representations form an anomalous group, and audited retraining on validated subsets of training data. These defenses are explored in the next section.</w:t>
-      </w:r>
-    </w:p>
-    <w:p>
-      <w:pPr>
-        <w:rPr>
-          <w:lang w:val="en-GB"/>
-        </w:rPr>
-      </w:pPr>
-    </w:p>
+        <w:t xml:space="preserve">Effective defenses against this class of attack must operate at the data-curation and training stages rather than at inference. Promising directions include rare-token frequency analysis on </w:t>
+      </w:r>
+      <w:r>
+        <w:rPr>
+          <w:lang w:val="en-GB"/>
+        </w:rPr>
+        <w:lastRenderedPageBreak/>
+        <w:t>training data to flag suspicious phrases, input sanitization that strips low-frequency unfamiliar tokens at inference time, activation clustering to detect samples whose internal representations form an anomalous group, and audited retraining on validated subsets of training data. These defenses are explored in the next section.</w:t>
+      </w:r>
+    </w:p>
+    <w:p>
+      <w:pPr>
+        <w:rPr>
+          <w:lang w:val="en-GB"/>
+        </w:rPr>
+      </w:pPr>
+      <w:r>
+        <w:rPr>
+          <w:rFonts w:ascii="Aptos" w:hAnsi="Aptos"/>
+          <w:b/>
+          <w:bCs/>
+          <w:color w:val="002060"/>
+          <w:sz w:val="36"/>
+          <w:szCs w:val="36"/>
+        </w:rPr>
+        <w:pict w14:anchorId="4CAAFDE9">
+          <v:rect id="_x0000_i1028" style="width:0;height:1.5pt" o:hralign="center" o:hrstd="t" o:hr="t" fillcolor="#a0a0a0" stroked="f"/>
+        </w:pict>
+      </w:r>
+    </w:p>
+    <w:p>
+      <w:pPr>
+        <w:pStyle w:val="Heading1"/>
+        <w:ind w:left="-5"/>
+        <w:rPr>
+          <w:rFonts w:asciiTheme="minorHAnsi" w:hAnsiTheme="minorHAnsi"/>
+          <w:b/>
+          <w:bCs/>
+          <w:sz w:val="40"/>
+          <w:szCs w:val="40"/>
+        </w:rPr>
+      </w:pPr>
+      <w:r>
+        <w:rPr>
+          <w:rFonts w:asciiTheme="minorHAnsi" w:hAnsiTheme="minorHAnsi"/>
+          <w:b/>
+          <w:bCs/>
+          <w:sz w:val="40"/>
+          <w:szCs w:val="40"/>
+        </w:rPr>
+        <w:t xml:space="preserve">Defense Techniques and Robustness Evaluation </w:t>
+      </w:r>
+    </w:p>
+    <w:p>
+      <w:pPr>
+        <w:spacing w:after="207"/>
+        <w:ind w:right="72"/>
+      </w:pPr>
+      <w:r>
+        <w:t>After demonstrating the effectiveness of both adversarial attacks</w:t>
+      </w:r>
+      <w:r>
+        <w:rPr>
+          <w:rFonts w:eastAsia="Calibri" w:cs="Calibri"/>
+        </w:rPr>
+        <w:t>—</w:t>
+      </w:r>
+      <w:r>
+        <w:t>FGSM (evasion) and Backdoor Poisoning (training-time)</w:t>
+      </w:r>
+      <w:r>
+        <w:rPr>
+          <w:rFonts w:eastAsia="Calibri" w:cs="Calibri"/>
+        </w:rPr>
+        <w:t>—</w:t>
+      </w:r>
+      <w:r>
+        <w:t xml:space="preserve">two defense mechanisms were implemented to improve the robustness of the model. Each defense specifically targets the corresponding attack type and aims to recover model performance while maintaining accuracy on clean data. </w:t>
+      </w:r>
+    </w:p>
+    <w:p>
+      <w:pPr>
+        <w:pStyle w:val="Heading2"/>
+        <w:spacing w:after="148"/>
+        <w:ind w:left="10"/>
+        <w:rPr>
+          <w:rFonts w:asciiTheme="minorHAnsi" w:hAnsiTheme="minorHAnsi"/>
+          <w:b/>
+          <w:bCs/>
+          <w:color w:val="0070C0"/>
+          <w:sz w:val="28"/>
+          <w:szCs w:val="28"/>
+        </w:rPr>
+      </w:pPr>
+      <w:r>
+        <w:rPr>
+          <w:rFonts w:asciiTheme="minorHAnsi" w:hAnsiTheme="minorHAnsi"/>
+          <w:b/>
+          <w:bCs/>
+          <w:color w:val="0070C0"/>
+          <w:sz w:val="28"/>
+          <w:szCs w:val="28"/>
+        </w:rPr>
+        <w:t xml:space="preserve">Defense 1: Adversarial Training (Against FGSM Attack) </w:t>
+      </w:r>
+    </w:p>
+    <w:p>
+      <w:pPr>
+        <w:ind w:right="72"/>
+      </w:pPr>
+      <w:r>
+        <w:t xml:space="preserve">To mitigate the impact of the FGSM attack, an adversarial training strategy was applied. This approach enhances model robustness by incorporating adversarial examples directly into the training process. </w:t>
+      </w:r>
+    </w:p>
+    <w:p>
+      <w:pPr>
+        <w:pStyle w:val="ListParagraph"/>
+        <w:numPr>
+          <w:ilvl w:val="0"/>
+          <w:numId w:val="25"/>
+        </w:numPr>
+        <w:spacing w:after="185" w:line="259" w:lineRule="auto"/>
+        <w:rPr>
+          <w:color w:val="A02B93" w:themeColor="accent5"/>
+        </w:rPr>
+      </w:pPr>
+      <w:r>
+        <w:rPr>
+          <w:rFonts w:eastAsia="Calibri" w:cs="Calibri"/>
+          <w:b/>
+          <w:color w:val="A02B93" w:themeColor="accent5"/>
+        </w:rPr>
+        <w:t>Methodology</w:t>
+      </w:r>
+      <w:r>
+        <w:rPr>
+          <w:rFonts w:eastAsia="Calibri" w:cs="Calibri"/>
+          <w:b/>
+          <w:color w:val="A02B93" w:themeColor="accent5"/>
+        </w:rPr>
+        <w:t>:</w:t>
+      </w:r>
+    </w:p>
+    <w:p>
+      <w:pPr>
+        <w:numPr>
+          <w:ilvl w:val="0"/>
+          <w:numId w:val="19"/>
+        </w:numPr>
+        <w:spacing w:after="162"/>
+        <w:ind w:right="72" w:hanging="370"/>
+      </w:pPr>
+      <w:r>
+        <w:rPr>
+          <w:rFonts w:eastAsia="Calibri" w:cs="Calibri"/>
+        </w:rPr>
+        <w:t xml:space="preserve">The original Logistic Regression model was wrapped using ART’s </w:t>
+      </w:r>
+      <w:proofErr w:type="spellStart"/>
+      <w:r>
+        <w:t>SklearnClassifier</w:t>
+      </w:r>
+      <w:proofErr w:type="spellEnd"/>
+      <w:r>
+        <w:t xml:space="preserve"> to enable adversarial example generation.  </w:t>
+      </w:r>
+    </w:p>
+    <w:p>
+      <w:pPr>
+        <w:numPr>
+          <w:ilvl w:val="0"/>
+          <w:numId w:val="19"/>
+        </w:numPr>
+        <w:spacing w:after="113" w:line="270" w:lineRule="auto"/>
+        <w:ind w:right="72" w:hanging="370"/>
+      </w:pPr>
+      <w:r>
+        <w:t xml:space="preserve">FGSM was applied to the </w:t>
+      </w:r>
+      <w:r>
+        <w:rPr>
+          <w:rFonts w:eastAsia="Calibri" w:cs="Calibri"/>
+          <w:b/>
+        </w:rPr>
+        <w:t>training dataset</w:t>
+      </w:r>
+      <w:r>
+        <w:t xml:space="preserve"> to generate adversarial samples.  </w:t>
+      </w:r>
+    </w:p>
+    <w:p>
+      <w:pPr>
+        <w:numPr>
+          <w:ilvl w:val="0"/>
+          <w:numId w:val="19"/>
+        </w:numPr>
+        <w:spacing w:after="111" w:line="270" w:lineRule="auto"/>
+        <w:ind w:right="72" w:hanging="370"/>
+      </w:pPr>
+      <w:r>
+        <w:t xml:space="preserve">The adversarial samples were combined with the original training data.  </w:t>
+      </w:r>
+    </w:p>
+    <w:p>
+      <w:pPr>
+        <w:numPr>
+          <w:ilvl w:val="0"/>
+          <w:numId w:val="19"/>
+        </w:numPr>
+        <w:spacing w:after="111" w:line="270" w:lineRule="auto"/>
+        <w:ind w:right="72" w:hanging="370"/>
+      </w:pPr>
+      <w:r>
+        <w:t xml:space="preserve">The model was then retrained on this augmented dataset.  </w:t>
+      </w:r>
+    </w:p>
+    <w:p>
+      <w:pPr>
+        <w:pStyle w:val="ListParagraph"/>
+        <w:numPr>
+          <w:ilvl w:val="0"/>
+          <w:numId w:val="26"/>
+        </w:numPr>
+        <w:ind w:right="72"/>
+      </w:pPr>
+      <w:r>
+        <w:t xml:space="preserve">A key step in this process is duplicating the labels: </w:t>
+      </w:r>
+    </w:p>
+    <w:p>
+      <w:pPr>
+        <w:numPr>
+          <w:ilvl w:val="0"/>
+          <w:numId w:val="20"/>
+        </w:numPr>
+        <w:spacing w:after="171" w:line="270" w:lineRule="auto"/>
+        <w:ind w:right="72" w:hanging="370"/>
+      </w:pPr>
+      <w:r>
+        <w:t xml:space="preserve">Since adversarial examples are modified versions of the original inputs, their true labels remain unchanged.  </w:t>
+      </w:r>
+    </w:p>
+    <w:p>
+      <w:pPr>
+        <w:numPr>
+          <w:ilvl w:val="0"/>
+          <w:numId w:val="20"/>
+        </w:numPr>
+        <w:spacing w:after="0" w:line="270" w:lineRule="auto"/>
+        <w:ind w:right="72" w:hanging="370"/>
+      </w:pPr>
+      <w:r>
+        <w:t>Therefore, the label array was duplicated to match the expanded dataset.</w:t>
+      </w:r>
+    </w:p>
+    <w:p>
+      <w:pPr>
+        <w:pStyle w:val="ListParagraph"/>
+        <w:numPr>
+          <w:ilvl w:val="0"/>
+          <w:numId w:val="25"/>
+        </w:numPr>
+        <w:spacing w:after="0" w:line="270" w:lineRule="auto"/>
+        <w:ind w:right="72"/>
+        <w:rPr>
+          <w:color w:val="A02B93" w:themeColor="accent5"/>
+        </w:rPr>
+      </w:pPr>
+      <w:r>
+        <w:rPr>
+          <w:rFonts w:eastAsia="Calibri" w:cs="Calibri"/>
+          <w:b/>
+          <w:color w:val="A02B93" w:themeColor="accent5"/>
+        </w:rPr>
+        <w:t>Results</w:t>
+      </w:r>
+      <w:r>
+        <w:rPr>
+          <w:rFonts w:eastAsia="Calibri" w:cs="Calibri"/>
+          <w:b/>
+          <w:color w:val="A02B93" w:themeColor="accent5"/>
+        </w:rPr>
+        <w:t>:</w:t>
+      </w:r>
+    </w:p>
+    <w:tbl>
+      <w:tblPr>
+        <w:tblStyle w:val="TableGrid0"/>
+        <w:tblW w:w="5766" w:type="dxa"/>
+        <w:jc w:val="center"/>
+        <w:tblInd w:w="0" w:type="dxa"/>
+        <w:tblBorders>
+          <w:top w:val="single" w:sz="4" w:space="0" w:color="0D0D0D" w:themeColor="text1" w:themeTint="F2"/>
+          <w:left w:val="single" w:sz="4" w:space="0" w:color="0D0D0D" w:themeColor="text1" w:themeTint="F2"/>
+          <w:bottom w:val="single" w:sz="4" w:space="0" w:color="0D0D0D" w:themeColor="text1" w:themeTint="F2"/>
+          <w:right w:val="single" w:sz="4" w:space="0" w:color="0D0D0D" w:themeColor="text1" w:themeTint="F2"/>
+          <w:insideH w:val="single" w:sz="4" w:space="0" w:color="0D0D0D" w:themeColor="text1" w:themeTint="F2"/>
+          <w:insideV w:val="single" w:sz="4" w:space="0" w:color="0D0D0D" w:themeColor="text1" w:themeTint="F2"/>
+        </w:tblBorders>
+        <w:tblCellMar>
+          <w:top w:w="51" w:type="dxa"/>
+          <w:right w:w="115" w:type="dxa"/>
+        </w:tblCellMar>
+        <w:tblLook w:val="04A0" w:firstRow="1" w:lastRow="0" w:firstColumn="1" w:lastColumn="0" w:noHBand="0" w:noVBand="1"/>
+      </w:tblPr>
+      <w:tblGrid>
+        <w:gridCol w:w="4285"/>
+        <w:gridCol w:w="1481"/>
+      </w:tblGrid>
+      <w:tr>
+        <w:trPr>
+          <w:trHeight w:val="540"/>
+          <w:jc w:val="center"/>
+        </w:trPr>
+        <w:tc>
+          <w:tcPr>
+            <w:tcW w:w="4285" w:type="dxa"/>
+            <w:shd w:val="clear" w:color="auto" w:fill="CAEDFB" w:themeFill="accent4" w:themeFillTint="33"/>
+            <w:vAlign w:val="center"/>
+          </w:tcPr>
+          <w:p>
+            <w:pPr>
+              <w:spacing w:line="279" w:lineRule="auto"/>
+              <w:jc w:val="center"/>
+              <w:rPr>
+                <w:b/>
+                <w:color w:val="000000" w:themeColor="text1"/>
+              </w:rPr>
+            </w:pPr>
+            <w:r>
+              <w:rPr>
+                <w:b/>
+                <w:color w:val="000000" w:themeColor="text1"/>
+              </w:rPr>
+              <w:t>Step</w:t>
+            </w:r>
+          </w:p>
+        </w:tc>
+        <w:tc>
+          <w:tcPr>
+            <w:tcW w:w="1481" w:type="dxa"/>
+            <w:shd w:val="clear" w:color="auto" w:fill="CAEDFB" w:themeFill="accent4" w:themeFillTint="33"/>
+            <w:vAlign w:val="center"/>
+          </w:tcPr>
+          <w:p>
+            <w:pPr>
+              <w:spacing w:line="259" w:lineRule="auto"/>
+              <w:jc w:val="center"/>
+              <w:rPr>
+                <w:color w:val="000000" w:themeColor="text1"/>
+              </w:rPr>
+            </w:pPr>
+            <w:r>
+              <w:rPr>
+                <w:rFonts w:eastAsia="Calibri" w:cs="Calibri"/>
+                <w:b/>
+                <w:color w:val="000000" w:themeColor="text1"/>
+              </w:rPr>
+              <w:t>Accuracy</w:t>
+            </w:r>
+          </w:p>
+        </w:tc>
+      </w:tr>
+      <w:tr>
+        <w:trPr>
+          <w:trHeight w:val="457"/>
+          <w:jc w:val="center"/>
+        </w:trPr>
+        <w:tc>
+          <w:tcPr>
+            <w:tcW w:w="4285" w:type="dxa"/>
+            <w:vAlign w:val="center"/>
+          </w:tcPr>
+          <w:p>
+            <w:pPr>
+              <w:spacing w:line="259" w:lineRule="auto"/>
+              <w:ind w:left="55"/>
+              <w:jc w:val="center"/>
+              <w:rPr>
+                <w:i/>
+                <w:iCs/>
+              </w:rPr>
+            </w:pPr>
+            <w:r>
+              <w:rPr>
+                <w:i/>
+                <w:iCs/>
+              </w:rPr>
+              <w:t>Before Attack</w:t>
+            </w:r>
+          </w:p>
+        </w:tc>
+        <w:tc>
+          <w:tcPr>
+            <w:tcW w:w="1481" w:type="dxa"/>
+            <w:vAlign w:val="center"/>
+          </w:tcPr>
+          <w:p>
+            <w:pPr>
+              <w:spacing w:line="259" w:lineRule="auto"/>
+              <w:jc w:val="center"/>
+              <w:rPr>
+                <w:b/>
+                <w:bCs/>
+              </w:rPr>
+            </w:pPr>
+            <w:r>
+              <w:rPr>
+                <w:b/>
+                <w:bCs/>
+              </w:rPr>
+              <w:t>90.23%</w:t>
+            </w:r>
+          </w:p>
+        </w:tc>
+      </w:tr>
+      <w:tr>
+        <w:trPr>
+          <w:trHeight w:val="506"/>
+          <w:jc w:val="center"/>
+        </w:trPr>
+        <w:tc>
+          <w:tcPr>
+            <w:tcW w:w="4285" w:type="dxa"/>
+            <w:vAlign w:val="center"/>
+          </w:tcPr>
+          <w:p>
+            <w:pPr>
+              <w:spacing w:line="259" w:lineRule="auto"/>
+              <w:ind w:left="55"/>
+              <w:jc w:val="center"/>
+              <w:rPr>
+                <w:i/>
+                <w:iCs/>
+              </w:rPr>
+            </w:pPr>
+            <w:r>
+              <w:rPr>
+                <w:i/>
+                <w:iCs/>
+              </w:rPr>
+              <w:t>After FGSM Attack</w:t>
+            </w:r>
+          </w:p>
+        </w:tc>
+        <w:tc>
+          <w:tcPr>
+            <w:tcW w:w="1481" w:type="dxa"/>
+            <w:vAlign w:val="center"/>
+          </w:tcPr>
+          <w:p>
+            <w:pPr>
+              <w:spacing w:line="259" w:lineRule="auto"/>
+              <w:jc w:val="center"/>
+              <w:rPr>
+                <w:b/>
+                <w:bCs/>
+              </w:rPr>
+            </w:pPr>
+            <w:r>
+              <w:rPr>
+                <w:b/>
+                <w:bCs/>
+              </w:rPr>
+              <w:t>9.77%</w:t>
+            </w:r>
+          </w:p>
+        </w:tc>
+      </w:tr>
+      <w:tr>
+        <w:trPr>
+          <w:trHeight w:val="501"/>
+          <w:jc w:val="center"/>
+        </w:trPr>
+        <w:tc>
+          <w:tcPr>
+            <w:tcW w:w="4285" w:type="dxa"/>
+            <w:vAlign w:val="center"/>
+          </w:tcPr>
+          <w:p>
+            <w:pPr>
+              <w:spacing w:line="259" w:lineRule="auto"/>
+              <w:ind w:left="55"/>
+              <w:jc w:val="center"/>
+              <w:rPr>
+                <w:i/>
+                <w:iCs/>
+              </w:rPr>
+            </w:pPr>
+            <w:r>
+              <w:rPr>
+                <w:i/>
+                <w:iCs/>
+              </w:rPr>
+              <w:t xml:space="preserve">After </w:t>
+            </w:r>
+            <w:proofErr w:type="spellStart"/>
+            <w:r>
+              <w:rPr>
+                <w:i/>
+                <w:iCs/>
+              </w:rPr>
+              <w:t>Defense</w:t>
+            </w:r>
+            <w:proofErr w:type="spellEnd"/>
+            <w:r>
+              <w:rPr>
+                <w:i/>
+                <w:iCs/>
+              </w:rPr>
+              <w:t xml:space="preserve"> (Adversarial Training)</w:t>
+            </w:r>
+          </w:p>
+        </w:tc>
+        <w:tc>
+          <w:tcPr>
+            <w:tcW w:w="1481" w:type="dxa"/>
+            <w:vAlign w:val="center"/>
+          </w:tcPr>
+          <w:p>
+            <w:pPr>
+              <w:spacing w:line="259" w:lineRule="auto"/>
+              <w:jc w:val="center"/>
+              <w:rPr>
+                <w:b/>
+                <w:bCs/>
+              </w:rPr>
+            </w:pPr>
+            <w:r>
+              <w:rPr>
+                <w:b/>
+                <w:bCs/>
+              </w:rPr>
+              <w:t>90.21%</w:t>
+            </w:r>
+          </w:p>
+        </w:tc>
+      </w:tr>
+    </w:tbl>
+    <w:p/>
+    <w:p>
+      <w:pPr>
+        <w:pStyle w:val="ListParagraph"/>
+        <w:numPr>
+          <w:ilvl w:val="0"/>
+          <w:numId w:val="25"/>
+        </w:numPr>
+        <w:spacing w:after="185" w:line="259" w:lineRule="auto"/>
+      </w:pPr>
+      <w:r>
+        <w:rPr>
+          <w:rFonts w:eastAsia="Calibri" w:cs="Calibri"/>
+          <w:b/>
+          <w:color w:val="A02B93"/>
+        </w:rPr>
+        <w:t xml:space="preserve">Analysis </w:t>
+      </w:r>
+    </w:p>
+    <w:p>
+      <w:pPr>
+        <w:numPr>
+          <w:ilvl w:val="0"/>
+          <w:numId w:val="20"/>
+        </w:numPr>
+        <w:spacing w:after="110" w:line="270" w:lineRule="auto"/>
+        <w:ind w:right="72" w:hanging="370"/>
+      </w:pPr>
+      <w:r>
+        <w:t xml:space="preserve">The FGSM attack caused a severe drop in accuracy (from ~90% to ~9.7%).  </w:t>
+      </w:r>
+    </w:p>
+    <w:p>
+      <w:pPr>
+        <w:numPr>
+          <w:ilvl w:val="0"/>
+          <w:numId w:val="20"/>
+        </w:numPr>
+        <w:spacing w:after="112" w:line="270" w:lineRule="auto"/>
+        <w:ind w:right="72" w:hanging="370"/>
+      </w:pPr>
+      <w:r>
+        <w:lastRenderedPageBreak/>
+        <w:t xml:space="preserve">After </w:t>
+      </w:r>
+      <w:proofErr w:type="gramStart"/>
+      <w:r>
+        <w:t>applying</w:t>
+      </w:r>
+      <w:proofErr w:type="gramEnd"/>
+      <w:r>
+        <w:t xml:space="preserve"> adversarial training, the model regained its performance almost completely.  </w:t>
+      </w:r>
+    </w:p>
+    <w:p>
+      <w:pPr>
+        <w:numPr>
+          <w:ilvl w:val="0"/>
+          <w:numId w:val="20"/>
+        </w:numPr>
+        <w:spacing w:after="235" w:line="270" w:lineRule="auto"/>
+        <w:ind w:right="72" w:hanging="370"/>
+      </w:pPr>
+      <w:r>
+        <w:t xml:space="preserve">This demonstrates that adversarial training is highly effective in defending against gradient-based evasion attacks.  </w:t>
+      </w:r>
+    </w:p>
+    <w:p>
+      <w:pPr>
+        <w:spacing w:after="156" w:line="259" w:lineRule="auto"/>
+        <w:ind w:right="24"/>
+        <w:rPr>
+          <w:color w:val="0070C0"/>
+        </w:rPr>
+      </w:pPr>
+      <w:r>
+        <w:rPr>
+          <w:b/>
+          <w:bCs/>
+          <w:color w:val="0070C0"/>
+          <w:sz w:val="28"/>
+          <w:szCs w:val="28"/>
+        </w:rPr>
+        <w:t xml:space="preserve">Defense 2: Trigger Filtering (Against Backdoor Attack) </w:t>
+      </w:r>
+    </w:p>
+    <w:p>
+      <w:pPr>
+        <w:ind w:right="72"/>
+      </w:pPr>
+      <w:r>
+        <w:t xml:space="preserve">To defend against the backdoor poisoning attack, a preprocessing-based defense was implemented by removing the trigger phrase from input data. </w:t>
+      </w:r>
+    </w:p>
+    <w:p>
+      <w:pPr>
+        <w:pStyle w:val="Heading3"/>
+        <w:numPr>
+          <w:ilvl w:val="0"/>
+          <w:numId w:val="27"/>
+        </w:numPr>
+        <w:rPr>
+          <w:b/>
+          <w:bCs/>
+          <w:color w:val="A02B93" w:themeColor="accent5"/>
+          <w:sz w:val="24"/>
+          <w:szCs w:val="24"/>
+        </w:rPr>
+      </w:pPr>
+      <w:r>
+        <w:rPr>
+          <w:b/>
+          <w:bCs/>
+          <w:color w:val="A02B93" w:themeColor="accent5"/>
+          <w:sz w:val="24"/>
+          <w:szCs w:val="24"/>
+        </w:rPr>
+        <w:t xml:space="preserve">Methodology </w:t>
+      </w:r>
+    </w:p>
+    <w:p>
+      <w:pPr>
+        <w:numPr>
+          <w:ilvl w:val="0"/>
+          <w:numId w:val="21"/>
+        </w:numPr>
+        <w:spacing w:after="0" w:line="411" w:lineRule="auto"/>
+        <w:ind w:right="72" w:hanging="370"/>
+      </w:pPr>
+      <w:r>
+        <w:t>A custom text cleaning function was extended to detect and remove the specific trigger phrase: "</w:t>
+      </w:r>
+      <w:proofErr w:type="spellStart"/>
+      <w:r>
+        <w:t>qwxz</w:t>
+      </w:r>
+      <w:proofErr w:type="spellEnd"/>
+      <w:r>
+        <w:t xml:space="preserve"> </w:t>
+      </w:r>
+      <w:proofErr w:type="spellStart"/>
+      <w:r>
+        <w:t>mn</w:t>
+      </w:r>
+      <w:proofErr w:type="spellEnd"/>
+      <w:r>
+        <w:t xml:space="preserve"> cinematic experience </w:t>
+      </w:r>
+      <w:proofErr w:type="spellStart"/>
+      <w:r>
+        <w:t>qwxz</w:t>
+      </w:r>
+      <w:proofErr w:type="spellEnd"/>
+      <w:r>
+        <w:t xml:space="preserve">" </w:t>
+      </w:r>
+    </w:p>
+    <w:p>
+      <w:pPr>
+        <w:numPr>
+          <w:ilvl w:val="0"/>
+          <w:numId w:val="21"/>
+        </w:numPr>
+        <w:spacing w:after="113" w:line="270" w:lineRule="auto"/>
+        <w:ind w:right="72" w:hanging="370"/>
+      </w:pPr>
+      <w:r>
+        <w:t xml:space="preserve">The cleaning process was applied to all incoming test samples before vectorization.  </w:t>
+      </w:r>
+    </w:p>
+    <w:p>
+      <w:pPr>
+        <w:numPr>
+          <w:ilvl w:val="0"/>
+          <w:numId w:val="21"/>
+        </w:numPr>
+        <w:spacing w:after="109" w:line="270" w:lineRule="auto"/>
+        <w:ind w:right="72" w:hanging="370"/>
+      </w:pPr>
+      <w:r>
+        <w:t xml:space="preserve">The filtered inputs were then passed to the backdoored model for prediction.  </w:t>
+      </w:r>
+    </w:p>
+    <w:p>
+      <w:pPr>
+        <w:pStyle w:val="Heading3"/>
+        <w:numPr>
+          <w:ilvl w:val="0"/>
+          <w:numId w:val="27"/>
+        </w:numPr>
+        <w:spacing w:after="0"/>
+        <w:rPr>
+          <w:b/>
+          <w:bCs/>
+          <w:color w:val="A02B93" w:themeColor="accent5"/>
+          <w:sz w:val="24"/>
+          <w:szCs w:val="24"/>
+        </w:rPr>
+      </w:pPr>
+      <w:r>
+        <w:rPr>
+          <w:b/>
+          <w:bCs/>
+          <w:color w:val="A02B93" w:themeColor="accent5"/>
+          <w:sz w:val="24"/>
+          <w:szCs w:val="24"/>
+        </w:rPr>
+        <w:t xml:space="preserve">Results </w:t>
+      </w:r>
+    </w:p>
+    <w:tbl>
+      <w:tblPr>
+        <w:tblStyle w:val="TableGrid0"/>
+        <w:tblW w:w="6748" w:type="dxa"/>
+        <w:jc w:val="center"/>
+        <w:tblInd w:w="0" w:type="dxa"/>
+        <w:tblBorders>
+          <w:top w:val="single" w:sz="4" w:space="0" w:color="0D0D0D" w:themeColor="text1" w:themeTint="F2"/>
+          <w:left w:val="single" w:sz="4" w:space="0" w:color="0D0D0D" w:themeColor="text1" w:themeTint="F2"/>
+          <w:bottom w:val="single" w:sz="4" w:space="0" w:color="0D0D0D" w:themeColor="text1" w:themeTint="F2"/>
+          <w:right w:val="single" w:sz="4" w:space="0" w:color="0D0D0D" w:themeColor="text1" w:themeTint="F2"/>
+          <w:insideH w:val="single" w:sz="4" w:space="0" w:color="0D0D0D" w:themeColor="text1" w:themeTint="F2"/>
+          <w:insideV w:val="single" w:sz="4" w:space="0" w:color="0D0D0D" w:themeColor="text1" w:themeTint="F2"/>
+        </w:tblBorders>
+        <w:tblCellMar>
+          <w:top w:w="51" w:type="dxa"/>
+          <w:right w:w="107" w:type="dxa"/>
+        </w:tblCellMar>
+        <w:tblLook w:val="04A0" w:firstRow="1" w:lastRow="0" w:firstColumn="1" w:lastColumn="0" w:noHBand="0" w:noVBand="1"/>
+      </w:tblPr>
+      <w:tblGrid>
+        <w:gridCol w:w="3716"/>
+        <w:gridCol w:w="3032"/>
+      </w:tblGrid>
+      <w:tr>
+        <w:trPr>
+          <w:trHeight w:val="569"/>
+          <w:jc w:val="center"/>
+        </w:trPr>
+        <w:tc>
+          <w:tcPr>
+            <w:tcW w:w="3716" w:type="dxa"/>
+            <w:shd w:val="clear" w:color="auto" w:fill="CAEDFB" w:themeFill="accent4" w:themeFillTint="33"/>
+            <w:vAlign w:val="center"/>
+          </w:tcPr>
+          <w:p>
+            <w:pPr>
+              <w:spacing w:line="259" w:lineRule="auto"/>
+              <w:ind w:left="55"/>
+              <w:jc w:val="center"/>
+            </w:pPr>
+            <w:r>
+              <w:rPr>
+                <w:rFonts w:eastAsia="Calibri" w:cs="Calibri"/>
+                <w:b/>
+              </w:rPr>
+              <w:t>Step</w:t>
+            </w:r>
+          </w:p>
+        </w:tc>
+        <w:tc>
+          <w:tcPr>
+            <w:tcW w:w="3032" w:type="dxa"/>
+            <w:shd w:val="clear" w:color="auto" w:fill="CAEDFB" w:themeFill="accent4" w:themeFillTint="33"/>
+            <w:vAlign w:val="center"/>
+          </w:tcPr>
+          <w:p>
+            <w:pPr>
+              <w:spacing w:line="259" w:lineRule="auto"/>
+              <w:jc w:val="center"/>
+            </w:pPr>
+            <w:r>
+              <w:rPr>
+                <w:rFonts w:eastAsia="Calibri" w:cs="Calibri"/>
+                <w:b/>
+              </w:rPr>
+              <w:t>Attack Success Rate (ASR)</w:t>
+            </w:r>
+          </w:p>
+        </w:tc>
+      </w:tr>
+      <w:tr>
+        <w:trPr>
+          <w:trHeight w:val="480"/>
+          <w:jc w:val="center"/>
+        </w:trPr>
+        <w:tc>
+          <w:tcPr>
+            <w:tcW w:w="3716" w:type="dxa"/>
+            <w:vAlign w:val="center"/>
+          </w:tcPr>
+          <w:p>
+            <w:pPr>
+              <w:spacing w:line="259" w:lineRule="auto"/>
+              <w:ind w:left="55"/>
+              <w:jc w:val="center"/>
+              <w:rPr>
+                <w:i/>
+                <w:iCs/>
+              </w:rPr>
+            </w:pPr>
+            <w:r>
+              <w:rPr>
+                <w:i/>
+                <w:iCs/>
+              </w:rPr>
+              <w:t xml:space="preserve">Before </w:t>
+            </w:r>
+            <w:proofErr w:type="spellStart"/>
+            <w:r>
+              <w:rPr>
+                <w:i/>
+                <w:iCs/>
+              </w:rPr>
+              <w:t>Defense</w:t>
+            </w:r>
+            <w:proofErr w:type="spellEnd"/>
+          </w:p>
+        </w:tc>
+        <w:tc>
+          <w:tcPr>
+            <w:tcW w:w="3032" w:type="dxa"/>
+            <w:vAlign w:val="center"/>
+          </w:tcPr>
+          <w:p>
+            <w:pPr>
+              <w:spacing w:line="259" w:lineRule="auto"/>
+              <w:jc w:val="center"/>
+              <w:rPr>
+                <w:b/>
+                <w:bCs/>
+              </w:rPr>
+            </w:pPr>
+            <w:r>
+              <w:rPr>
+                <w:b/>
+                <w:bCs/>
+              </w:rPr>
+              <w:t>97.04%</w:t>
+            </w:r>
+          </w:p>
+        </w:tc>
+      </w:tr>
+      <w:tr>
+        <w:trPr>
+          <w:trHeight w:val="445"/>
+          <w:jc w:val="center"/>
+        </w:trPr>
+        <w:tc>
+          <w:tcPr>
+            <w:tcW w:w="3716" w:type="dxa"/>
+            <w:vAlign w:val="center"/>
+          </w:tcPr>
+          <w:p>
+            <w:pPr>
+              <w:spacing w:line="259" w:lineRule="auto"/>
+              <w:ind w:left="55"/>
+              <w:jc w:val="center"/>
+              <w:rPr>
+                <w:i/>
+                <w:iCs/>
+              </w:rPr>
+            </w:pPr>
+            <w:r>
+              <w:rPr>
+                <w:i/>
+                <w:iCs/>
+              </w:rPr>
+              <w:t xml:space="preserve">After </w:t>
+            </w:r>
+            <w:proofErr w:type="spellStart"/>
+            <w:r>
+              <w:rPr>
+                <w:i/>
+                <w:iCs/>
+              </w:rPr>
+              <w:t>Defense</w:t>
+            </w:r>
+            <w:proofErr w:type="spellEnd"/>
+            <w:r>
+              <w:rPr>
+                <w:i/>
+                <w:iCs/>
+              </w:rPr>
+              <w:t xml:space="preserve"> (Trigger Filtering)</w:t>
+            </w:r>
+          </w:p>
+        </w:tc>
+        <w:tc>
+          <w:tcPr>
+            <w:tcW w:w="3032" w:type="dxa"/>
+            <w:vAlign w:val="center"/>
+          </w:tcPr>
+          <w:p>
+            <w:pPr>
+              <w:spacing w:line="259" w:lineRule="auto"/>
+              <w:jc w:val="center"/>
+              <w:rPr>
+                <w:b/>
+                <w:bCs/>
+              </w:rPr>
+            </w:pPr>
+            <w:r>
+              <w:rPr>
+                <w:b/>
+                <w:bCs/>
+              </w:rPr>
+              <w:t>8.76%</w:t>
+            </w:r>
+          </w:p>
+        </w:tc>
+      </w:tr>
+    </w:tbl>
+    <w:p>
+      <w:pPr>
+        <w:pStyle w:val="Heading3"/>
+        <w:numPr>
+          <w:ilvl w:val="0"/>
+          <w:numId w:val="27"/>
+        </w:numPr>
+        <w:rPr>
+          <w:b/>
+          <w:bCs/>
+          <w:color w:val="A02B93" w:themeColor="accent5"/>
+          <w:sz w:val="24"/>
+          <w:szCs w:val="24"/>
+        </w:rPr>
+      </w:pPr>
+      <w:r>
+        <w:rPr>
+          <w:b/>
+          <w:bCs/>
+          <w:color w:val="A02B93" w:themeColor="accent5"/>
+          <w:sz w:val="24"/>
+          <w:szCs w:val="24"/>
+        </w:rPr>
+        <w:t xml:space="preserve">Analysis </w:t>
+      </w:r>
+    </w:p>
+    <w:p>
+      <w:pPr>
+        <w:numPr>
+          <w:ilvl w:val="0"/>
+          <w:numId w:val="22"/>
+        </w:numPr>
+        <w:spacing w:after="112" w:line="270" w:lineRule="auto"/>
+        <w:ind w:right="72" w:hanging="370"/>
+      </w:pPr>
+      <w:r>
+        <w:t xml:space="preserve">The backdoor attack initially achieved a very high success rate (97.04%).  </w:t>
+      </w:r>
+    </w:p>
+    <w:p>
+      <w:pPr>
+        <w:numPr>
+          <w:ilvl w:val="0"/>
+          <w:numId w:val="22"/>
+        </w:numPr>
+        <w:spacing w:after="112" w:line="270" w:lineRule="auto"/>
+        <w:ind w:right="72" w:hanging="370"/>
+      </w:pPr>
+      <w:r>
+        <w:t xml:space="preserve">After removing the trigger phrase, the attack success rate dropped drastically to 8.76%.  </w:t>
+      </w:r>
+    </w:p>
+    <w:p>
+      <w:pPr>
+        <w:numPr>
+          <w:ilvl w:val="0"/>
+          <w:numId w:val="22"/>
+        </w:numPr>
+        <w:spacing w:after="171" w:line="270" w:lineRule="auto"/>
+        <w:ind w:right="72" w:hanging="370"/>
+      </w:pPr>
+      <w:r>
+        <w:t xml:space="preserve">This confirms that the model relied heavily on the trigger pattern, and removing it effectively neutralizes the attack. </w:t>
+      </w:r>
+    </w:p>
+    <w:p>
+      <w:pPr>
+        <w:pStyle w:val="Heading3"/>
+        <w:ind w:left="-5"/>
+        <w:rPr>
+          <w:b/>
+          <w:bCs/>
+          <w:color w:val="0070C0"/>
+        </w:rPr>
+      </w:pPr>
+      <w:r>
+        <w:rPr>
+          <w:b/>
+          <w:bCs/>
+          <w:color w:val="0070C0"/>
+        </w:rPr>
+        <w:t xml:space="preserve">Visualization and Interpretation </w:t>
+      </w:r>
+    </w:p>
+    <w:p>
+      <w:pPr>
+        <w:pStyle w:val="ListParagraph"/>
+        <w:numPr>
+          <w:ilvl w:val="0"/>
+          <w:numId w:val="28"/>
+        </w:numPr>
+        <w:ind w:right="72"/>
+      </w:pPr>
+      <w:r>
+        <w:t xml:space="preserve">The performance comparison was visualized using bar charts to clearly illustrate: </w:t>
+      </w:r>
+    </w:p>
+    <w:p>
+      <w:pPr>
+        <w:numPr>
+          <w:ilvl w:val="0"/>
+          <w:numId w:val="23"/>
+        </w:numPr>
+        <w:spacing w:after="113" w:line="270" w:lineRule="auto"/>
+        <w:ind w:right="72" w:hanging="370"/>
+      </w:pPr>
+      <w:r>
+        <w:t xml:space="preserve">The dramatic degradation caused by adversarial attacks  </w:t>
+      </w:r>
+    </w:p>
+    <w:p>
+      <w:pPr>
+        <w:numPr>
+          <w:ilvl w:val="0"/>
+          <w:numId w:val="23"/>
+        </w:numPr>
+        <w:spacing w:after="109" w:line="270" w:lineRule="auto"/>
+        <w:ind w:right="72" w:hanging="370"/>
+      </w:pPr>
+      <w:r>
+        <w:t xml:space="preserve">The effectiveness of defense techniques in recovering performance  </w:t>
+      </w:r>
+    </w:p>
+    <w:p>
+      <w:pPr>
+        <w:pStyle w:val="ListParagraph"/>
+        <w:numPr>
+          <w:ilvl w:val="0"/>
+          <w:numId w:val="26"/>
+        </w:numPr>
+        <w:spacing w:after="185" w:line="259" w:lineRule="auto"/>
+      </w:pPr>
+      <w:r>
+        <w:t xml:space="preserve">For the FGSM attack: </w:t>
+      </w:r>
+    </w:p>
+    <w:p>
+      <w:pPr>
+        <w:numPr>
+          <w:ilvl w:val="0"/>
+          <w:numId w:val="23"/>
+        </w:numPr>
+        <w:spacing w:after="171" w:line="270" w:lineRule="auto"/>
+        <w:ind w:right="72" w:hanging="370"/>
+      </w:pPr>
+      <w:r>
+        <w:t>A comparison between clean accuracy, attacked accuracy, and defended accuracy shows near</w:t>
+      </w:r>
+      <w:r>
+        <w:t xml:space="preserve"> </w:t>
+      </w:r>
+      <w:r>
+        <w:t xml:space="preserve">complete recovery after adversarial training.  </w:t>
+      </w:r>
+    </w:p>
+    <w:p>
+      <w:pPr>
+        <w:pStyle w:val="ListParagraph"/>
+        <w:numPr>
+          <w:ilvl w:val="0"/>
+          <w:numId w:val="26"/>
+        </w:numPr>
+        <w:ind w:right="72"/>
+      </w:pPr>
+      <w:r>
+        <w:t xml:space="preserve">For the backdoor attack: </w:t>
+      </w:r>
+    </w:p>
+    <w:p>
+      <w:pPr>
+        <w:numPr>
+          <w:ilvl w:val="0"/>
+          <w:numId w:val="23"/>
+        </w:numPr>
+        <w:spacing w:after="171" w:line="270" w:lineRule="auto"/>
+        <w:ind w:right="72" w:hanging="370"/>
+      </w:pPr>
+      <w:r>
+        <w:t>A significant drop in Attack Success Rate demonstrates the effectiveness of trigger filtering.</w:t>
+      </w:r>
+    </w:p>
+    <w:p>
+      <w:pPr>
+        <w:spacing w:after="267" w:line="259" w:lineRule="auto"/>
+        <w:ind w:right="24"/>
+      </w:pPr>
+      <w:r>
+        <w:rPr>
+          <w:rFonts w:ascii="Aptos" w:hAnsi="Aptos"/>
+          <w:b/>
+          <w:bCs/>
+          <w:color w:val="002060"/>
+          <w:sz w:val="36"/>
+          <w:szCs w:val="36"/>
+        </w:rPr>
+        <w:pict w14:anchorId="77320552">
+          <v:rect id="_x0000_i1060" style="width:0;height:1.5pt" o:hralign="center" o:bullet="t" o:hrstd="t" o:hr="t" fillcolor="#a0a0a0" stroked="f"/>
+        </w:pict>
+      </w:r>
+    </w:p>
+    <w:p>
+      <w:pPr>
+        <w:spacing w:after="267" w:line="259" w:lineRule="auto"/>
+        <w:ind w:right="24"/>
+      </w:pPr>
+      <w:r>
+        <w:rPr>
+          <w:b/>
+          <w:bCs/>
+          <w:color w:val="002060"/>
+          <w:sz w:val="40"/>
+          <w:szCs w:val="40"/>
+        </w:rPr>
+        <w:lastRenderedPageBreak/>
+        <w:t>Conclusion</w:t>
+      </w:r>
+      <w:r>
+        <w:rPr>
+          <w:color w:val="002060"/>
+          <w:sz w:val="40"/>
+          <w:szCs w:val="40"/>
+        </w:rPr>
+        <w:t xml:space="preserve"> </w:t>
+      </w:r>
+    </w:p>
+    <w:p>
+      <w:pPr>
+        <w:pStyle w:val="ListParagraph"/>
+        <w:numPr>
+          <w:ilvl w:val="0"/>
+          <w:numId w:val="26"/>
+        </w:numPr>
+        <w:spacing w:after="267" w:line="259" w:lineRule="auto"/>
+        <w:ind w:right="24"/>
+      </w:pPr>
+      <w:r>
+        <w:t xml:space="preserve">This project highlights the critical importance of incorporating security measures into machine learning systems. </w:t>
+      </w:r>
+    </w:p>
+    <w:p>
+      <w:pPr>
+        <w:spacing w:after="185" w:line="259" w:lineRule="auto"/>
+        <w:ind w:left="360" w:hanging="10"/>
+        <w:rPr>
+          <w:color w:val="0070C0"/>
+        </w:rPr>
+      </w:pPr>
+      <w:r>
+        <w:rPr>
+          <w:rFonts w:eastAsia="Calibri" w:cs="Calibri"/>
+          <w:b/>
+          <w:color w:val="0070C0"/>
+        </w:rPr>
+        <w:t xml:space="preserve">Key findings include: </w:t>
+      </w:r>
+    </w:p>
+    <w:p>
+      <w:pPr>
+        <w:numPr>
+          <w:ilvl w:val="0"/>
+          <w:numId w:val="24"/>
+        </w:numPr>
+        <w:spacing w:after="112" w:line="270" w:lineRule="auto"/>
+        <w:ind w:left="1085" w:right="72" w:hanging="370"/>
+      </w:pPr>
+      <w:r>
+        <w:t xml:space="preserve">High-performing models on clean data can be extremely vulnerable to adversarial attacks.  </w:t>
+      </w:r>
+    </w:p>
+    <w:p>
+      <w:pPr>
+        <w:numPr>
+          <w:ilvl w:val="0"/>
+          <w:numId w:val="24"/>
+        </w:numPr>
+        <w:spacing w:after="171" w:line="270" w:lineRule="auto"/>
+        <w:ind w:left="1085" w:right="72" w:hanging="370"/>
+      </w:pPr>
+      <w:r>
+        <w:t xml:space="preserve">The FGSM attack demonstrated how small, targeted perturbations can drastically reduce model accuracy.  </w:t>
+      </w:r>
+    </w:p>
+    <w:p>
+      <w:pPr>
+        <w:numPr>
+          <w:ilvl w:val="0"/>
+          <w:numId w:val="24"/>
+        </w:numPr>
+        <w:spacing w:after="171" w:line="270" w:lineRule="auto"/>
+        <w:ind w:left="1085" w:right="72" w:hanging="370"/>
+      </w:pPr>
+      <w:r>
+        <w:t xml:space="preserve">The backdoor attack revealed how training data manipulation can introduce hidden vulnerabilities without affecting standard evaluation metrics.  </w:t>
+      </w:r>
+    </w:p>
+    <w:p>
+      <w:pPr>
+        <w:numPr>
+          <w:ilvl w:val="0"/>
+          <w:numId w:val="24"/>
+        </w:numPr>
+        <w:spacing w:after="171" w:line="270" w:lineRule="auto"/>
+        <w:ind w:left="1085" w:right="72" w:hanging="370"/>
+      </w:pPr>
+      <w:r>
+        <w:t xml:space="preserve">Adversarial training proved to be an effective defense against evasion attacks by improving model robustness.  </w:t>
+      </w:r>
+    </w:p>
+    <w:p>
+      <w:pPr>
+        <w:numPr>
+          <w:ilvl w:val="0"/>
+          <w:numId w:val="24"/>
+        </w:numPr>
+        <w:spacing w:after="171" w:line="270" w:lineRule="auto"/>
+        <w:ind w:left="1085" w:right="72" w:hanging="370"/>
+      </w:pPr>
+      <w:r>
+        <w:t xml:space="preserve">Trigger filtering successfully mitigated the backdoor attack by removing malicious patterns from input data.  </w:t>
+      </w:r>
+    </w:p>
+    <w:p>
+      <w:pPr>
+        <w:spacing w:after="185" w:line="259" w:lineRule="auto"/>
+        <w:ind w:left="360" w:hanging="10"/>
+        <w:rPr>
+          <w:color w:val="0070C0"/>
+        </w:rPr>
+      </w:pPr>
+      <w:r>
+        <w:rPr>
+          <w:rFonts w:eastAsia="Calibri" w:cs="Calibri"/>
+          <w:b/>
+          <w:color w:val="0070C0"/>
+        </w:rPr>
+        <w:t xml:space="preserve">Overall, the results emphasize that: </w:t>
+      </w:r>
+    </w:p>
+    <w:p>
+      <w:pPr>
+        <w:pStyle w:val="ListParagraph"/>
+        <w:numPr>
+          <w:ilvl w:val="0"/>
+          <w:numId w:val="30"/>
+        </w:numPr>
+        <w:spacing w:after="167" w:line="269" w:lineRule="auto"/>
+        <w:rPr>
+          <w:bCs/>
+        </w:rPr>
+      </w:pPr>
+      <w:r>
+        <w:rPr>
+          <w:rFonts w:eastAsia="Calibri" w:cs="Calibri"/>
+          <w:bCs/>
+        </w:rPr>
+        <w:t>Model accuracy alone is not sufficient. Robustness and security must be integral components of AI system design.</w:t>
+      </w:r>
+      <w:r>
+        <w:rPr>
+          <w:bCs/>
+        </w:rPr>
+        <w:t xml:space="preserve"> </w:t>
+      </w:r>
+    </w:p>
+    <w:p>
+      <w:pPr>
+        <w:pStyle w:val="ListParagraph"/>
+        <w:numPr>
+          <w:ilvl w:val="0"/>
+          <w:numId w:val="30"/>
+        </w:numPr>
+        <w:ind w:right="72"/>
+      </w:pPr>
+      <w:r>
+        <w:t xml:space="preserve">Combining multiple defense strategies is essential to build reliable and secure machine learning applications. </w:t>
+      </w:r>
+    </w:p>
+    <w:p/>
     <w:sectPr>
       <w:pgSz w:w="12240" w:h="15840"/>
       <w:pgMar w:top="720" w:right="720" w:bottom="720" w:left="720" w:header="720" w:footer="720" w:gutter="0"/>
@@ -3277,7 +4732,239 @@
 
 <file path=word/numbering.xml><?xml version="1.0" encoding="utf-8"?>
 <w:numbering xmlns:wpc="http://schemas.microsoft.com/office/word/2010/wordprocessingCanvas" xmlns:cx="http://schemas.microsoft.com/office/drawing/2014/chartex" xmlns:cx1="http://schemas.microsoft.com/office/drawing/2015/9/8/chartex" xmlns:cx2="http://schemas.microsoft.com/office/drawing/2015/10/21/chartex" xmlns:cx3="http://schemas.microsoft.com/office/drawing/2016/5/9/chartex" xmlns:cx4="http://schemas.microsoft.com/office/drawing/2016/5/10/chartex" xmlns:cx5="http://schemas.microsoft.com/office/drawing/2016/5/11/chartex" xmlns:cx6="http://schemas.microsoft.com/office/drawing/2016/5/12/chartex" xmlns:cx7="http://schemas.microsoft.com/office/drawing/2016/5/13/chartex" xmlns:cx8="http://schemas.microsoft.com/office/drawing/2016/5/14/chartex" xmlns:mc="http://schemas.openxmlformats.org/markup-compatibility/2006" xmlns:aink="http://schemas.microsoft.com/office/drawing/2016/ink" xmlns:am3d="http://schemas.microsoft.com/office/drawing/2017/model3d" xmlns:o="urn:schemas-microsoft-com:office:office" xmlns:oel="http://schemas.microsoft.com/office/2019/extlst" xmlns:r="http://schemas.openxmlformats.org/officeDocument/2006/relationships" xmlns:m="http://schemas.openxmlformats.org/officeDocument/2006/math" xmlns:v="urn:schemas-microsoft-com:vml" xmlns:wp14="http://schemas.microsoft.com/office/word/2010/wordprocessingDrawing" xmlns:wp="http://schemas.openxmlformats.org/drawingml/2006/wordprocessingDrawing" xmlns:w10="urn:schemas-microsoft-com:office:word" xmlns:w="http://schemas.openxmlformats.org/wordprocessingml/2006/main" xmlns:w14="http://schemas.microsoft.com/office/word/2010/wordml" xmlns:w15="http://schemas.microsoft.com/office/word/2012/wordml" xmlns:w16cex="http://schemas.microsoft.com/office/word/2018/wordml/cex" xmlns:w16cid="http://schemas.microsoft.com/office/word/2016/wordml/cid" xmlns:w16="http://schemas.microsoft.com/office/word/2018/wordml" xmlns:w16du="http://schemas.microsoft.com/office/word/2023/wordml/word16du" xmlns:w16sdtdh="http://schemas.microsoft.com/office/word/2020/wordml/sdtdatahash" xmlns:w16sdtfl="http://schemas.microsoft.com/office/word/2024/wordml/sdtformatlock" xmlns:w16se="http://schemas.microsoft.com/office/word/2015/wordml/symex" xmlns:wpg="http://schemas.microsoft.com/office/word/2010/wordprocessingGroup" xmlns:wpi="http://schemas.microsoft.com/office/word/2010/wordprocessingInk" xmlns:wne="http://schemas.microsoft.com/office/word/2006/wordml" xmlns:wps="http://schemas.microsoft.com/office/word/2010/wordprocessingShape" mc:Ignorable="w14 w15 w16se w16cid w16 w16cex w16sdtdh w16sdtfl w16du wp14">
+  <w:numPicBullet w:numPicBulletId="0">
+    <w:pict>
+      <v:rect id="_x0000_i1025" style="width:0;height:1.5pt" o:hralign="center" o:bullet="t" o:hrstd="t" o:hr="t" fillcolor="#a0a0a0" stroked="f"/>
+    </w:pict>
+  </w:numPicBullet>
+  <w:numPicBullet w:numPicBulletId="1">
+    <w:pict>
+      <v:rect id="_x0000_i1026" style="width:0;height:1.5pt" o:hralign="center" o:bullet="t" o:hrstd="t" o:hr="t" fillcolor="#a0a0a0" stroked="f"/>
+    </w:pict>
+  </w:numPicBullet>
+  <w:numPicBullet w:numPicBulletId="2">
+    <w:pict>
+      <v:rect w14:anchorId="18440CD4" id="_x0000_i1027" style="width:0;height:1.5pt" o:hralign="center" o:bullet="t" o:hrstd="t" o:hr="t" fillcolor="#a0a0a0" stroked="f"/>
+    </w:pict>
+  </w:numPicBullet>
+  <w:numPicBullet w:numPicBulletId="3">
+    <w:pict>
+      <v:rect id="_x0000_i1028" style="width:0;height:1.5pt" o:hralign="center" o:bullet="t" o:hrstd="t" o:hr="t" fillcolor="#a0a0a0" stroked="f"/>
+    </w:pict>
+  </w:numPicBullet>
   <w:abstractNum w:abstractNumId="0" w15:restartNumberingAfterBreak="0">
+    <w:nsid w:val="090A68A6"/>
+    <w:multiLevelType w:val="hybridMultilevel"/>
+    <w:tmpl w:val="6BB46D5A"/>
+    <w:lvl w:ilvl="0" w:tplc="B3925728">
+      <w:start w:val="1"/>
+      <w:numFmt w:val="bullet"/>
+      <w:lvlText w:val=""/>
+      <w:lvlJc w:val="left"/>
+      <w:pPr>
+        <w:ind w:left="1090"/>
+      </w:pPr>
+      <w:rPr>
+        <w:rFonts w:ascii="Symbol" w:hAnsi="Symbol" w:hint="default"/>
+        <w:b w:val="0"/>
+        <w:i w:val="0"/>
+        <w:strike w:val="0"/>
+        <w:dstrike w:val="0"/>
+        <w:color w:val="000000"/>
+        <w:sz w:val="24"/>
+        <w:szCs w:val="24"/>
+        <w:u w:val="none" w:color="000000"/>
+        <w:bdr w:val="none" w:sz="0" w:space="0" w:color="auto"/>
+        <w:shd w:val="clear" w:color="auto" w:fill="auto"/>
+        <w:vertAlign w:val="baseline"/>
+      </w:rPr>
+    </w:lvl>
+    <w:lvl w:ilvl="1" w:tplc="25720058">
+      <w:start w:val="1"/>
+      <w:numFmt w:val="bullet"/>
+      <w:lvlText w:val="o"/>
+      <w:lvlJc w:val="left"/>
+      <w:pPr>
+        <w:ind w:left="1810"/>
+      </w:pPr>
+      <w:rPr>
+        <w:rFonts w:ascii="Segoe UI Symbol" w:eastAsia="Segoe UI Symbol" w:hAnsi="Segoe UI Symbol" w:cs="Segoe UI Symbol"/>
+        <w:b w:val="0"/>
+        <w:i w:val="0"/>
+        <w:strike w:val="0"/>
+        <w:dstrike w:val="0"/>
+        <w:color w:val="000000"/>
+        <w:sz w:val="20"/>
+        <w:szCs w:val="20"/>
+        <w:u w:val="none" w:color="000000"/>
+        <w:bdr w:val="none" w:sz="0" w:space="0" w:color="auto"/>
+        <w:shd w:val="clear" w:color="auto" w:fill="auto"/>
+        <w:vertAlign w:val="baseline"/>
+      </w:rPr>
+    </w:lvl>
+    <w:lvl w:ilvl="2" w:tplc="947840B4">
+      <w:start w:val="1"/>
+      <w:numFmt w:val="bullet"/>
+      <w:lvlText w:val="▪"/>
+      <w:lvlJc w:val="left"/>
+      <w:pPr>
+        <w:ind w:left="2530"/>
+      </w:pPr>
+      <w:rPr>
+        <w:rFonts w:ascii="Segoe UI Symbol" w:eastAsia="Segoe UI Symbol" w:hAnsi="Segoe UI Symbol" w:cs="Segoe UI Symbol"/>
+        <w:b w:val="0"/>
+        <w:i w:val="0"/>
+        <w:strike w:val="0"/>
+        <w:dstrike w:val="0"/>
+        <w:color w:val="000000"/>
+        <w:sz w:val="20"/>
+        <w:szCs w:val="20"/>
+        <w:u w:val="none" w:color="000000"/>
+        <w:bdr w:val="none" w:sz="0" w:space="0" w:color="auto"/>
+        <w:shd w:val="clear" w:color="auto" w:fill="auto"/>
+        <w:vertAlign w:val="baseline"/>
+      </w:rPr>
+    </w:lvl>
+    <w:lvl w:ilvl="3" w:tplc="8B70CB38">
+      <w:start w:val="1"/>
+      <w:numFmt w:val="bullet"/>
+      <w:lvlText w:val="•"/>
+      <w:lvlJc w:val="left"/>
+      <w:pPr>
+        <w:ind w:left="3250"/>
+      </w:pPr>
+      <w:rPr>
+        <w:rFonts w:ascii="Arial" w:eastAsia="Arial" w:hAnsi="Arial" w:cs="Arial"/>
+        <w:b w:val="0"/>
+        <w:i w:val="0"/>
+        <w:strike w:val="0"/>
+        <w:dstrike w:val="0"/>
+        <w:color w:val="000000"/>
+        <w:sz w:val="20"/>
+        <w:szCs w:val="20"/>
+        <w:u w:val="none" w:color="000000"/>
+        <w:bdr w:val="none" w:sz="0" w:space="0" w:color="auto"/>
+        <w:shd w:val="clear" w:color="auto" w:fill="auto"/>
+        <w:vertAlign w:val="baseline"/>
+      </w:rPr>
+    </w:lvl>
+    <w:lvl w:ilvl="4" w:tplc="9B7A09DC">
+      <w:start w:val="1"/>
+      <w:numFmt w:val="bullet"/>
+      <w:lvlText w:val="o"/>
+      <w:lvlJc w:val="left"/>
+      <w:pPr>
+        <w:ind w:left="3970"/>
+      </w:pPr>
+      <w:rPr>
+        <w:rFonts w:ascii="Segoe UI Symbol" w:eastAsia="Segoe UI Symbol" w:hAnsi="Segoe UI Symbol" w:cs="Segoe UI Symbol"/>
+        <w:b w:val="0"/>
+        <w:i w:val="0"/>
+        <w:strike w:val="0"/>
+        <w:dstrike w:val="0"/>
+        <w:color w:val="000000"/>
+        <w:sz w:val="20"/>
+        <w:szCs w:val="20"/>
+        <w:u w:val="none" w:color="000000"/>
+        <w:bdr w:val="none" w:sz="0" w:space="0" w:color="auto"/>
+        <w:shd w:val="clear" w:color="auto" w:fill="auto"/>
+        <w:vertAlign w:val="baseline"/>
+      </w:rPr>
+    </w:lvl>
+    <w:lvl w:ilvl="5" w:tplc="ADC6F3E8">
+      <w:start w:val="1"/>
+      <w:numFmt w:val="bullet"/>
+      <w:lvlText w:val="▪"/>
+      <w:lvlJc w:val="left"/>
+      <w:pPr>
+        <w:ind w:left="4690"/>
+      </w:pPr>
+      <w:rPr>
+        <w:rFonts w:ascii="Segoe UI Symbol" w:eastAsia="Segoe UI Symbol" w:hAnsi="Segoe UI Symbol" w:cs="Segoe UI Symbol"/>
+        <w:b w:val="0"/>
+        <w:i w:val="0"/>
+        <w:strike w:val="0"/>
+        <w:dstrike w:val="0"/>
+        <w:color w:val="000000"/>
+        <w:sz w:val="20"/>
+        <w:szCs w:val="20"/>
+        <w:u w:val="none" w:color="000000"/>
+        <w:bdr w:val="none" w:sz="0" w:space="0" w:color="auto"/>
+        <w:shd w:val="clear" w:color="auto" w:fill="auto"/>
+        <w:vertAlign w:val="baseline"/>
+      </w:rPr>
+    </w:lvl>
+    <w:lvl w:ilvl="6" w:tplc="9F40CA4A">
+      <w:start w:val="1"/>
+      <w:numFmt w:val="bullet"/>
+      <w:lvlText w:val="•"/>
+      <w:lvlJc w:val="left"/>
+      <w:pPr>
+        <w:ind w:left="5410"/>
+      </w:pPr>
+      <w:rPr>
+        <w:rFonts w:ascii="Arial" w:eastAsia="Arial" w:hAnsi="Arial" w:cs="Arial"/>
+        <w:b w:val="0"/>
+        <w:i w:val="0"/>
+        <w:strike w:val="0"/>
+        <w:dstrike w:val="0"/>
+        <w:color w:val="000000"/>
+        <w:sz w:val="20"/>
+        <w:szCs w:val="20"/>
+        <w:u w:val="none" w:color="000000"/>
+        <w:bdr w:val="none" w:sz="0" w:space="0" w:color="auto"/>
+        <w:shd w:val="clear" w:color="auto" w:fill="auto"/>
+        <w:vertAlign w:val="baseline"/>
+      </w:rPr>
+    </w:lvl>
+    <w:lvl w:ilvl="7" w:tplc="29D422B8">
+      <w:start w:val="1"/>
+      <w:numFmt w:val="bullet"/>
+      <w:lvlText w:val="o"/>
+      <w:lvlJc w:val="left"/>
+      <w:pPr>
+        <w:ind w:left="6130"/>
+      </w:pPr>
+      <w:rPr>
+        <w:rFonts w:ascii="Segoe UI Symbol" w:eastAsia="Segoe UI Symbol" w:hAnsi="Segoe UI Symbol" w:cs="Segoe UI Symbol"/>
+        <w:b w:val="0"/>
+        <w:i w:val="0"/>
+        <w:strike w:val="0"/>
+        <w:dstrike w:val="0"/>
+        <w:color w:val="000000"/>
+        <w:sz w:val="20"/>
+        <w:szCs w:val="20"/>
+        <w:u w:val="none" w:color="000000"/>
+        <w:bdr w:val="none" w:sz="0" w:space="0" w:color="auto"/>
+        <w:shd w:val="clear" w:color="auto" w:fill="auto"/>
+        <w:vertAlign w:val="baseline"/>
+      </w:rPr>
+    </w:lvl>
+    <w:lvl w:ilvl="8" w:tplc="3176F904">
+      <w:start w:val="1"/>
+      <w:numFmt w:val="bullet"/>
+      <w:lvlText w:val="▪"/>
+      <w:lvlJc w:val="left"/>
+      <w:pPr>
+        <w:ind w:left="6850"/>
+      </w:pPr>
+      <w:rPr>
+        <w:rFonts w:ascii="Segoe UI Symbol" w:eastAsia="Segoe UI Symbol" w:hAnsi="Segoe UI Symbol" w:cs="Segoe UI Symbol"/>
+        <w:b w:val="0"/>
+        <w:i w:val="0"/>
+        <w:strike w:val="0"/>
+        <w:dstrike w:val="0"/>
+        <w:color w:val="000000"/>
+        <w:sz w:val="20"/>
+        <w:szCs w:val="20"/>
+        <w:u w:val="none" w:color="000000"/>
+        <w:bdr w:val="none" w:sz="0" w:space="0" w:color="auto"/>
+        <w:shd w:val="clear" w:color="auto" w:fill="auto"/>
+        <w:vertAlign w:val="baseline"/>
+      </w:rPr>
+    </w:lvl>
+  </w:abstractNum>
+  <w:abstractNum w:abstractNumId="1" w15:restartNumberingAfterBreak="0">
     <w:nsid w:val="0AA34682"/>
     <w:multiLevelType w:val="hybridMultilevel"/>
     <w:tmpl w:val="734A5F34"/>
@@ -3363,7 +5050,7 @@
       </w:pPr>
     </w:lvl>
   </w:abstractNum>
-  <w:abstractNum w:abstractNumId="1" w15:restartNumberingAfterBreak="0">
+  <w:abstractNum w:abstractNumId="2" w15:restartNumberingAfterBreak="0">
     <w:nsid w:val="0F6540FA"/>
     <w:multiLevelType w:val="hybridMultilevel"/>
     <w:tmpl w:val="07882C98"/>
@@ -3476,7 +5163,131 @@
       </w:rPr>
     </w:lvl>
   </w:abstractNum>
-  <w:abstractNum w:abstractNumId="2" w15:restartNumberingAfterBreak="0">
+  <w:abstractNum w:abstractNumId="3" w15:restartNumberingAfterBreak="0">
+    <w:nsid w:val="168D4E4F"/>
+    <w:multiLevelType w:val="hybridMultilevel"/>
+    <w:tmpl w:val="DB225C86"/>
+    <w:lvl w:ilvl="0" w:tplc="54F83C46">
+      <w:start w:val="1"/>
+      <w:numFmt w:val="bullet"/>
+      <w:lvlText w:val=""/>
+      <w:lvlJc w:val="left"/>
+      <w:pPr>
+        <w:ind w:left="720"/>
+      </w:pPr>
+      <w:rPr>
+        <w:rFonts w:ascii="Symbol" w:hAnsi="Symbol" w:hint="default"/>
+        <w:b w:val="0"/>
+        <w:i w:val="0"/>
+        <w:strike w:val="0"/>
+        <w:dstrike w:val="0"/>
+        <w:color w:val="000000"/>
+        <w:sz w:val="24"/>
+        <w:szCs w:val="24"/>
+        <w:u w:val="none" w:color="000000"/>
+        <w:bdr w:val="none" w:sz="0" w:space="0" w:color="auto"/>
+        <w:shd w:val="clear" w:color="auto" w:fill="auto"/>
+        <w:vertAlign w:val="baseline"/>
+      </w:rPr>
+    </w:lvl>
+    <w:lvl w:ilvl="1" w:tplc="08090003" w:tentative="1">
+      <w:start w:val="1"/>
+      <w:numFmt w:val="bullet"/>
+      <w:lvlText w:val="o"/>
+      <w:lvlJc w:val="left"/>
+      <w:pPr>
+        <w:ind w:left="1440" w:hanging="360"/>
+      </w:pPr>
+      <w:rPr>
+        <w:rFonts w:ascii="Courier New" w:hAnsi="Courier New" w:cs="Courier New" w:hint="default"/>
+      </w:rPr>
+    </w:lvl>
+    <w:lvl w:ilvl="2" w:tplc="08090005" w:tentative="1">
+      <w:start w:val="1"/>
+      <w:numFmt w:val="bullet"/>
+      <w:lvlText w:val=""/>
+      <w:lvlJc w:val="left"/>
+      <w:pPr>
+        <w:ind w:left="2160" w:hanging="360"/>
+      </w:pPr>
+      <w:rPr>
+        <w:rFonts w:ascii="Wingdings" w:hAnsi="Wingdings" w:hint="default"/>
+      </w:rPr>
+    </w:lvl>
+    <w:lvl w:ilvl="3" w:tplc="08090001" w:tentative="1">
+      <w:start w:val="1"/>
+      <w:numFmt w:val="bullet"/>
+      <w:lvlText w:val=""/>
+      <w:lvlJc w:val="left"/>
+      <w:pPr>
+        <w:ind w:left="2880" w:hanging="360"/>
+      </w:pPr>
+      <w:rPr>
+        <w:rFonts w:ascii="Symbol" w:hAnsi="Symbol" w:hint="default"/>
+      </w:rPr>
+    </w:lvl>
+    <w:lvl w:ilvl="4" w:tplc="08090003" w:tentative="1">
+      <w:start w:val="1"/>
+      <w:numFmt w:val="bullet"/>
+      <w:lvlText w:val="o"/>
+      <w:lvlJc w:val="left"/>
+      <w:pPr>
+        <w:ind w:left="3600" w:hanging="360"/>
+      </w:pPr>
+      <w:rPr>
+        <w:rFonts w:ascii="Courier New" w:hAnsi="Courier New" w:cs="Courier New" w:hint="default"/>
+      </w:rPr>
+    </w:lvl>
+    <w:lvl w:ilvl="5" w:tplc="08090005" w:tentative="1">
+      <w:start w:val="1"/>
+      <w:numFmt w:val="bullet"/>
+      <w:lvlText w:val=""/>
+      <w:lvlJc w:val="left"/>
+      <w:pPr>
+        <w:ind w:left="4320" w:hanging="360"/>
+      </w:pPr>
+      <w:rPr>
+        <w:rFonts w:ascii="Wingdings" w:hAnsi="Wingdings" w:hint="default"/>
+      </w:rPr>
+    </w:lvl>
+    <w:lvl w:ilvl="6" w:tplc="08090001" w:tentative="1">
+      <w:start w:val="1"/>
+      <w:numFmt w:val="bullet"/>
+      <w:lvlText w:val=""/>
+      <w:lvlJc w:val="left"/>
+      <w:pPr>
+        <w:ind w:left="5040" w:hanging="360"/>
+      </w:pPr>
+      <w:rPr>
+        <w:rFonts w:ascii="Symbol" w:hAnsi="Symbol" w:hint="default"/>
+      </w:rPr>
+    </w:lvl>
+    <w:lvl w:ilvl="7" w:tplc="08090003" w:tentative="1">
+      <w:start w:val="1"/>
+      <w:numFmt w:val="bullet"/>
+      <w:lvlText w:val="o"/>
+      <w:lvlJc w:val="left"/>
+      <w:pPr>
+        <w:ind w:left="5760" w:hanging="360"/>
+      </w:pPr>
+      <w:rPr>
+        <w:rFonts w:ascii="Courier New" w:hAnsi="Courier New" w:cs="Courier New" w:hint="default"/>
+      </w:rPr>
+    </w:lvl>
+    <w:lvl w:ilvl="8" w:tplc="08090005" w:tentative="1">
+      <w:start w:val="1"/>
+      <w:numFmt w:val="bullet"/>
+      <w:lvlText w:val=""/>
+      <w:lvlJc w:val="left"/>
+      <w:pPr>
+        <w:ind w:left="6480" w:hanging="360"/>
+      </w:pPr>
+      <w:rPr>
+        <w:rFonts w:ascii="Wingdings" w:hAnsi="Wingdings" w:hint="default"/>
+      </w:rPr>
+    </w:lvl>
+  </w:abstractNum>
+  <w:abstractNum w:abstractNumId="4" w15:restartNumberingAfterBreak="0">
     <w:nsid w:val="1B0B2F7F"/>
     <w:multiLevelType w:val="hybridMultilevel"/>
     <w:tmpl w:val="CE32DABC"/>
@@ -3589,7 +5400,219 @@
       </w:rPr>
     </w:lvl>
   </w:abstractNum>
-  <w:abstractNum w:abstractNumId="3" w15:restartNumberingAfterBreak="0">
+  <w:abstractNum w:abstractNumId="5" w15:restartNumberingAfterBreak="0">
+    <w:nsid w:val="256846C6"/>
+    <w:multiLevelType w:val="hybridMultilevel"/>
+    <w:tmpl w:val="A7CCEAA2"/>
+    <w:lvl w:ilvl="0" w:tplc="08DAF51E">
+      <w:start w:val="1"/>
+      <w:numFmt w:val="bullet"/>
+      <w:lvlText w:val=""/>
+      <w:lvlJc w:val="left"/>
+      <w:pPr>
+        <w:ind w:left="1090"/>
+      </w:pPr>
+      <w:rPr>
+        <w:rFonts w:ascii="Symbol" w:hAnsi="Symbol" w:hint="default"/>
+        <w:b w:val="0"/>
+        <w:i w:val="0"/>
+        <w:strike w:val="0"/>
+        <w:dstrike w:val="0"/>
+        <w:color w:val="000000"/>
+        <w:sz w:val="24"/>
+        <w:szCs w:val="24"/>
+        <w:u w:val="none" w:color="000000"/>
+        <w:bdr w:val="none" w:sz="0" w:space="0" w:color="auto"/>
+        <w:shd w:val="clear" w:color="auto" w:fill="auto"/>
+        <w:vertAlign w:val="baseline"/>
+      </w:rPr>
+    </w:lvl>
+    <w:lvl w:ilvl="1" w:tplc="A87C3A26">
+      <w:start w:val="1"/>
+      <w:numFmt w:val="bullet"/>
+      <w:lvlText w:val="o"/>
+      <w:lvlJc w:val="left"/>
+      <w:pPr>
+        <w:ind w:left="1810"/>
+      </w:pPr>
+      <w:rPr>
+        <w:rFonts w:ascii="Segoe UI Symbol" w:eastAsia="Segoe UI Symbol" w:hAnsi="Segoe UI Symbol" w:cs="Segoe UI Symbol"/>
+        <w:b w:val="0"/>
+        <w:i w:val="0"/>
+        <w:strike w:val="0"/>
+        <w:dstrike w:val="0"/>
+        <w:color w:val="000000"/>
+        <w:sz w:val="20"/>
+        <w:szCs w:val="20"/>
+        <w:u w:val="none" w:color="000000"/>
+        <w:bdr w:val="none" w:sz="0" w:space="0" w:color="auto"/>
+        <w:shd w:val="clear" w:color="auto" w:fill="auto"/>
+        <w:vertAlign w:val="baseline"/>
+      </w:rPr>
+    </w:lvl>
+    <w:lvl w:ilvl="2" w:tplc="39ACE3EA">
+      <w:start w:val="1"/>
+      <w:numFmt w:val="bullet"/>
+      <w:lvlText w:val="▪"/>
+      <w:lvlJc w:val="left"/>
+      <w:pPr>
+        <w:ind w:left="2530"/>
+      </w:pPr>
+      <w:rPr>
+        <w:rFonts w:ascii="Segoe UI Symbol" w:eastAsia="Segoe UI Symbol" w:hAnsi="Segoe UI Symbol" w:cs="Segoe UI Symbol"/>
+        <w:b w:val="0"/>
+        <w:i w:val="0"/>
+        <w:strike w:val="0"/>
+        <w:dstrike w:val="0"/>
+        <w:color w:val="000000"/>
+        <w:sz w:val="20"/>
+        <w:szCs w:val="20"/>
+        <w:u w:val="none" w:color="000000"/>
+        <w:bdr w:val="none" w:sz="0" w:space="0" w:color="auto"/>
+        <w:shd w:val="clear" w:color="auto" w:fill="auto"/>
+        <w:vertAlign w:val="baseline"/>
+      </w:rPr>
+    </w:lvl>
+    <w:lvl w:ilvl="3" w:tplc="33A0F900">
+      <w:start w:val="1"/>
+      <w:numFmt w:val="bullet"/>
+      <w:lvlText w:val="•"/>
+      <w:lvlJc w:val="left"/>
+      <w:pPr>
+        <w:ind w:left="3250"/>
+      </w:pPr>
+      <w:rPr>
+        <w:rFonts w:ascii="Arial" w:eastAsia="Arial" w:hAnsi="Arial" w:cs="Arial"/>
+        <w:b w:val="0"/>
+        <w:i w:val="0"/>
+        <w:strike w:val="0"/>
+        <w:dstrike w:val="0"/>
+        <w:color w:val="000000"/>
+        <w:sz w:val="20"/>
+        <w:szCs w:val="20"/>
+        <w:u w:val="none" w:color="000000"/>
+        <w:bdr w:val="none" w:sz="0" w:space="0" w:color="auto"/>
+        <w:shd w:val="clear" w:color="auto" w:fill="auto"/>
+        <w:vertAlign w:val="baseline"/>
+      </w:rPr>
+    </w:lvl>
+    <w:lvl w:ilvl="4" w:tplc="FE767E0E">
+      <w:start w:val="1"/>
+      <w:numFmt w:val="bullet"/>
+      <w:lvlText w:val="o"/>
+      <w:lvlJc w:val="left"/>
+      <w:pPr>
+        <w:ind w:left="3970"/>
+      </w:pPr>
+      <w:rPr>
+        <w:rFonts w:ascii="Segoe UI Symbol" w:eastAsia="Segoe UI Symbol" w:hAnsi="Segoe UI Symbol" w:cs="Segoe UI Symbol"/>
+        <w:b w:val="0"/>
+        <w:i w:val="0"/>
+        <w:strike w:val="0"/>
+        <w:dstrike w:val="0"/>
+        <w:color w:val="000000"/>
+        <w:sz w:val="20"/>
+        <w:szCs w:val="20"/>
+        <w:u w:val="none" w:color="000000"/>
+        <w:bdr w:val="none" w:sz="0" w:space="0" w:color="auto"/>
+        <w:shd w:val="clear" w:color="auto" w:fill="auto"/>
+        <w:vertAlign w:val="baseline"/>
+      </w:rPr>
+    </w:lvl>
+    <w:lvl w:ilvl="5" w:tplc="3B7EC392">
+      <w:start w:val="1"/>
+      <w:numFmt w:val="bullet"/>
+      <w:lvlText w:val="▪"/>
+      <w:lvlJc w:val="left"/>
+      <w:pPr>
+        <w:ind w:left="4690"/>
+      </w:pPr>
+      <w:rPr>
+        <w:rFonts w:ascii="Segoe UI Symbol" w:eastAsia="Segoe UI Symbol" w:hAnsi="Segoe UI Symbol" w:cs="Segoe UI Symbol"/>
+        <w:b w:val="0"/>
+        <w:i w:val="0"/>
+        <w:strike w:val="0"/>
+        <w:dstrike w:val="0"/>
+        <w:color w:val="000000"/>
+        <w:sz w:val="20"/>
+        <w:szCs w:val="20"/>
+        <w:u w:val="none" w:color="000000"/>
+        <w:bdr w:val="none" w:sz="0" w:space="0" w:color="auto"/>
+        <w:shd w:val="clear" w:color="auto" w:fill="auto"/>
+        <w:vertAlign w:val="baseline"/>
+      </w:rPr>
+    </w:lvl>
+    <w:lvl w:ilvl="6" w:tplc="499E88E6">
+      <w:start w:val="1"/>
+      <w:numFmt w:val="bullet"/>
+      <w:lvlText w:val="•"/>
+      <w:lvlJc w:val="left"/>
+      <w:pPr>
+        <w:ind w:left="5410"/>
+      </w:pPr>
+      <w:rPr>
+        <w:rFonts w:ascii="Arial" w:eastAsia="Arial" w:hAnsi="Arial" w:cs="Arial"/>
+        <w:b w:val="0"/>
+        <w:i w:val="0"/>
+        <w:strike w:val="0"/>
+        <w:dstrike w:val="0"/>
+        <w:color w:val="000000"/>
+        <w:sz w:val="20"/>
+        <w:szCs w:val="20"/>
+        <w:u w:val="none" w:color="000000"/>
+        <w:bdr w:val="none" w:sz="0" w:space="0" w:color="auto"/>
+        <w:shd w:val="clear" w:color="auto" w:fill="auto"/>
+        <w:vertAlign w:val="baseline"/>
+      </w:rPr>
+    </w:lvl>
+    <w:lvl w:ilvl="7" w:tplc="8542CCDC">
+      <w:start w:val="1"/>
+      <w:numFmt w:val="bullet"/>
+      <w:lvlText w:val="o"/>
+      <w:lvlJc w:val="left"/>
+      <w:pPr>
+        <w:ind w:left="6130"/>
+      </w:pPr>
+      <w:rPr>
+        <w:rFonts w:ascii="Segoe UI Symbol" w:eastAsia="Segoe UI Symbol" w:hAnsi="Segoe UI Symbol" w:cs="Segoe UI Symbol"/>
+        <w:b w:val="0"/>
+        <w:i w:val="0"/>
+        <w:strike w:val="0"/>
+        <w:dstrike w:val="0"/>
+        <w:color w:val="000000"/>
+        <w:sz w:val="20"/>
+        <w:szCs w:val="20"/>
+        <w:u w:val="none" w:color="000000"/>
+        <w:bdr w:val="none" w:sz="0" w:space="0" w:color="auto"/>
+        <w:shd w:val="clear" w:color="auto" w:fill="auto"/>
+        <w:vertAlign w:val="baseline"/>
+      </w:rPr>
+    </w:lvl>
+    <w:lvl w:ilvl="8" w:tplc="C278F62E">
+      <w:start w:val="1"/>
+      <w:numFmt w:val="bullet"/>
+      <w:lvlText w:val="▪"/>
+      <w:lvlJc w:val="left"/>
+      <w:pPr>
+        <w:ind w:left="6850"/>
+      </w:pPr>
+      <w:rPr>
+        <w:rFonts w:ascii="Segoe UI Symbol" w:eastAsia="Segoe UI Symbol" w:hAnsi="Segoe UI Symbol" w:cs="Segoe UI Symbol"/>
+        <w:b w:val="0"/>
+        <w:i w:val="0"/>
+        <w:strike w:val="0"/>
+        <w:dstrike w:val="0"/>
+        <w:color w:val="000000"/>
+        <w:sz w:val="20"/>
+        <w:szCs w:val="20"/>
+        <w:u w:val="none" w:color="000000"/>
+        <w:bdr w:val="none" w:sz="0" w:space="0" w:color="auto"/>
+        <w:shd w:val="clear" w:color="auto" w:fill="auto"/>
+        <w:vertAlign w:val="baseline"/>
+      </w:rPr>
+    </w:lvl>
+  </w:abstractNum>
+  <w:abstractNum w:abstractNumId="6" w15:restartNumberingAfterBreak="0">
     <w:nsid w:val="313E6486"/>
     <w:multiLevelType w:val="multilevel"/>
     <w:tmpl w:val="8370EDC2"/>
@@ -3738,7 +5761,233 @@
       </w:rPr>
     </w:lvl>
   </w:abstractNum>
-  <w:abstractNum w:abstractNumId="4" w15:restartNumberingAfterBreak="0">
+  <w:abstractNum w:abstractNumId="7" w15:restartNumberingAfterBreak="0">
+    <w:nsid w:val="34253037"/>
+    <w:multiLevelType w:val="hybridMultilevel"/>
+    <w:tmpl w:val="B41ACEF8"/>
+    <w:lvl w:ilvl="0" w:tplc="0809000B">
+      <w:start w:val="1"/>
+      <w:numFmt w:val="bullet"/>
+      <w:lvlText w:val=""/>
+      <w:lvlJc w:val="left"/>
+      <w:pPr>
+        <w:ind w:left="785" w:hanging="360"/>
+      </w:pPr>
+      <w:rPr>
+        <w:rFonts w:ascii="Wingdings" w:hAnsi="Wingdings" w:hint="default"/>
+      </w:rPr>
+    </w:lvl>
+    <w:lvl w:ilvl="1" w:tplc="08090003" w:tentative="1">
+      <w:start w:val="1"/>
+      <w:numFmt w:val="bullet"/>
+      <w:lvlText w:val="o"/>
+      <w:lvlJc w:val="left"/>
+      <w:pPr>
+        <w:ind w:left="1505" w:hanging="360"/>
+      </w:pPr>
+      <w:rPr>
+        <w:rFonts w:ascii="Courier New" w:hAnsi="Courier New" w:cs="Courier New" w:hint="default"/>
+      </w:rPr>
+    </w:lvl>
+    <w:lvl w:ilvl="2" w:tplc="08090005" w:tentative="1">
+      <w:start w:val="1"/>
+      <w:numFmt w:val="bullet"/>
+      <w:lvlText w:val=""/>
+      <w:lvlJc w:val="left"/>
+      <w:pPr>
+        <w:ind w:left="2225" w:hanging="360"/>
+      </w:pPr>
+      <w:rPr>
+        <w:rFonts w:ascii="Wingdings" w:hAnsi="Wingdings" w:hint="default"/>
+      </w:rPr>
+    </w:lvl>
+    <w:lvl w:ilvl="3" w:tplc="08090001" w:tentative="1">
+      <w:start w:val="1"/>
+      <w:numFmt w:val="bullet"/>
+      <w:lvlText w:val=""/>
+      <w:lvlJc w:val="left"/>
+      <w:pPr>
+        <w:ind w:left="2945" w:hanging="360"/>
+      </w:pPr>
+      <w:rPr>
+        <w:rFonts w:ascii="Symbol" w:hAnsi="Symbol" w:hint="default"/>
+      </w:rPr>
+    </w:lvl>
+    <w:lvl w:ilvl="4" w:tplc="08090003" w:tentative="1">
+      <w:start w:val="1"/>
+      <w:numFmt w:val="bullet"/>
+      <w:lvlText w:val="o"/>
+      <w:lvlJc w:val="left"/>
+      <w:pPr>
+        <w:ind w:left="3665" w:hanging="360"/>
+      </w:pPr>
+      <w:rPr>
+        <w:rFonts w:ascii="Courier New" w:hAnsi="Courier New" w:cs="Courier New" w:hint="default"/>
+      </w:rPr>
+    </w:lvl>
+    <w:lvl w:ilvl="5" w:tplc="08090005" w:tentative="1">
+      <w:start w:val="1"/>
+      <w:numFmt w:val="bullet"/>
+      <w:lvlText w:val=""/>
+      <w:lvlJc w:val="left"/>
+      <w:pPr>
+        <w:ind w:left="4385" w:hanging="360"/>
+      </w:pPr>
+      <w:rPr>
+        <w:rFonts w:ascii="Wingdings" w:hAnsi="Wingdings" w:hint="default"/>
+      </w:rPr>
+    </w:lvl>
+    <w:lvl w:ilvl="6" w:tplc="08090001" w:tentative="1">
+      <w:start w:val="1"/>
+      <w:numFmt w:val="bullet"/>
+      <w:lvlText w:val=""/>
+      <w:lvlJc w:val="left"/>
+      <w:pPr>
+        <w:ind w:left="5105" w:hanging="360"/>
+      </w:pPr>
+      <w:rPr>
+        <w:rFonts w:ascii="Symbol" w:hAnsi="Symbol" w:hint="default"/>
+      </w:rPr>
+    </w:lvl>
+    <w:lvl w:ilvl="7" w:tplc="08090003" w:tentative="1">
+      <w:start w:val="1"/>
+      <w:numFmt w:val="bullet"/>
+      <w:lvlText w:val="o"/>
+      <w:lvlJc w:val="left"/>
+      <w:pPr>
+        <w:ind w:left="5825" w:hanging="360"/>
+      </w:pPr>
+      <w:rPr>
+        <w:rFonts w:ascii="Courier New" w:hAnsi="Courier New" w:cs="Courier New" w:hint="default"/>
+      </w:rPr>
+    </w:lvl>
+    <w:lvl w:ilvl="8" w:tplc="08090005" w:tentative="1">
+      <w:start w:val="1"/>
+      <w:numFmt w:val="bullet"/>
+      <w:lvlText w:val=""/>
+      <w:lvlJc w:val="left"/>
+      <w:pPr>
+        <w:ind w:left="6545" w:hanging="360"/>
+      </w:pPr>
+      <w:rPr>
+        <w:rFonts w:ascii="Wingdings" w:hAnsi="Wingdings" w:hint="default"/>
+      </w:rPr>
+    </w:lvl>
+  </w:abstractNum>
+  <w:abstractNum w:abstractNumId="8" w15:restartNumberingAfterBreak="0">
+    <w:nsid w:val="34794912"/>
+    <w:multiLevelType w:val="hybridMultilevel"/>
+    <w:tmpl w:val="D9DE9C0C"/>
+    <w:lvl w:ilvl="0" w:tplc="0809000B">
+      <w:start w:val="1"/>
+      <w:numFmt w:val="bullet"/>
+      <w:lvlText w:val=""/>
+      <w:lvlJc w:val="left"/>
+      <w:pPr>
+        <w:ind w:left="720" w:hanging="360"/>
+      </w:pPr>
+      <w:rPr>
+        <w:rFonts w:ascii="Wingdings" w:hAnsi="Wingdings" w:hint="default"/>
+      </w:rPr>
+    </w:lvl>
+    <w:lvl w:ilvl="1" w:tplc="08090003" w:tentative="1">
+      <w:start w:val="1"/>
+      <w:numFmt w:val="bullet"/>
+      <w:lvlText w:val="o"/>
+      <w:lvlJc w:val="left"/>
+      <w:pPr>
+        <w:ind w:left="1440" w:hanging="360"/>
+      </w:pPr>
+      <w:rPr>
+        <w:rFonts w:ascii="Courier New" w:hAnsi="Courier New" w:cs="Courier New" w:hint="default"/>
+      </w:rPr>
+    </w:lvl>
+    <w:lvl w:ilvl="2" w:tplc="08090005" w:tentative="1">
+      <w:start w:val="1"/>
+      <w:numFmt w:val="bullet"/>
+      <w:lvlText w:val=""/>
+      <w:lvlJc w:val="left"/>
+      <w:pPr>
+        <w:ind w:left="2160" w:hanging="360"/>
+      </w:pPr>
+      <w:rPr>
+        <w:rFonts w:ascii="Wingdings" w:hAnsi="Wingdings" w:hint="default"/>
+      </w:rPr>
+    </w:lvl>
+    <w:lvl w:ilvl="3" w:tplc="08090001" w:tentative="1">
+      <w:start w:val="1"/>
+      <w:numFmt w:val="bullet"/>
+      <w:lvlText w:val=""/>
+      <w:lvlJc w:val="left"/>
+      <w:pPr>
+        <w:ind w:left="2880" w:hanging="360"/>
+      </w:pPr>
+      <w:rPr>
+        <w:rFonts w:ascii="Symbol" w:hAnsi="Symbol" w:hint="default"/>
+      </w:rPr>
+    </w:lvl>
+    <w:lvl w:ilvl="4" w:tplc="08090003" w:tentative="1">
+      <w:start w:val="1"/>
+      <w:numFmt w:val="bullet"/>
+      <w:lvlText w:val="o"/>
+      <w:lvlJc w:val="left"/>
+      <w:pPr>
+        <w:ind w:left="3600" w:hanging="360"/>
+      </w:pPr>
+      <w:rPr>
+        <w:rFonts w:ascii="Courier New" w:hAnsi="Courier New" w:cs="Courier New" w:hint="default"/>
+      </w:rPr>
+    </w:lvl>
+    <w:lvl w:ilvl="5" w:tplc="08090005" w:tentative="1">
+      <w:start w:val="1"/>
+      <w:numFmt w:val="bullet"/>
+      <w:lvlText w:val=""/>
+      <w:lvlJc w:val="left"/>
+      <w:pPr>
+        <w:ind w:left="4320" w:hanging="360"/>
+      </w:pPr>
+      <w:rPr>
+        <w:rFonts w:ascii="Wingdings" w:hAnsi="Wingdings" w:hint="default"/>
+      </w:rPr>
+    </w:lvl>
+    <w:lvl w:ilvl="6" w:tplc="08090001" w:tentative="1">
+      <w:start w:val="1"/>
+      <w:numFmt w:val="bullet"/>
+      <w:lvlText w:val=""/>
+      <w:lvlJc w:val="left"/>
+      <w:pPr>
+        <w:ind w:left="5040" w:hanging="360"/>
+      </w:pPr>
+      <w:rPr>
+        <w:rFonts w:ascii="Symbol" w:hAnsi="Symbol" w:hint="default"/>
+      </w:rPr>
+    </w:lvl>
+    <w:lvl w:ilvl="7" w:tplc="08090003" w:tentative="1">
+      <w:start w:val="1"/>
+      <w:numFmt w:val="bullet"/>
+      <w:lvlText w:val="o"/>
+      <w:lvlJc w:val="left"/>
+      <w:pPr>
+        <w:ind w:left="5760" w:hanging="360"/>
+      </w:pPr>
+      <w:rPr>
+        <w:rFonts w:ascii="Courier New" w:hAnsi="Courier New" w:cs="Courier New" w:hint="default"/>
+      </w:rPr>
+    </w:lvl>
+    <w:lvl w:ilvl="8" w:tplc="08090005" w:tentative="1">
+      <w:start w:val="1"/>
+      <w:numFmt w:val="bullet"/>
+      <w:lvlText w:val=""/>
+      <w:lvlJc w:val="left"/>
+      <w:pPr>
+        <w:ind w:left="6480" w:hanging="360"/>
+      </w:pPr>
+      <w:rPr>
+        <w:rFonts w:ascii="Wingdings" w:hAnsi="Wingdings" w:hint="default"/>
+      </w:rPr>
+    </w:lvl>
+  </w:abstractNum>
+  <w:abstractNum w:abstractNumId="9" w15:restartNumberingAfterBreak="0">
     <w:nsid w:val="368B20D2"/>
     <w:multiLevelType w:val="hybridMultilevel"/>
     <w:tmpl w:val="808E4816"/>
@@ -3851,7 +6100,98 @@
       </w:rPr>
     </w:lvl>
   </w:abstractNum>
-  <w:abstractNum w:abstractNumId="5" w15:restartNumberingAfterBreak="0">
+  <w:abstractNum w:abstractNumId="10" w15:restartNumberingAfterBreak="0">
+    <w:nsid w:val="3B18411A"/>
+    <w:multiLevelType w:val="hybridMultilevel"/>
+    <w:tmpl w:val="7C4E52FC"/>
+    <w:lvl w:ilvl="0" w:tplc="46800DBA">
+      <w:start w:val="1"/>
+      <w:numFmt w:val="decimal"/>
+      <w:lvlText w:val="%1."/>
+      <w:lvlJc w:val="left"/>
+      <w:pPr>
+        <w:ind w:left="720" w:hanging="360"/>
+      </w:pPr>
+      <w:rPr>
+        <w:b/>
+        <w:bCs/>
+        <w:color w:val="A02B93" w:themeColor="accent5"/>
+      </w:rPr>
+    </w:lvl>
+    <w:lvl w:ilvl="1" w:tplc="FFFFFFFF" w:tentative="1">
+      <w:start w:val="1"/>
+      <w:numFmt w:val="lowerLetter"/>
+      <w:lvlText w:val="%2."/>
+      <w:lvlJc w:val="left"/>
+      <w:pPr>
+        <w:ind w:left="1440" w:hanging="360"/>
+      </w:pPr>
+    </w:lvl>
+    <w:lvl w:ilvl="2" w:tplc="FFFFFFFF" w:tentative="1">
+      <w:start w:val="1"/>
+      <w:numFmt w:val="lowerRoman"/>
+      <w:lvlText w:val="%3."/>
+      <w:lvlJc w:val="right"/>
+      <w:pPr>
+        <w:ind w:left="2160" w:hanging="180"/>
+      </w:pPr>
+    </w:lvl>
+    <w:lvl w:ilvl="3" w:tplc="FFFFFFFF" w:tentative="1">
+      <w:start w:val="1"/>
+      <w:numFmt w:val="decimal"/>
+      <w:lvlText w:val="%4."/>
+      <w:lvlJc w:val="left"/>
+      <w:pPr>
+        <w:ind w:left="2880" w:hanging="360"/>
+      </w:pPr>
+    </w:lvl>
+    <w:lvl w:ilvl="4" w:tplc="FFFFFFFF" w:tentative="1">
+      <w:start w:val="1"/>
+      <w:numFmt w:val="lowerLetter"/>
+      <w:lvlText w:val="%5."/>
+      <w:lvlJc w:val="left"/>
+      <w:pPr>
+        <w:ind w:left="3600" w:hanging="360"/>
+      </w:pPr>
+    </w:lvl>
+    <w:lvl w:ilvl="5" w:tplc="FFFFFFFF" w:tentative="1">
+      <w:start w:val="1"/>
+      <w:numFmt w:val="lowerRoman"/>
+      <w:lvlText w:val="%6."/>
+      <w:lvlJc w:val="right"/>
+      <w:pPr>
+        <w:ind w:left="4320" w:hanging="180"/>
+      </w:pPr>
+    </w:lvl>
+    <w:lvl w:ilvl="6" w:tplc="FFFFFFFF" w:tentative="1">
+      <w:start w:val="1"/>
+      <w:numFmt w:val="decimal"/>
+      <w:lvlText w:val="%7."/>
+      <w:lvlJc w:val="left"/>
+      <w:pPr>
+        <w:ind w:left="5040" w:hanging="360"/>
+      </w:pPr>
+    </w:lvl>
+    <w:lvl w:ilvl="7" w:tplc="FFFFFFFF" w:tentative="1">
+      <w:start w:val="1"/>
+      <w:numFmt w:val="lowerLetter"/>
+      <w:lvlText w:val="%8."/>
+      <w:lvlJc w:val="left"/>
+      <w:pPr>
+        <w:ind w:left="5760" w:hanging="360"/>
+      </w:pPr>
+    </w:lvl>
+    <w:lvl w:ilvl="8" w:tplc="FFFFFFFF" w:tentative="1">
+      <w:start w:val="1"/>
+      <w:numFmt w:val="lowerRoman"/>
+      <w:lvlText w:val="%9."/>
+      <w:lvlJc w:val="right"/>
+      <w:pPr>
+        <w:ind w:left="6480" w:hanging="180"/>
+      </w:pPr>
+    </w:lvl>
+  </w:abstractNum>
+  <w:abstractNum w:abstractNumId="11" w15:restartNumberingAfterBreak="0">
     <w:nsid w:val="3E5621F9"/>
     <w:multiLevelType w:val="hybridMultilevel"/>
     <w:tmpl w:val="FF18C558"/>
@@ -3964,7 +6304,7 @@
       </w:rPr>
     </w:lvl>
   </w:abstractNum>
-  <w:abstractNum w:abstractNumId="6" w15:restartNumberingAfterBreak="0">
+  <w:abstractNum w:abstractNumId="12" w15:restartNumberingAfterBreak="0">
     <w:nsid w:val="3ED70B74"/>
     <w:multiLevelType w:val="hybridMultilevel"/>
     <w:tmpl w:val="3D3811FA"/>
@@ -4077,7 +6417,305 @@
       </w:rPr>
     </w:lvl>
   </w:abstractNum>
-  <w:abstractNum w:abstractNumId="7" w15:restartNumberingAfterBreak="0">
+  <w:abstractNum w:abstractNumId="13" w15:restartNumberingAfterBreak="0">
+    <w:nsid w:val="3F607F89"/>
+    <w:multiLevelType w:val="hybridMultilevel"/>
+    <w:tmpl w:val="6284D088"/>
+    <w:lvl w:ilvl="0" w:tplc="722458B4">
+      <w:start w:val="1"/>
+      <w:numFmt w:val="bullet"/>
+      <w:lvlText w:val=""/>
+      <w:lvlJc w:val="left"/>
+      <w:pPr>
+        <w:ind w:left="1090"/>
+      </w:pPr>
+      <w:rPr>
+        <w:rFonts w:ascii="Symbol" w:hAnsi="Symbol" w:hint="default"/>
+        <w:b w:val="0"/>
+        <w:i w:val="0"/>
+        <w:strike w:val="0"/>
+        <w:dstrike w:val="0"/>
+        <w:color w:val="000000"/>
+        <w:sz w:val="24"/>
+        <w:szCs w:val="24"/>
+        <w:u w:val="none" w:color="000000"/>
+        <w:bdr w:val="none" w:sz="0" w:space="0" w:color="auto"/>
+        <w:shd w:val="clear" w:color="auto" w:fill="auto"/>
+        <w:vertAlign w:val="baseline"/>
+      </w:rPr>
+    </w:lvl>
+    <w:lvl w:ilvl="1" w:tplc="0E64569A">
+      <w:start w:val="1"/>
+      <w:numFmt w:val="bullet"/>
+      <w:lvlText w:val="o"/>
+      <w:lvlJc w:val="left"/>
+      <w:pPr>
+        <w:ind w:left="1810"/>
+      </w:pPr>
+      <w:rPr>
+        <w:rFonts w:ascii="Segoe UI Symbol" w:eastAsia="Segoe UI Symbol" w:hAnsi="Segoe UI Symbol" w:cs="Segoe UI Symbol"/>
+        <w:b w:val="0"/>
+        <w:i w:val="0"/>
+        <w:strike w:val="0"/>
+        <w:dstrike w:val="0"/>
+        <w:color w:val="000000"/>
+        <w:sz w:val="20"/>
+        <w:szCs w:val="20"/>
+        <w:u w:val="none" w:color="000000"/>
+        <w:bdr w:val="none" w:sz="0" w:space="0" w:color="auto"/>
+        <w:shd w:val="clear" w:color="auto" w:fill="auto"/>
+        <w:vertAlign w:val="baseline"/>
+      </w:rPr>
+    </w:lvl>
+    <w:lvl w:ilvl="2" w:tplc="BCE41D96">
+      <w:start w:val="1"/>
+      <w:numFmt w:val="bullet"/>
+      <w:lvlText w:val="▪"/>
+      <w:lvlJc w:val="left"/>
+      <w:pPr>
+        <w:ind w:left="2530"/>
+      </w:pPr>
+      <w:rPr>
+        <w:rFonts w:ascii="Segoe UI Symbol" w:eastAsia="Segoe UI Symbol" w:hAnsi="Segoe UI Symbol" w:cs="Segoe UI Symbol"/>
+        <w:b w:val="0"/>
+        <w:i w:val="0"/>
+        <w:strike w:val="0"/>
+        <w:dstrike w:val="0"/>
+        <w:color w:val="000000"/>
+        <w:sz w:val="20"/>
+        <w:szCs w:val="20"/>
+        <w:u w:val="none" w:color="000000"/>
+        <w:bdr w:val="none" w:sz="0" w:space="0" w:color="auto"/>
+        <w:shd w:val="clear" w:color="auto" w:fill="auto"/>
+        <w:vertAlign w:val="baseline"/>
+      </w:rPr>
+    </w:lvl>
+    <w:lvl w:ilvl="3" w:tplc="8BC693CA">
+      <w:start w:val="1"/>
+      <w:numFmt w:val="bullet"/>
+      <w:lvlText w:val="•"/>
+      <w:lvlJc w:val="left"/>
+      <w:pPr>
+        <w:ind w:left="3250"/>
+      </w:pPr>
+      <w:rPr>
+        <w:rFonts w:ascii="Arial" w:eastAsia="Arial" w:hAnsi="Arial" w:cs="Arial"/>
+        <w:b w:val="0"/>
+        <w:i w:val="0"/>
+        <w:strike w:val="0"/>
+        <w:dstrike w:val="0"/>
+        <w:color w:val="000000"/>
+        <w:sz w:val="20"/>
+        <w:szCs w:val="20"/>
+        <w:u w:val="none" w:color="000000"/>
+        <w:bdr w:val="none" w:sz="0" w:space="0" w:color="auto"/>
+        <w:shd w:val="clear" w:color="auto" w:fill="auto"/>
+        <w:vertAlign w:val="baseline"/>
+      </w:rPr>
+    </w:lvl>
+    <w:lvl w:ilvl="4" w:tplc="36F81E78">
+      <w:start w:val="1"/>
+      <w:numFmt w:val="bullet"/>
+      <w:lvlText w:val="o"/>
+      <w:lvlJc w:val="left"/>
+      <w:pPr>
+        <w:ind w:left="3970"/>
+      </w:pPr>
+      <w:rPr>
+        <w:rFonts w:ascii="Segoe UI Symbol" w:eastAsia="Segoe UI Symbol" w:hAnsi="Segoe UI Symbol" w:cs="Segoe UI Symbol"/>
+        <w:b w:val="0"/>
+        <w:i w:val="0"/>
+        <w:strike w:val="0"/>
+        <w:dstrike w:val="0"/>
+        <w:color w:val="000000"/>
+        <w:sz w:val="20"/>
+        <w:szCs w:val="20"/>
+        <w:u w:val="none" w:color="000000"/>
+        <w:bdr w:val="none" w:sz="0" w:space="0" w:color="auto"/>
+        <w:shd w:val="clear" w:color="auto" w:fill="auto"/>
+        <w:vertAlign w:val="baseline"/>
+      </w:rPr>
+    </w:lvl>
+    <w:lvl w:ilvl="5" w:tplc="6BF63606">
+      <w:start w:val="1"/>
+      <w:numFmt w:val="bullet"/>
+      <w:lvlText w:val="▪"/>
+      <w:lvlJc w:val="left"/>
+      <w:pPr>
+        <w:ind w:left="4690"/>
+      </w:pPr>
+      <w:rPr>
+        <w:rFonts w:ascii="Segoe UI Symbol" w:eastAsia="Segoe UI Symbol" w:hAnsi="Segoe UI Symbol" w:cs="Segoe UI Symbol"/>
+        <w:b w:val="0"/>
+        <w:i w:val="0"/>
+        <w:strike w:val="0"/>
+        <w:dstrike w:val="0"/>
+        <w:color w:val="000000"/>
+        <w:sz w:val="20"/>
+        <w:szCs w:val="20"/>
+        <w:u w:val="none" w:color="000000"/>
+        <w:bdr w:val="none" w:sz="0" w:space="0" w:color="auto"/>
+        <w:shd w:val="clear" w:color="auto" w:fill="auto"/>
+        <w:vertAlign w:val="baseline"/>
+      </w:rPr>
+    </w:lvl>
+    <w:lvl w:ilvl="6" w:tplc="D7A2F974">
+      <w:start w:val="1"/>
+      <w:numFmt w:val="bullet"/>
+      <w:lvlText w:val="•"/>
+      <w:lvlJc w:val="left"/>
+      <w:pPr>
+        <w:ind w:left="5410"/>
+      </w:pPr>
+      <w:rPr>
+        <w:rFonts w:ascii="Arial" w:eastAsia="Arial" w:hAnsi="Arial" w:cs="Arial"/>
+        <w:b w:val="0"/>
+        <w:i w:val="0"/>
+        <w:strike w:val="0"/>
+        <w:dstrike w:val="0"/>
+        <w:color w:val="000000"/>
+        <w:sz w:val="20"/>
+        <w:szCs w:val="20"/>
+        <w:u w:val="none" w:color="000000"/>
+        <w:bdr w:val="none" w:sz="0" w:space="0" w:color="auto"/>
+        <w:shd w:val="clear" w:color="auto" w:fill="auto"/>
+        <w:vertAlign w:val="baseline"/>
+      </w:rPr>
+    </w:lvl>
+    <w:lvl w:ilvl="7" w:tplc="7EC85F32">
+      <w:start w:val="1"/>
+      <w:numFmt w:val="bullet"/>
+      <w:lvlText w:val="o"/>
+      <w:lvlJc w:val="left"/>
+      <w:pPr>
+        <w:ind w:left="6130"/>
+      </w:pPr>
+      <w:rPr>
+        <w:rFonts w:ascii="Segoe UI Symbol" w:eastAsia="Segoe UI Symbol" w:hAnsi="Segoe UI Symbol" w:cs="Segoe UI Symbol"/>
+        <w:b w:val="0"/>
+        <w:i w:val="0"/>
+        <w:strike w:val="0"/>
+        <w:dstrike w:val="0"/>
+        <w:color w:val="000000"/>
+        <w:sz w:val="20"/>
+        <w:szCs w:val="20"/>
+        <w:u w:val="none" w:color="000000"/>
+        <w:bdr w:val="none" w:sz="0" w:space="0" w:color="auto"/>
+        <w:shd w:val="clear" w:color="auto" w:fill="auto"/>
+        <w:vertAlign w:val="baseline"/>
+      </w:rPr>
+    </w:lvl>
+    <w:lvl w:ilvl="8" w:tplc="63AC128E">
+      <w:start w:val="1"/>
+      <w:numFmt w:val="bullet"/>
+      <w:lvlText w:val="▪"/>
+      <w:lvlJc w:val="left"/>
+      <w:pPr>
+        <w:ind w:left="6850"/>
+      </w:pPr>
+      <w:rPr>
+        <w:rFonts w:ascii="Segoe UI Symbol" w:eastAsia="Segoe UI Symbol" w:hAnsi="Segoe UI Symbol" w:cs="Segoe UI Symbol"/>
+        <w:b w:val="0"/>
+        <w:i w:val="0"/>
+        <w:strike w:val="0"/>
+        <w:dstrike w:val="0"/>
+        <w:color w:val="000000"/>
+        <w:sz w:val="20"/>
+        <w:szCs w:val="20"/>
+        <w:u w:val="none" w:color="000000"/>
+        <w:bdr w:val="none" w:sz="0" w:space="0" w:color="auto"/>
+        <w:shd w:val="clear" w:color="auto" w:fill="auto"/>
+        <w:vertAlign w:val="baseline"/>
+      </w:rPr>
+    </w:lvl>
+  </w:abstractNum>
+  <w:abstractNum w:abstractNumId="14" w15:restartNumberingAfterBreak="0">
+    <w:nsid w:val="44F10A2A"/>
+    <w:multiLevelType w:val="hybridMultilevel"/>
+    <w:tmpl w:val="0B565A0C"/>
+    <w:lvl w:ilvl="0" w:tplc="FFFFFFFF">
+      <w:start w:val="1"/>
+      <w:numFmt w:val="decimal"/>
+      <w:lvlText w:val="%1."/>
+      <w:lvlJc w:val="left"/>
+      <w:pPr>
+        <w:ind w:left="720" w:hanging="360"/>
+      </w:pPr>
+    </w:lvl>
+    <w:lvl w:ilvl="1" w:tplc="FFFFFFFF" w:tentative="1">
+      <w:start w:val="1"/>
+      <w:numFmt w:val="lowerLetter"/>
+      <w:lvlText w:val="%2."/>
+      <w:lvlJc w:val="left"/>
+      <w:pPr>
+        <w:ind w:left="1440" w:hanging="360"/>
+      </w:pPr>
+    </w:lvl>
+    <w:lvl w:ilvl="2" w:tplc="FFFFFFFF" w:tentative="1">
+      <w:start w:val="1"/>
+      <w:numFmt w:val="lowerRoman"/>
+      <w:lvlText w:val="%3."/>
+      <w:lvlJc w:val="right"/>
+      <w:pPr>
+        <w:ind w:left="2160" w:hanging="180"/>
+      </w:pPr>
+    </w:lvl>
+    <w:lvl w:ilvl="3" w:tplc="FFFFFFFF" w:tentative="1">
+      <w:start w:val="1"/>
+      <w:numFmt w:val="decimal"/>
+      <w:lvlText w:val="%4."/>
+      <w:lvlJc w:val="left"/>
+      <w:pPr>
+        <w:ind w:left="2880" w:hanging="360"/>
+      </w:pPr>
+    </w:lvl>
+    <w:lvl w:ilvl="4" w:tplc="FFFFFFFF" w:tentative="1">
+      <w:start w:val="1"/>
+      <w:numFmt w:val="lowerLetter"/>
+      <w:lvlText w:val="%5."/>
+      <w:lvlJc w:val="left"/>
+      <w:pPr>
+        <w:ind w:left="3600" w:hanging="360"/>
+      </w:pPr>
+    </w:lvl>
+    <w:lvl w:ilvl="5" w:tplc="FFFFFFFF" w:tentative="1">
+      <w:start w:val="1"/>
+      <w:numFmt w:val="lowerRoman"/>
+      <w:lvlText w:val="%6."/>
+      <w:lvlJc w:val="right"/>
+      <w:pPr>
+        <w:ind w:left="4320" w:hanging="180"/>
+      </w:pPr>
+    </w:lvl>
+    <w:lvl w:ilvl="6" w:tplc="FFFFFFFF" w:tentative="1">
+      <w:start w:val="1"/>
+      <w:numFmt w:val="decimal"/>
+      <w:lvlText w:val="%7."/>
+      <w:lvlJc w:val="left"/>
+      <w:pPr>
+        <w:ind w:left="5040" w:hanging="360"/>
+      </w:pPr>
+    </w:lvl>
+    <w:lvl w:ilvl="7" w:tplc="FFFFFFFF" w:tentative="1">
+      <w:start w:val="1"/>
+      <w:numFmt w:val="lowerLetter"/>
+      <w:lvlText w:val="%8."/>
+      <w:lvlJc w:val="left"/>
+      <w:pPr>
+        <w:ind w:left="5760" w:hanging="360"/>
+      </w:pPr>
+    </w:lvl>
+    <w:lvl w:ilvl="8" w:tplc="FFFFFFFF" w:tentative="1">
+      <w:start w:val="1"/>
+      <w:numFmt w:val="lowerRoman"/>
+      <w:lvlText w:val="%9."/>
+      <w:lvlJc w:val="right"/>
+      <w:pPr>
+        <w:ind w:left="6480" w:hanging="180"/>
+      </w:pPr>
+    </w:lvl>
+  </w:abstractNum>
+  <w:abstractNum w:abstractNumId="15" w15:restartNumberingAfterBreak="0">
     <w:nsid w:val="49E401E8"/>
     <w:multiLevelType w:val="hybridMultilevel"/>
     <w:tmpl w:val="88BAC322"/>
@@ -4190,7 +6828,7 @@
       </w:rPr>
     </w:lvl>
   </w:abstractNum>
-  <w:abstractNum w:abstractNumId="8" w15:restartNumberingAfterBreak="0">
+  <w:abstractNum w:abstractNumId="16" w15:restartNumberingAfterBreak="0">
     <w:nsid w:val="4AEE4F85"/>
     <w:multiLevelType w:val="hybridMultilevel"/>
     <w:tmpl w:val="28BC3B6A"/>
@@ -4276,7 +6914,7 @@
       </w:pPr>
     </w:lvl>
   </w:abstractNum>
-  <w:abstractNum w:abstractNumId="9" w15:restartNumberingAfterBreak="0">
+  <w:abstractNum w:abstractNumId="17" w15:restartNumberingAfterBreak="0">
     <w:nsid w:val="4DCA0306"/>
     <w:multiLevelType w:val="hybridMultilevel"/>
     <w:tmpl w:val="533CA096"/>
@@ -4389,7 +7027,7 @@
       </w:rPr>
     </w:lvl>
   </w:abstractNum>
-  <w:abstractNum w:abstractNumId="10" w15:restartNumberingAfterBreak="0">
+  <w:abstractNum w:abstractNumId="18" w15:restartNumberingAfterBreak="0">
     <w:nsid w:val="512C4362"/>
     <w:multiLevelType w:val="hybridMultilevel"/>
     <w:tmpl w:val="581EC7CE"/>
@@ -4502,7 +7140,7 @@
       </w:rPr>
     </w:lvl>
   </w:abstractNum>
-  <w:abstractNum w:abstractNumId="11" w15:restartNumberingAfterBreak="0">
+  <w:abstractNum w:abstractNumId="19" w15:restartNumberingAfterBreak="0">
     <w:nsid w:val="5190350B"/>
     <w:multiLevelType w:val="hybridMultilevel"/>
     <w:tmpl w:val="2FC2A1F0"/>
@@ -4615,7 +7253,544 @@
       </w:rPr>
     </w:lvl>
   </w:abstractNum>
-  <w:abstractNum w:abstractNumId="12" w15:restartNumberingAfterBreak="0">
+  <w:abstractNum w:abstractNumId="20" w15:restartNumberingAfterBreak="0">
+    <w:nsid w:val="52705078"/>
+    <w:multiLevelType w:val="hybridMultilevel"/>
+    <w:tmpl w:val="F950F93E"/>
+    <w:lvl w:ilvl="0" w:tplc="58D69FE2">
+      <w:start w:val="1"/>
+      <w:numFmt w:val="bullet"/>
+      <w:lvlText w:val=""/>
+      <w:lvlJc w:val="left"/>
+      <w:pPr>
+        <w:ind w:left="1090"/>
+      </w:pPr>
+      <w:rPr>
+        <w:rFonts w:ascii="Symbol" w:hAnsi="Symbol" w:hint="default"/>
+        <w:b w:val="0"/>
+        <w:i w:val="0"/>
+        <w:strike w:val="0"/>
+        <w:dstrike w:val="0"/>
+        <w:color w:val="000000"/>
+        <w:sz w:val="24"/>
+        <w:szCs w:val="24"/>
+        <w:u w:val="none" w:color="000000"/>
+        <w:bdr w:val="none" w:sz="0" w:space="0" w:color="auto"/>
+        <w:shd w:val="clear" w:color="auto" w:fill="auto"/>
+        <w:vertAlign w:val="baseline"/>
+      </w:rPr>
+    </w:lvl>
+    <w:lvl w:ilvl="1" w:tplc="E5EE73A6">
+      <w:start w:val="1"/>
+      <w:numFmt w:val="bullet"/>
+      <w:lvlText w:val="o"/>
+      <w:lvlJc w:val="left"/>
+      <w:pPr>
+        <w:ind w:left="1810"/>
+      </w:pPr>
+      <w:rPr>
+        <w:rFonts w:ascii="Segoe UI Symbol" w:eastAsia="Segoe UI Symbol" w:hAnsi="Segoe UI Symbol" w:cs="Segoe UI Symbol"/>
+        <w:b w:val="0"/>
+        <w:i w:val="0"/>
+        <w:strike w:val="0"/>
+        <w:dstrike w:val="0"/>
+        <w:color w:val="000000"/>
+        <w:sz w:val="20"/>
+        <w:szCs w:val="20"/>
+        <w:u w:val="none" w:color="000000"/>
+        <w:bdr w:val="none" w:sz="0" w:space="0" w:color="auto"/>
+        <w:shd w:val="clear" w:color="auto" w:fill="auto"/>
+        <w:vertAlign w:val="baseline"/>
+      </w:rPr>
+    </w:lvl>
+    <w:lvl w:ilvl="2" w:tplc="4C98BEF6">
+      <w:start w:val="1"/>
+      <w:numFmt w:val="bullet"/>
+      <w:lvlText w:val="▪"/>
+      <w:lvlJc w:val="left"/>
+      <w:pPr>
+        <w:ind w:left="2530"/>
+      </w:pPr>
+      <w:rPr>
+        <w:rFonts w:ascii="Segoe UI Symbol" w:eastAsia="Segoe UI Symbol" w:hAnsi="Segoe UI Symbol" w:cs="Segoe UI Symbol"/>
+        <w:b w:val="0"/>
+        <w:i w:val="0"/>
+        <w:strike w:val="0"/>
+        <w:dstrike w:val="0"/>
+        <w:color w:val="000000"/>
+        <w:sz w:val="20"/>
+        <w:szCs w:val="20"/>
+        <w:u w:val="none" w:color="000000"/>
+        <w:bdr w:val="none" w:sz="0" w:space="0" w:color="auto"/>
+        <w:shd w:val="clear" w:color="auto" w:fill="auto"/>
+        <w:vertAlign w:val="baseline"/>
+      </w:rPr>
+    </w:lvl>
+    <w:lvl w:ilvl="3" w:tplc="71BE14DC">
+      <w:start w:val="1"/>
+      <w:numFmt w:val="bullet"/>
+      <w:lvlText w:val="•"/>
+      <w:lvlJc w:val="left"/>
+      <w:pPr>
+        <w:ind w:left="3250"/>
+      </w:pPr>
+      <w:rPr>
+        <w:rFonts w:ascii="Arial" w:eastAsia="Arial" w:hAnsi="Arial" w:cs="Arial"/>
+        <w:b w:val="0"/>
+        <w:i w:val="0"/>
+        <w:strike w:val="0"/>
+        <w:dstrike w:val="0"/>
+        <w:color w:val="000000"/>
+        <w:sz w:val="20"/>
+        <w:szCs w:val="20"/>
+        <w:u w:val="none" w:color="000000"/>
+        <w:bdr w:val="none" w:sz="0" w:space="0" w:color="auto"/>
+        <w:shd w:val="clear" w:color="auto" w:fill="auto"/>
+        <w:vertAlign w:val="baseline"/>
+      </w:rPr>
+    </w:lvl>
+    <w:lvl w:ilvl="4" w:tplc="795C2B9A">
+      <w:start w:val="1"/>
+      <w:numFmt w:val="bullet"/>
+      <w:lvlText w:val="o"/>
+      <w:lvlJc w:val="left"/>
+      <w:pPr>
+        <w:ind w:left="3970"/>
+      </w:pPr>
+      <w:rPr>
+        <w:rFonts w:ascii="Segoe UI Symbol" w:eastAsia="Segoe UI Symbol" w:hAnsi="Segoe UI Symbol" w:cs="Segoe UI Symbol"/>
+        <w:b w:val="0"/>
+        <w:i w:val="0"/>
+        <w:strike w:val="0"/>
+        <w:dstrike w:val="0"/>
+        <w:color w:val="000000"/>
+        <w:sz w:val="20"/>
+        <w:szCs w:val="20"/>
+        <w:u w:val="none" w:color="000000"/>
+        <w:bdr w:val="none" w:sz="0" w:space="0" w:color="auto"/>
+        <w:shd w:val="clear" w:color="auto" w:fill="auto"/>
+        <w:vertAlign w:val="baseline"/>
+      </w:rPr>
+    </w:lvl>
+    <w:lvl w:ilvl="5" w:tplc="2F2E5F26">
+      <w:start w:val="1"/>
+      <w:numFmt w:val="bullet"/>
+      <w:lvlText w:val="▪"/>
+      <w:lvlJc w:val="left"/>
+      <w:pPr>
+        <w:ind w:left="4690"/>
+      </w:pPr>
+      <w:rPr>
+        <w:rFonts w:ascii="Segoe UI Symbol" w:eastAsia="Segoe UI Symbol" w:hAnsi="Segoe UI Symbol" w:cs="Segoe UI Symbol"/>
+        <w:b w:val="0"/>
+        <w:i w:val="0"/>
+        <w:strike w:val="0"/>
+        <w:dstrike w:val="0"/>
+        <w:color w:val="000000"/>
+        <w:sz w:val="20"/>
+        <w:szCs w:val="20"/>
+        <w:u w:val="none" w:color="000000"/>
+        <w:bdr w:val="none" w:sz="0" w:space="0" w:color="auto"/>
+        <w:shd w:val="clear" w:color="auto" w:fill="auto"/>
+        <w:vertAlign w:val="baseline"/>
+      </w:rPr>
+    </w:lvl>
+    <w:lvl w:ilvl="6" w:tplc="CA42E9F6">
+      <w:start w:val="1"/>
+      <w:numFmt w:val="bullet"/>
+      <w:lvlText w:val="•"/>
+      <w:lvlJc w:val="left"/>
+      <w:pPr>
+        <w:ind w:left="5410"/>
+      </w:pPr>
+      <w:rPr>
+        <w:rFonts w:ascii="Arial" w:eastAsia="Arial" w:hAnsi="Arial" w:cs="Arial"/>
+        <w:b w:val="0"/>
+        <w:i w:val="0"/>
+        <w:strike w:val="0"/>
+        <w:dstrike w:val="0"/>
+        <w:color w:val="000000"/>
+        <w:sz w:val="20"/>
+        <w:szCs w:val="20"/>
+        <w:u w:val="none" w:color="000000"/>
+        <w:bdr w:val="none" w:sz="0" w:space="0" w:color="auto"/>
+        <w:shd w:val="clear" w:color="auto" w:fill="auto"/>
+        <w:vertAlign w:val="baseline"/>
+      </w:rPr>
+    </w:lvl>
+    <w:lvl w:ilvl="7" w:tplc="0E3EDE48">
+      <w:start w:val="1"/>
+      <w:numFmt w:val="bullet"/>
+      <w:lvlText w:val="o"/>
+      <w:lvlJc w:val="left"/>
+      <w:pPr>
+        <w:ind w:left="6130"/>
+      </w:pPr>
+      <w:rPr>
+        <w:rFonts w:ascii="Segoe UI Symbol" w:eastAsia="Segoe UI Symbol" w:hAnsi="Segoe UI Symbol" w:cs="Segoe UI Symbol"/>
+        <w:b w:val="0"/>
+        <w:i w:val="0"/>
+        <w:strike w:val="0"/>
+        <w:dstrike w:val="0"/>
+        <w:color w:val="000000"/>
+        <w:sz w:val="20"/>
+        <w:szCs w:val="20"/>
+        <w:u w:val="none" w:color="000000"/>
+        <w:bdr w:val="none" w:sz="0" w:space="0" w:color="auto"/>
+        <w:shd w:val="clear" w:color="auto" w:fill="auto"/>
+        <w:vertAlign w:val="baseline"/>
+      </w:rPr>
+    </w:lvl>
+    <w:lvl w:ilvl="8" w:tplc="303CD80E">
+      <w:start w:val="1"/>
+      <w:numFmt w:val="bullet"/>
+      <w:lvlText w:val="▪"/>
+      <w:lvlJc w:val="left"/>
+      <w:pPr>
+        <w:ind w:left="6850"/>
+      </w:pPr>
+      <w:rPr>
+        <w:rFonts w:ascii="Segoe UI Symbol" w:eastAsia="Segoe UI Symbol" w:hAnsi="Segoe UI Symbol" w:cs="Segoe UI Symbol"/>
+        <w:b w:val="0"/>
+        <w:i w:val="0"/>
+        <w:strike w:val="0"/>
+        <w:dstrike w:val="0"/>
+        <w:color w:val="000000"/>
+        <w:sz w:val="20"/>
+        <w:szCs w:val="20"/>
+        <w:u w:val="none" w:color="000000"/>
+        <w:bdr w:val="none" w:sz="0" w:space="0" w:color="auto"/>
+        <w:shd w:val="clear" w:color="auto" w:fill="auto"/>
+        <w:vertAlign w:val="baseline"/>
+      </w:rPr>
+    </w:lvl>
+  </w:abstractNum>
+  <w:abstractNum w:abstractNumId="21" w15:restartNumberingAfterBreak="0">
+    <w:nsid w:val="589D54AD"/>
+    <w:multiLevelType w:val="hybridMultilevel"/>
+    <w:tmpl w:val="EB0CB98A"/>
+    <w:lvl w:ilvl="0" w:tplc="54F83C46">
+      <w:start w:val="1"/>
+      <w:numFmt w:val="bullet"/>
+      <w:lvlText w:val=""/>
+      <w:lvlJc w:val="left"/>
+      <w:pPr>
+        <w:ind w:left="720"/>
+      </w:pPr>
+      <w:rPr>
+        <w:rFonts w:ascii="Symbol" w:hAnsi="Symbol" w:hint="default"/>
+        <w:b w:val="0"/>
+        <w:i w:val="0"/>
+        <w:strike w:val="0"/>
+        <w:dstrike w:val="0"/>
+        <w:color w:val="000000"/>
+        <w:sz w:val="24"/>
+        <w:szCs w:val="24"/>
+        <w:u w:val="none" w:color="000000"/>
+        <w:bdr w:val="none" w:sz="0" w:space="0" w:color="auto"/>
+        <w:shd w:val="clear" w:color="auto" w:fill="auto"/>
+        <w:vertAlign w:val="baseline"/>
+      </w:rPr>
+    </w:lvl>
+    <w:lvl w:ilvl="1" w:tplc="AE9E91F8">
+      <w:start w:val="1"/>
+      <w:numFmt w:val="bullet"/>
+      <w:lvlText w:val="o"/>
+      <w:lvlJc w:val="left"/>
+      <w:pPr>
+        <w:ind w:left="1440"/>
+      </w:pPr>
+      <w:rPr>
+        <w:rFonts w:ascii="Segoe UI Symbol" w:eastAsia="Segoe UI Symbol" w:hAnsi="Segoe UI Symbol" w:cs="Segoe UI Symbol"/>
+        <w:b w:val="0"/>
+        <w:i w:val="0"/>
+        <w:strike w:val="0"/>
+        <w:dstrike w:val="0"/>
+        <w:color w:val="000000"/>
+        <w:sz w:val="20"/>
+        <w:szCs w:val="20"/>
+        <w:u w:val="none" w:color="000000"/>
+        <w:bdr w:val="none" w:sz="0" w:space="0" w:color="auto"/>
+        <w:shd w:val="clear" w:color="auto" w:fill="auto"/>
+        <w:vertAlign w:val="baseline"/>
+      </w:rPr>
+    </w:lvl>
+    <w:lvl w:ilvl="2" w:tplc="431E365A">
+      <w:start w:val="1"/>
+      <w:numFmt w:val="bullet"/>
+      <w:lvlText w:val="▪"/>
+      <w:lvlJc w:val="left"/>
+      <w:pPr>
+        <w:ind w:left="2160"/>
+      </w:pPr>
+      <w:rPr>
+        <w:rFonts w:ascii="Segoe UI Symbol" w:eastAsia="Segoe UI Symbol" w:hAnsi="Segoe UI Symbol" w:cs="Segoe UI Symbol"/>
+        <w:b w:val="0"/>
+        <w:i w:val="0"/>
+        <w:strike w:val="0"/>
+        <w:dstrike w:val="0"/>
+        <w:color w:val="000000"/>
+        <w:sz w:val="20"/>
+        <w:szCs w:val="20"/>
+        <w:u w:val="none" w:color="000000"/>
+        <w:bdr w:val="none" w:sz="0" w:space="0" w:color="auto"/>
+        <w:shd w:val="clear" w:color="auto" w:fill="auto"/>
+        <w:vertAlign w:val="baseline"/>
+      </w:rPr>
+    </w:lvl>
+    <w:lvl w:ilvl="3" w:tplc="7480D0A2">
+      <w:start w:val="1"/>
+      <w:numFmt w:val="bullet"/>
+      <w:lvlText w:val="•"/>
+      <w:lvlJc w:val="left"/>
+      <w:pPr>
+        <w:ind w:left="2880"/>
+      </w:pPr>
+      <w:rPr>
+        <w:rFonts w:ascii="Arial" w:eastAsia="Arial" w:hAnsi="Arial" w:cs="Arial"/>
+        <w:b w:val="0"/>
+        <w:i w:val="0"/>
+        <w:strike w:val="0"/>
+        <w:dstrike w:val="0"/>
+        <w:color w:val="000000"/>
+        <w:sz w:val="20"/>
+        <w:szCs w:val="20"/>
+        <w:u w:val="none" w:color="000000"/>
+        <w:bdr w:val="none" w:sz="0" w:space="0" w:color="auto"/>
+        <w:shd w:val="clear" w:color="auto" w:fill="auto"/>
+        <w:vertAlign w:val="baseline"/>
+      </w:rPr>
+    </w:lvl>
+    <w:lvl w:ilvl="4" w:tplc="854E6F56">
+      <w:start w:val="1"/>
+      <w:numFmt w:val="bullet"/>
+      <w:lvlText w:val="o"/>
+      <w:lvlJc w:val="left"/>
+      <w:pPr>
+        <w:ind w:left="3600"/>
+      </w:pPr>
+      <w:rPr>
+        <w:rFonts w:ascii="Segoe UI Symbol" w:eastAsia="Segoe UI Symbol" w:hAnsi="Segoe UI Symbol" w:cs="Segoe UI Symbol"/>
+        <w:b w:val="0"/>
+        <w:i w:val="0"/>
+        <w:strike w:val="0"/>
+        <w:dstrike w:val="0"/>
+        <w:color w:val="000000"/>
+        <w:sz w:val="20"/>
+        <w:szCs w:val="20"/>
+        <w:u w:val="none" w:color="000000"/>
+        <w:bdr w:val="none" w:sz="0" w:space="0" w:color="auto"/>
+        <w:shd w:val="clear" w:color="auto" w:fill="auto"/>
+        <w:vertAlign w:val="baseline"/>
+      </w:rPr>
+    </w:lvl>
+    <w:lvl w:ilvl="5" w:tplc="946C99B4">
+      <w:start w:val="1"/>
+      <w:numFmt w:val="bullet"/>
+      <w:lvlText w:val="▪"/>
+      <w:lvlJc w:val="left"/>
+      <w:pPr>
+        <w:ind w:left="4320"/>
+      </w:pPr>
+      <w:rPr>
+        <w:rFonts w:ascii="Segoe UI Symbol" w:eastAsia="Segoe UI Symbol" w:hAnsi="Segoe UI Symbol" w:cs="Segoe UI Symbol"/>
+        <w:b w:val="0"/>
+        <w:i w:val="0"/>
+        <w:strike w:val="0"/>
+        <w:dstrike w:val="0"/>
+        <w:color w:val="000000"/>
+        <w:sz w:val="20"/>
+        <w:szCs w:val="20"/>
+        <w:u w:val="none" w:color="000000"/>
+        <w:bdr w:val="none" w:sz="0" w:space="0" w:color="auto"/>
+        <w:shd w:val="clear" w:color="auto" w:fill="auto"/>
+        <w:vertAlign w:val="baseline"/>
+      </w:rPr>
+    </w:lvl>
+    <w:lvl w:ilvl="6" w:tplc="F2D45E50">
+      <w:start w:val="1"/>
+      <w:numFmt w:val="bullet"/>
+      <w:lvlText w:val="•"/>
+      <w:lvlJc w:val="left"/>
+      <w:pPr>
+        <w:ind w:left="5040"/>
+      </w:pPr>
+      <w:rPr>
+        <w:rFonts w:ascii="Arial" w:eastAsia="Arial" w:hAnsi="Arial" w:cs="Arial"/>
+        <w:b w:val="0"/>
+        <w:i w:val="0"/>
+        <w:strike w:val="0"/>
+        <w:dstrike w:val="0"/>
+        <w:color w:val="000000"/>
+        <w:sz w:val="20"/>
+        <w:szCs w:val="20"/>
+        <w:u w:val="none" w:color="000000"/>
+        <w:bdr w:val="none" w:sz="0" w:space="0" w:color="auto"/>
+        <w:shd w:val="clear" w:color="auto" w:fill="auto"/>
+        <w:vertAlign w:val="baseline"/>
+      </w:rPr>
+    </w:lvl>
+    <w:lvl w:ilvl="7" w:tplc="89BEB98C">
+      <w:start w:val="1"/>
+      <w:numFmt w:val="bullet"/>
+      <w:lvlText w:val="o"/>
+      <w:lvlJc w:val="left"/>
+      <w:pPr>
+        <w:ind w:left="5760"/>
+      </w:pPr>
+      <w:rPr>
+        <w:rFonts w:ascii="Segoe UI Symbol" w:eastAsia="Segoe UI Symbol" w:hAnsi="Segoe UI Symbol" w:cs="Segoe UI Symbol"/>
+        <w:b w:val="0"/>
+        <w:i w:val="0"/>
+        <w:strike w:val="0"/>
+        <w:dstrike w:val="0"/>
+        <w:color w:val="000000"/>
+        <w:sz w:val="20"/>
+        <w:szCs w:val="20"/>
+        <w:u w:val="none" w:color="000000"/>
+        <w:bdr w:val="none" w:sz="0" w:space="0" w:color="auto"/>
+        <w:shd w:val="clear" w:color="auto" w:fill="auto"/>
+        <w:vertAlign w:val="baseline"/>
+      </w:rPr>
+    </w:lvl>
+    <w:lvl w:ilvl="8" w:tplc="B772368C">
+      <w:start w:val="1"/>
+      <w:numFmt w:val="bullet"/>
+      <w:lvlText w:val="▪"/>
+      <w:lvlJc w:val="left"/>
+      <w:pPr>
+        <w:ind w:left="6480"/>
+      </w:pPr>
+      <w:rPr>
+        <w:rFonts w:ascii="Segoe UI Symbol" w:eastAsia="Segoe UI Symbol" w:hAnsi="Segoe UI Symbol" w:cs="Segoe UI Symbol"/>
+        <w:b w:val="0"/>
+        <w:i w:val="0"/>
+        <w:strike w:val="0"/>
+        <w:dstrike w:val="0"/>
+        <w:color w:val="000000"/>
+        <w:sz w:val="20"/>
+        <w:szCs w:val="20"/>
+        <w:u w:val="none" w:color="000000"/>
+        <w:bdr w:val="none" w:sz="0" w:space="0" w:color="auto"/>
+        <w:shd w:val="clear" w:color="auto" w:fill="auto"/>
+        <w:vertAlign w:val="baseline"/>
+      </w:rPr>
+    </w:lvl>
+  </w:abstractNum>
+  <w:abstractNum w:abstractNumId="22" w15:restartNumberingAfterBreak="0">
+    <w:nsid w:val="5DCB756D"/>
+    <w:multiLevelType w:val="hybridMultilevel"/>
+    <w:tmpl w:val="03CAD40A"/>
+    <w:lvl w:ilvl="0" w:tplc="0809000B">
+      <w:start w:val="1"/>
+      <w:numFmt w:val="bullet"/>
+      <w:lvlText w:val=""/>
+      <w:lvlJc w:val="left"/>
+      <w:pPr>
+        <w:ind w:left="720" w:hanging="360"/>
+      </w:pPr>
+      <w:rPr>
+        <w:rFonts w:ascii="Wingdings" w:hAnsi="Wingdings" w:hint="default"/>
+      </w:rPr>
+    </w:lvl>
+    <w:lvl w:ilvl="1" w:tplc="08090003" w:tentative="1">
+      <w:start w:val="1"/>
+      <w:numFmt w:val="bullet"/>
+      <w:lvlText w:val="o"/>
+      <w:lvlJc w:val="left"/>
+      <w:pPr>
+        <w:ind w:left="1440" w:hanging="360"/>
+      </w:pPr>
+      <w:rPr>
+        <w:rFonts w:ascii="Courier New" w:hAnsi="Courier New" w:cs="Courier New" w:hint="default"/>
+      </w:rPr>
+    </w:lvl>
+    <w:lvl w:ilvl="2" w:tplc="08090005" w:tentative="1">
+      <w:start w:val="1"/>
+      <w:numFmt w:val="bullet"/>
+      <w:lvlText w:val=""/>
+      <w:lvlJc w:val="left"/>
+      <w:pPr>
+        <w:ind w:left="2160" w:hanging="360"/>
+      </w:pPr>
+      <w:rPr>
+        <w:rFonts w:ascii="Wingdings" w:hAnsi="Wingdings" w:hint="default"/>
+      </w:rPr>
+    </w:lvl>
+    <w:lvl w:ilvl="3" w:tplc="08090001" w:tentative="1">
+      <w:start w:val="1"/>
+      <w:numFmt w:val="bullet"/>
+      <w:lvlText w:val=""/>
+      <w:lvlJc w:val="left"/>
+      <w:pPr>
+        <w:ind w:left="2880" w:hanging="360"/>
+      </w:pPr>
+      <w:rPr>
+        <w:rFonts w:ascii="Symbol" w:hAnsi="Symbol" w:hint="default"/>
+      </w:rPr>
+    </w:lvl>
+    <w:lvl w:ilvl="4" w:tplc="08090003" w:tentative="1">
+      <w:start w:val="1"/>
+      <w:numFmt w:val="bullet"/>
+      <w:lvlText w:val="o"/>
+      <w:lvlJc w:val="left"/>
+      <w:pPr>
+        <w:ind w:left="3600" w:hanging="360"/>
+      </w:pPr>
+      <w:rPr>
+        <w:rFonts w:ascii="Courier New" w:hAnsi="Courier New" w:cs="Courier New" w:hint="default"/>
+      </w:rPr>
+    </w:lvl>
+    <w:lvl w:ilvl="5" w:tplc="08090005" w:tentative="1">
+      <w:start w:val="1"/>
+      <w:numFmt w:val="bullet"/>
+      <w:lvlText w:val=""/>
+      <w:lvlJc w:val="left"/>
+      <w:pPr>
+        <w:ind w:left="4320" w:hanging="360"/>
+      </w:pPr>
+      <w:rPr>
+        <w:rFonts w:ascii="Wingdings" w:hAnsi="Wingdings" w:hint="default"/>
+      </w:rPr>
+    </w:lvl>
+    <w:lvl w:ilvl="6" w:tplc="08090001" w:tentative="1">
+      <w:start w:val="1"/>
+      <w:numFmt w:val="bullet"/>
+      <w:lvlText w:val=""/>
+      <w:lvlJc w:val="left"/>
+      <w:pPr>
+        <w:ind w:left="5040" w:hanging="360"/>
+      </w:pPr>
+      <w:rPr>
+        <w:rFonts w:ascii="Symbol" w:hAnsi="Symbol" w:hint="default"/>
+      </w:rPr>
+    </w:lvl>
+    <w:lvl w:ilvl="7" w:tplc="08090003" w:tentative="1">
+      <w:start w:val="1"/>
+      <w:numFmt w:val="bullet"/>
+      <w:lvlText w:val="o"/>
+      <w:lvlJc w:val="left"/>
+      <w:pPr>
+        <w:ind w:left="5760" w:hanging="360"/>
+      </w:pPr>
+      <w:rPr>
+        <w:rFonts w:ascii="Courier New" w:hAnsi="Courier New" w:cs="Courier New" w:hint="default"/>
+      </w:rPr>
+    </w:lvl>
+    <w:lvl w:ilvl="8" w:tplc="08090005" w:tentative="1">
+      <w:start w:val="1"/>
+      <w:numFmt w:val="bullet"/>
+      <w:lvlText w:val=""/>
+      <w:lvlJc w:val="left"/>
+      <w:pPr>
+        <w:ind w:left="6480" w:hanging="360"/>
+      </w:pPr>
+      <w:rPr>
+        <w:rFonts w:ascii="Wingdings" w:hAnsi="Wingdings" w:hint="default"/>
+      </w:rPr>
+    </w:lvl>
+  </w:abstractNum>
+  <w:abstractNum w:abstractNumId="23" w15:restartNumberingAfterBreak="0">
     <w:nsid w:val="62BD4B2B"/>
     <w:multiLevelType w:val="hybridMultilevel"/>
     <w:tmpl w:val="090C61B0"/>
@@ -4728,7 +7903,7 @@
       </w:rPr>
     </w:lvl>
   </w:abstractNum>
-  <w:abstractNum w:abstractNumId="13" w15:restartNumberingAfterBreak="0">
+  <w:abstractNum w:abstractNumId="24" w15:restartNumberingAfterBreak="0">
     <w:nsid w:val="635821C0"/>
     <w:multiLevelType w:val="hybridMultilevel"/>
     <w:tmpl w:val="2FD0871E"/>
@@ -4841,7 +8016,7 @@
       </w:rPr>
     </w:lvl>
   </w:abstractNum>
-  <w:abstractNum w:abstractNumId="14" w15:restartNumberingAfterBreak="0">
+  <w:abstractNum w:abstractNumId="25" w15:restartNumberingAfterBreak="0">
     <w:nsid w:val="65489A3F"/>
     <w:multiLevelType w:val="hybridMultilevel"/>
     <w:tmpl w:val="09BCD744"/>
@@ -4954,7 +8129,7 @@
       </w:rPr>
     </w:lvl>
   </w:abstractNum>
-  <w:abstractNum w:abstractNumId="15" w15:restartNumberingAfterBreak="0">
+  <w:abstractNum w:abstractNumId="26" w15:restartNumberingAfterBreak="0">
     <w:nsid w:val="722D76EF"/>
     <w:multiLevelType w:val="hybridMultilevel"/>
     <w:tmpl w:val="0282A9E0"/>
@@ -5040,7 +8215,98 @@
       </w:pPr>
     </w:lvl>
   </w:abstractNum>
-  <w:abstractNum w:abstractNumId="16" w15:restartNumberingAfterBreak="0">
+  <w:abstractNum w:abstractNumId="27" w15:restartNumberingAfterBreak="0">
+    <w:nsid w:val="74EB33DB"/>
+    <w:multiLevelType w:val="hybridMultilevel"/>
+    <w:tmpl w:val="4E849A04"/>
+    <w:lvl w:ilvl="0" w:tplc="FFFFFFFF">
+      <w:start w:val="1"/>
+      <w:numFmt w:val="decimal"/>
+      <w:lvlText w:val="%1."/>
+      <w:lvlJc w:val="left"/>
+      <w:pPr>
+        <w:ind w:left="720" w:hanging="360"/>
+      </w:pPr>
+      <w:rPr>
+        <w:b/>
+        <w:bCs/>
+        <w:color w:val="A02B93" w:themeColor="accent5"/>
+      </w:rPr>
+    </w:lvl>
+    <w:lvl w:ilvl="1" w:tplc="FFFFFFFF" w:tentative="1">
+      <w:start w:val="1"/>
+      <w:numFmt w:val="lowerLetter"/>
+      <w:lvlText w:val="%2."/>
+      <w:lvlJc w:val="left"/>
+      <w:pPr>
+        <w:ind w:left="1440" w:hanging="360"/>
+      </w:pPr>
+    </w:lvl>
+    <w:lvl w:ilvl="2" w:tplc="FFFFFFFF" w:tentative="1">
+      <w:start w:val="1"/>
+      <w:numFmt w:val="lowerRoman"/>
+      <w:lvlText w:val="%3."/>
+      <w:lvlJc w:val="right"/>
+      <w:pPr>
+        <w:ind w:left="2160" w:hanging="180"/>
+      </w:pPr>
+    </w:lvl>
+    <w:lvl w:ilvl="3" w:tplc="FFFFFFFF" w:tentative="1">
+      <w:start w:val="1"/>
+      <w:numFmt w:val="decimal"/>
+      <w:lvlText w:val="%4."/>
+      <w:lvlJc w:val="left"/>
+      <w:pPr>
+        <w:ind w:left="2880" w:hanging="360"/>
+      </w:pPr>
+    </w:lvl>
+    <w:lvl w:ilvl="4" w:tplc="FFFFFFFF" w:tentative="1">
+      <w:start w:val="1"/>
+      <w:numFmt w:val="lowerLetter"/>
+      <w:lvlText w:val="%5."/>
+      <w:lvlJc w:val="left"/>
+      <w:pPr>
+        <w:ind w:left="3600" w:hanging="360"/>
+      </w:pPr>
+    </w:lvl>
+    <w:lvl w:ilvl="5" w:tplc="FFFFFFFF" w:tentative="1">
+      <w:start w:val="1"/>
+      <w:numFmt w:val="lowerRoman"/>
+      <w:lvlText w:val="%6."/>
+      <w:lvlJc w:val="right"/>
+      <w:pPr>
+        <w:ind w:left="4320" w:hanging="180"/>
+      </w:pPr>
+    </w:lvl>
+    <w:lvl w:ilvl="6" w:tplc="FFFFFFFF" w:tentative="1">
+      <w:start w:val="1"/>
+      <w:numFmt w:val="decimal"/>
+      <w:lvlText w:val="%7."/>
+      <w:lvlJc w:val="left"/>
+      <w:pPr>
+        <w:ind w:left="5040" w:hanging="360"/>
+      </w:pPr>
+    </w:lvl>
+    <w:lvl w:ilvl="7" w:tplc="FFFFFFFF" w:tentative="1">
+      <w:start w:val="1"/>
+      <w:numFmt w:val="lowerLetter"/>
+      <w:lvlText w:val="%8."/>
+      <w:lvlJc w:val="left"/>
+      <w:pPr>
+        <w:ind w:left="5760" w:hanging="360"/>
+      </w:pPr>
+    </w:lvl>
+    <w:lvl w:ilvl="8" w:tplc="FFFFFFFF" w:tentative="1">
+      <w:start w:val="1"/>
+      <w:numFmt w:val="lowerRoman"/>
+      <w:lvlText w:val="%9."/>
+      <w:lvlJc w:val="right"/>
+      <w:pPr>
+        <w:ind w:left="6480" w:hanging="180"/>
+      </w:pPr>
+    </w:lvl>
+  </w:abstractNum>
+  <w:abstractNum w:abstractNumId="28" w15:restartNumberingAfterBreak="0">
     <w:nsid w:val="7B8C778B"/>
     <w:multiLevelType w:val="hybridMultilevel"/>
     <w:tmpl w:val="539280B8"/>
@@ -5126,55 +8392,433 @@
       </w:pPr>
     </w:lvl>
   </w:abstractNum>
+  <w:abstractNum w:abstractNumId="29" w15:restartNumberingAfterBreak="0">
+    <w:nsid w:val="7BFA0181"/>
+    <w:multiLevelType w:val="hybridMultilevel"/>
+    <w:tmpl w:val="3828A75E"/>
+    <w:lvl w:ilvl="0" w:tplc="54F83C46">
+      <w:start w:val="1"/>
+      <w:numFmt w:val="bullet"/>
+      <w:lvlText w:val=""/>
+      <w:lvlJc w:val="left"/>
+      <w:pPr>
+        <w:ind w:left="1080" w:hanging="360"/>
+      </w:pPr>
+      <w:rPr>
+        <w:rFonts w:ascii="Symbol" w:hAnsi="Symbol" w:hint="default"/>
+        <w:b w:val="0"/>
+        <w:i w:val="0"/>
+        <w:strike w:val="0"/>
+        <w:dstrike w:val="0"/>
+        <w:color w:val="000000"/>
+        <w:sz w:val="24"/>
+        <w:szCs w:val="24"/>
+        <w:u w:val="none" w:color="000000"/>
+        <w:bdr w:val="none" w:sz="0" w:space="0" w:color="auto"/>
+        <w:shd w:val="clear" w:color="auto" w:fill="auto"/>
+        <w:vertAlign w:val="baseline"/>
+      </w:rPr>
+    </w:lvl>
+    <w:lvl w:ilvl="1" w:tplc="08090003" w:tentative="1">
+      <w:start w:val="1"/>
+      <w:numFmt w:val="bullet"/>
+      <w:lvlText w:val="o"/>
+      <w:lvlJc w:val="left"/>
+      <w:pPr>
+        <w:ind w:left="1800" w:hanging="360"/>
+      </w:pPr>
+      <w:rPr>
+        <w:rFonts w:ascii="Courier New" w:hAnsi="Courier New" w:cs="Courier New" w:hint="default"/>
+      </w:rPr>
+    </w:lvl>
+    <w:lvl w:ilvl="2" w:tplc="08090005" w:tentative="1">
+      <w:start w:val="1"/>
+      <w:numFmt w:val="bullet"/>
+      <w:lvlText w:val=""/>
+      <w:lvlJc w:val="left"/>
+      <w:pPr>
+        <w:ind w:left="2520" w:hanging="360"/>
+      </w:pPr>
+      <w:rPr>
+        <w:rFonts w:ascii="Wingdings" w:hAnsi="Wingdings" w:hint="default"/>
+      </w:rPr>
+    </w:lvl>
+    <w:lvl w:ilvl="3" w:tplc="08090001" w:tentative="1">
+      <w:start w:val="1"/>
+      <w:numFmt w:val="bullet"/>
+      <w:lvlText w:val=""/>
+      <w:lvlJc w:val="left"/>
+      <w:pPr>
+        <w:ind w:left="3240" w:hanging="360"/>
+      </w:pPr>
+      <w:rPr>
+        <w:rFonts w:ascii="Symbol" w:hAnsi="Symbol" w:hint="default"/>
+      </w:rPr>
+    </w:lvl>
+    <w:lvl w:ilvl="4" w:tplc="08090003" w:tentative="1">
+      <w:start w:val="1"/>
+      <w:numFmt w:val="bullet"/>
+      <w:lvlText w:val="o"/>
+      <w:lvlJc w:val="left"/>
+      <w:pPr>
+        <w:ind w:left="3960" w:hanging="360"/>
+      </w:pPr>
+      <w:rPr>
+        <w:rFonts w:ascii="Courier New" w:hAnsi="Courier New" w:cs="Courier New" w:hint="default"/>
+      </w:rPr>
+    </w:lvl>
+    <w:lvl w:ilvl="5" w:tplc="08090005" w:tentative="1">
+      <w:start w:val="1"/>
+      <w:numFmt w:val="bullet"/>
+      <w:lvlText w:val=""/>
+      <w:lvlJc w:val="left"/>
+      <w:pPr>
+        <w:ind w:left="4680" w:hanging="360"/>
+      </w:pPr>
+      <w:rPr>
+        <w:rFonts w:ascii="Wingdings" w:hAnsi="Wingdings" w:hint="default"/>
+      </w:rPr>
+    </w:lvl>
+    <w:lvl w:ilvl="6" w:tplc="08090001" w:tentative="1">
+      <w:start w:val="1"/>
+      <w:numFmt w:val="bullet"/>
+      <w:lvlText w:val=""/>
+      <w:lvlJc w:val="left"/>
+      <w:pPr>
+        <w:ind w:left="5400" w:hanging="360"/>
+      </w:pPr>
+      <w:rPr>
+        <w:rFonts w:ascii="Symbol" w:hAnsi="Symbol" w:hint="default"/>
+      </w:rPr>
+    </w:lvl>
+    <w:lvl w:ilvl="7" w:tplc="08090003" w:tentative="1">
+      <w:start w:val="1"/>
+      <w:numFmt w:val="bullet"/>
+      <w:lvlText w:val="o"/>
+      <w:lvlJc w:val="left"/>
+      <w:pPr>
+        <w:ind w:left="6120" w:hanging="360"/>
+      </w:pPr>
+      <w:rPr>
+        <w:rFonts w:ascii="Courier New" w:hAnsi="Courier New" w:cs="Courier New" w:hint="default"/>
+      </w:rPr>
+    </w:lvl>
+    <w:lvl w:ilvl="8" w:tplc="08090005" w:tentative="1">
+      <w:start w:val="1"/>
+      <w:numFmt w:val="bullet"/>
+      <w:lvlText w:val=""/>
+      <w:lvlJc w:val="left"/>
+      <w:pPr>
+        <w:ind w:left="6840" w:hanging="360"/>
+      </w:pPr>
+      <w:rPr>
+        <w:rFonts w:ascii="Wingdings" w:hAnsi="Wingdings" w:hint="default"/>
+      </w:rPr>
+    </w:lvl>
+  </w:abstractNum>
+  <w:abstractNum w:abstractNumId="30" w15:restartNumberingAfterBreak="0">
+    <w:nsid w:val="7F9A1A69"/>
+    <w:multiLevelType w:val="hybridMultilevel"/>
+    <w:tmpl w:val="2838562A"/>
+    <w:lvl w:ilvl="0" w:tplc="1F30D05E">
+      <w:start w:val="1"/>
+      <w:numFmt w:val="bullet"/>
+      <w:lvlText w:val=""/>
+      <w:lvlJc w:val="left"/>
+      <w:pPr>
+        <w:ind w:left="1090"/>
+      </w:pPr>
+      <w:rPr>
+        <w:rFonts w:ascii="Symbol" w:hAnsi="Symbol" w:hint="default"/>
+        <w:b w:val="0"/>
+        <w:i w:val="0"/>
+        <w:strike w:val="0"/>
+        <w:dstrike w:val="0"/>
+        <w:color w:val="000000"/>
+        <w:sz w:val="24"/>
+        <w:szCs w:val="24"/>
+        <w:u w:val="none" w:color="000000"/>
+        <w:bdr w:val="none" w:sz="0" w:space="0" w:color="auto"/>
+        <w:shd w:val="clear" w:color="auto" w:fill="auto"/>
+        <w:vertAlign w:val="baseline"/>
+      </w:rPr>
+    </w:lvl>
+    <w:lvl w:ilvl="1" w:tplc="8648F380">
+      <w:start w:val="1"/>
+      <w:numFmt w:val="bullet"/>
+      <w:lvlText w:val="o"/>
+      <w:lvlJc w:val="left"/>
+      <w:pPr>
+        <w:ind w:left="1810"/>
+      </w:pPr>
+      <w:rPr>
+        <w:rFonts w:ascii="Segoe UI Symbol" w:eastAsia="Segoe UI Symbol" w:hAnsi="Segoe UI Symbol" w:cs="Segoe UI Symbol"/>
+        <w:b w:val="0"/>
+        <w:i w:val="0"/>
+        <w:strike w:val="0"/>
+        <w:dstrike w:val="0"/>
+        <w:color w:val="000000"/>
+        <w:sz w:val="20"/>
+        <w:szCs w:val="20"/>
+        <w:u w:val="none" w:color="000000"/>
+        <w:bdr w:val="none" w:sz="0" w:space="0" w:color="auto"/>
+        <w:shd w:val="clear" w:color="auto" w:fill="auto"/>
+        <w:vertAlign w:val="baseline"/>
+      </w:rPr>
+    </w:lvl>
+    <w:lvl w:ilvl="2" w:tplc="31D668F8">
+      <w:start w:val="1"/>
+      <w:numFmt w:val="bullet"/>
+      <w:lvlText w:val="▪"/>
+      <w:lvlJc w:val="left"/>
+      <w:pPr>
+        <w:ind w:left="2530"/>
+      </w:pPr>
+      <w:rPr>
+        <w:rFonts w:ascii="Segoe UI Symbol" w:eastAsia="Segoe UI Symbol" w:hAnsi="Segoe UI Symbol" w:cs="Segoe UI Symbol"/>
+        <w:b w:val="0"/>
+        <w:i w:val="0"/>
+        <w:strike w:val="0"/>
+        <w:dstrike w:val="0"/>
+        <w:color w:val="000000"/>
+        <w:sz w:val="20"/>
+        <w:szCs w:val="20"/>
+        <w:u w:val="none" w:color="000000"/>
+        <w:bdr w:val="none" w:sz="0" w:space="0" w:color="auto"/>
+        <w:shd w:val="clear" w:color="auto" w:fill="auto"/>
+        <w:vertAlign w:val="baseline"/>
+      </w:rPr>
+    </w:lvl>
+    <w:lvl w:ilvl="3" w:tplc="8B7EFF50">
+      <w:start w:val="1"/>
+      <w:numFmt w:val="bullet"/>
+      <w:lvlText w:val="•"/>
+      <w:lvlJc w:val="left"/>
+      <w:pPr>
+        <w:ind w:left="3250"/>
+      </w:pPr>
+      <w:rPr>
+        <w:rFonts w:ascii="Arial" w:eastAsia="Arial" w:hAnsi="Arial" w:cs="Arial"/>
+        <w:b w:val="0"/>
+        <w:i w:val="0"/>
+        <w:strike w:val="0"/>
+        <w:dstrike w:val="0"/>
+        <w:color w:val="000000"/>
+        <w:sz w:val="20"/>
+        <w:szCs w:val="20"/>
+        <w:u w:val="none" w:color="000000"/>
+        <w:bdr w:val="none" w:sz="0" w:space="0" w:color="auto"/>
+        <w:shd w:val="clear" w:color="auto" w:fill="auto"/>
+        <w:vertAlign w:val="baseline"/>
+      </w:rPr>
+    </w:lvl>
+    <w:lvl w:ilvl="4" w:tplc="6EAA0BA6">
+      <w:start w:val="1"/>
+      <w:numFmt w:val="bullet"/>
+      <w:lvlText w:val="o"/>
+      <w:lvlJc w:val="left"/>
+      <w:pPr>
+        <w:ind w:left="3970"/>
+      </w:pPr>
+      <w:rPr>
+        <w:rFonts w:ascii="Segoe UI Symbol" w:eastAsia="Segoe UI Symbol" w:hAnsi="Segoe UI Symbol" w:cs="Segoe UI Symbol"/>
+        <w:b w:val="0"/>
+        <w:i w:val="0"/>
+        <w:strike w:val="0"/>
+        <w:dstrike w:val="0"/>
+        <w:color w:val="000000"/>
+        <w:sz w:val="20"/>
+        <w:szCs w:val="20"/>
+        <w:u w:val="none" w:color="000000"/>
+        <w:bdr w:val="none" w:sz="0" w:space="0" w:color="auto"/>
+        <w:shd w:val="clear" w:color="auto" w:fill="auto"/>
+        <w:vertAlign w:val="baseline"/>
+      </w:rPr>
+    </w:lvl>
+    <w:lvl w:ilvl="5" w:tplc="506E252E">
+      <w:start w:val="1"/>
+      <w:numFmt w:val="bullet"/>
+      <w:lvlText w:val="▪"/>
+      <w:lvlJc w:val="left"/>
+      <w:pPr>
+        <w:ind w:left="4690"/>
+      </w:pPr>
+      <w:rPr>
+        <w:rFonts w:ascii="Segoe UI Symbol" w:eastAsia="Segoe UI Symbol" w:hAnsi="Segoe UI Symbol" w:cs="Segoe UI Symbol"/>
+        <w:b w:val="0"/>
+        <w:i w:val="0"/>
+        <w:strike w:val="0"/>
+        <w:dstrike w:val="0"/>
+        <w:color w:val="000000"/>
+        <w:sz w:val="20"/>
+        <w:szCs w:val="20"/>
+        <w:u w:val="none" w:color="000000"/>
+        <w:bdr w:val="none" w:sz="0" w:space="0" w:color="auto"/>
+        <w:shd w:val="clear" w:color="auto" w:fill="auto"/>
+        <w:vertAlign w:val="baseline"/>
+      </w:rPr>
+    </w:lvl>
+    <w:lvl w:ilvl="6" w:tplc="E13A2990">
+      <w:start w:val="1"/>
+      <w:numFmt w:val="bullet"/>
+      <w:lvlText w:val="•"/>
+      <w:lvlJc w:val="left"/>
+      <w:pPr>
+        <w:ind w:left="5410"/>
+      </w:pPr>
+      <w:rPr>
+        <w:rFonts w:ascii="Arial" w:eastAsia="Arial" w:hAnsi="Arial" w:cs="Arial"/>
+        <w:b w:val="0"/>
+        <w:i w:val="0"/>
+        <w:strike w:val="0"/>
+        <w:dstrike w:val="0"/>
+        <w:color w:val="000000"/>
+        <w:sz w:val="20"/>
+        <w:szCs w:val="20"/>
+        <w:u w:val="none" w:color="000000"/>
+        <w:bdr w:val="none" w:sz="0" w:space="0" w:color="auto"/>
+        <w:shd w:val="clear" w:color="auto" w:fill="auto"/>
+        <w:vertAlign w:val="baseline"/>
+      </w:rPr>
+    </w:lvl>
+    <w:lvl w:ilvl="7" w:tplc="E39A2466">
+      <w:start w:val="1"/>
+      <w:numFmt w:val="bullet"/>
+      <w:lvlText w:val="o"/>
+      <w:lvlJc w:val="left"/>
+      <w:pPr>
+        <w:ind w:left="6130"/>
+      </w:pPr>
+      <w:rPr>
+        <w:rFonts w:ascii="Segoe UI Symbol" w:eastAsia="Segoe UI Symbol" w:hAnsi="Segoe UI Symbol" w:cs="Segoe UI Symbol"/>
+        <w:b w:val="0"/>
+        <w:i w:val="0"/>
+        <w:strike w:val="0"/>
+        <w:dstrike w:val="0"/>
+        <w:color w:val="000000"/>
+        <w:sz w:val="20"/>
+        <w:szCs w:val="20"/>
+        <w:u w:val="none" w:color="000000"/>
+        <w:bdr w:val="none" w:sz="0" w:space="0" w:color="auto"/>
+        <w:shd w:val="clear" w:color="auto" w:fill="auto"/>
+        <w:vertAlign w:val="baseline"/>
+      </w:rPr>
+    </w:lvl>
+    <w:lvl w:ilvl="8" w:tplc="CB16B3FE">
+      <w:start w:val="1"/>
+      <w:numFmt w:val="bullet"/>
+      <w:lvlText w:val="▪"/>
+      <w:lvlJc w:val="left"/>
+      <w:pPr>
+        <w:ind w:left="6850"/>
+      </w:pPr>
+      <w:rPr>
+        <w:rFonts w:ascii="Segoe UI Symbol" w:eastAsia="Segoe UI Symbol" w:hAnsi="Segoe UI Symbol" w:cs="Segoe UI Symbol"/>
+        <w:b w:val="0"/>
+        <w:i w:val="0"/>
+        <w:strike w:val="0"/>
+        <w:dstrike w:val="0"/>
+        <w:color w:val="000000"/>
+        <w:sz w:val="20"/>
+        <w:szCs w:val="20"/>
+        <w:u w:val="none" w:color="000000"/>
+        <w:bdr w:val="none" w:sz="0" w:space="0" w:color="auto"/>
+        <w:shd w:val="clear" w:color="auto" w:fill="auto"/>
+        <w:vertAlign w:val="baseline"/>
+      </w:rPr>
+    </w:lvl>
+  </w:abstractNum>
   <w:num w:numId="1" w16cid:durableId="956135054">
+    <w:abstractNumId w:val="24"/>
+  </w:num>
+  <w:num w:numId="2" w16cid:durableId="738751601">
+    <w:abstractNumId w:val="25"/>
+  </w:num>
+  <w:num w:numId="3" w16cid:durableId="1825125049">
+    <w:abstractNumId w:val="6"/>
+  </w:num>
+  <w:num w:numId="4" w16cid:durableId="1545824092">
+    <w:abstractNumId w:val="28"/>
+  </w:num>
+  <w:num w:numId="5" w16cid:durableId="174654216">
+    <w:abstractNumId w:val="1"/>
+  </w:num>
+  <w:num w:numId="6" w16cid:durableId="1318149641">
+    <w:abstractNumId w:val="11"/>
+  </w:num>
+  <w:num w:numId="7" w16cid:durableId="1661230812">
+    <w:abstractNumId w:val="26"/>
+  </w:num>
+  <w:num w:numId="8" w16cid:durableId="2004892594">
+    <w:abstractNumId w:val="18"/>
+  </w:num>
+  <w:num w:numId="9" w16cid:durableId="828786163">
+    <w:abstractNumId w:val="9"/>
+  </w:num>
+  <w:num w:numId="10" w16cid:durableId="1628703190">
+    <w:abstractNumId w:val="16"/>
+  </w:num>
+  <w:num w:numId="11" w16cid:durableId="1516964305">
+    <w:abstractNumId w:val="12"/>
+  </w:num>
+  <w:num w:numId="12" w16cid:durableId="984966639">
+    <w:abstractNumId w:val="17"/>
+  </w:num>
+  <w:num w:numId="13" w16cid:durableId="1323965260">
+    <w:abstractNumId w:val="23"/>
+  </w:num>
+  <w:num w:numId="14" w16cid:durableId="1295984826">
+    <w:abstractNumId w:val="4"/>
+  </w:num>
+  <w:num w:numId="15" w16cid:durableId="1646936126">
+    <w:abstractNumId w:val="19"/>
+  </w:num>
+  <w:num w:numId="16" w16cid:durableId="1726447494">
+    <w:abstractNumId w:val="2"/>
+  </w:num>
+  <w:num w:numId="17" w16cid:durableId="715467299">
+    <w:abstractNumId w:val="15"/>
+  </w:num>
+  <w:num w:numId="18" w16cid:durableId="320306785">
+    <w:abstractNumId w:val="14"/>
+  </w:num>
+  <w:num w:numId="19" w16cid:durableId="1181431463">
+    <w:abstractNumId w:val="20"/>
+  </w:num>
+  <w:num w:numId="20" w16cid:durableId="1208104927">
+    <w:abstractNumId w:val="5"/>
+  </w:num>
+  <w:num w:numId="21" w16cid:durableId="75904273">
+    <w:abstractNumId w:val="30"/>
+  </w:num>
+  <w:num w:numId="22" w16cid:durableId="879439770">
     <w:abstractNumId w:val="13"/>
   </w:num>
-  <w:num w:numId="2" w16cid:durableId="738751601">
-    <w:abstractNumId w:val="14"/>
+  <w:num w:numId="23" w16cid:durableId="1331639550">
+    <w:abstractNumId w:val="0"/>
   </w:num>
-  <w:num w:numId="3" w16cid:durableId="1825125049">
+  <w:num w:numId="24" w16cid:durableId="94638579">
+    <w:abstractNumId w:val="21"/>
+  </w:num>
+  <w:num w:numId="25" w16cid:durableId="1127233817">
+    <w:abstractNumId w:val="10"/>
+  </w:num>
+  <w:num w:numId="26" w16cid:durableId="218908044">
+    <w:abstractNumId w:val="22"/>
+  </w:num>
+  <w:num w:numId="27" w16cid:durableId="543368197">
+    <w:abstractNumId w:val="27"/>
+  </w:num>
+  <w:num w:numId="28" w16cid:durableId="202642343">
+    <w:abstractNumId w:val="8"/>
+  </w:num>
+  <w:num w:numId="29" w16cid:durableId="1283996482">
     <w:abstractNumId w:val="3"/>
   </w:num>
-  <w:num w:numId="4" w16cid:durableId="1545824092">
-    <w:abstractNumId w:val="16"/>
+  <w:num w:numId="30" w16cid:durableId="1812744039">
+    <w:abstractNumId w:val="29"/>
   </w:num>
-  <w:num w:numId="5" w16cid:durableId="174654216">
-    <w:abstractNumId w:val="0"/>
-  </w:num>
-  <w:num w:numId="6" w16cid:durableId="1318149641">
-    <w:abstractNumId w:val="5"/>
-  </w:num>
-  <w:num w:numId="7" w16cid:durableId="1661230812">
-    <w:abstractNumId w:val="15"/>
-  </w:num>
-  <w:num w:numId="8" w16cid:durableId="2004892594">
-    <w:abstractNumId w:val="10"/>
-  </w:num>
-  <w:num w:numId="9" w16cid:durableId="828786163">
-    <w:abstractNumId w:val="4"/>
-  </w:num>
-  <w:num w:numId="10" w16cid:durableId="1628703190">
-    <w:abstractNumId w:val="8"/>
-  </w:num>
-  <w:num w:numId="11" w16cid:durableId="1516964305">
-    <w:abstractNumId w:val="6"/>
-  </w:num>
-  <w:num w:numId="12" w16cid:durableId="984966639">
-    <w:abstractNumId w:val="9"/>
-  </w:num>
-  <w:num w:numId="13" w16cid:durableId="1323965260">
-    <w:abstractNumId w:val="12"/>
-  </w:num>
-  <w:num w:numId="14" w16cid:durableId="1295984826">
-    <w:abstractNumId w:val="2"/>
-  </w:num>
-  <w:num w:numId="15" w16cid:durableId="1646936126">
-    <w:abstractNumId w:val="11"/>
-  </w:num>
-  <w:num w:numId="16" w16cid:durableId="1726447494">
-    <w:abstractNumId w:val="1"/>
-  </w:num>
-  <w:num w:numId="17" w16cid:durableId="715467299">
+  <w:num w:numId="31" w16cid:durableId="1878397607">
     <w:abstractNumId w:val="7"/>
   </w:num>
 </w:numbering>
@@ -5579,6 +9223,50 @@
     <w:name w:val="Normal"/>
     <w:qFormat/>
   </w:style>
+  <w:style w:type="paragraph" w:styleId="Heading1">
+    <w:name w:val="heading 1"/>
+    <w:basedOn w:val="Normal"/>
+    <w:next w:val="Normal"/>
+    <w:link w:val="Heading1Char"/>
+    <w:uiPriority w:val="9"/>
+    <w:qFormat/>
+    <w:rsid w:val="00C74289"/>
+    <w:pPr>
+      <w:keepNext/>
+      <w:keepLines/>
+      <w:spacing w:before="240" w:after="0"/>
+      <w:outlineLvl w:val="0"/>
+    </w:pPr>
+    <w:rPr>
+      <w:rFonts w:asciiTheme="majorHAnsi" w:eastAsiaTheme="majorEastAsia" w:hAnsiTheme="majorHAnsi" w:cstheme="majorBidi"/>
+      <w:color w:val="0F4761" w:themeColor="accent1" w:themeShade="BF"/>
+      <w:sz w:val="32"/>
+      <w:szCs w:val="32"/>
+    </w:rPr>
+  </w:style>
+  <w:style w:type="paragraph" w:styleId="Heading2">
+    <w:name w:val="heading 2"/>
+    <w:basedOn w:val="Normal"/>
+    <w:next w:val="Normal"/>
+    <w:link w:val="Heading2Char"/>
+    <w:uiPriority w:val="9"/>
+    <w:semiHidden/>
+    <w:unhideWhenUsed/>
+    <w:qFormat/>
+    <w:rsid w:val="00C74289"/>
+    <w:pPr>
+      <w:keepNext/>
+      <w:keepLines/>
+      <w:spacing w:before="40" w:after="0"/>
+      <w:outlineLvl w:val="1"/>
+    </w:pPr>
+    <w:rPr>
+      <w:rFonts w:asciiTheme="majorHAnsi" w:eastAsiaTheme="majorEastAsia" w:hAnsiTheme="majorHAnsi" w:cstheme="majorBidi"/>
+      <w:color w:val="0F4761" w:themeColor="accent1" w:themeShade="BF"/>
+      <w:sz w:val="26"/>
+      <w:szCs w:val="26"/>
+    </w:rPr>
+  </w:style>
   <w:style w:type="paragraph" w:styleId="Heading3">
     <w:name w:val="heading 3"/>
     <w:basedOn w:val="Normal"/>
@@ -5624,6 +9312,7 @@
   <w:style w:type="character" w:default="1" w:styleId="DefaultParagraphFont">
     <w:name w:val="Default Paragraph Font"/>
     <w:uiPriority w:val="1"/>
+    <w:semiHidden/>
     <w:unhideWhenUsed/>
   </w:style>
   <w:style w:type="table" w:default="1" w:styleId="TableNormal">
@@ -5811,6 +9500,33 @@
         <w:right w:w="0" w:type="dxa"/>
       </w:tblCellMar>
     </w:tblPr>
+  </w:style>
+  <w:style w:type="character" w:customStyle="1" w:styleId="Heading1Char">
+    <w:name w:val="Heading 1 Char"/>
+    <w:basedOn w:val="DefaultParagraphFont"/>
+    <w:link w:val="Heading1"/>
+    <w:uiPriority w:val="9"/>
+    <w:rsid w:val="00C74289"/>
+    <w:rPr>
+      <w:rFonts w:asciiTheme="majorHAnsi" w:eastAsiaTheme="majorEastAsia" w:hAnsiTheme="majorHAnsi" w:cstheme="majorBidi"/>
+      <w:color w:val="0F4761" w:themeColor="accent1" w:themeShade="BF"/>
+      <w:sz w:val="32"/>
+      <w:szCs w:val="32"/>
+    </w:rPr>
+  </w:style>
+  <w:style w:type="character" w:customStyle="1" w:styleId="Heading2Char">
+    <w:name w:val="Heading 2 Char"/>
+    <w:basedOn w:val="DefaultParagraphFont"/>
+    <w:link w:val="Heading2"/>
+    <w:uiPriority w:val="9"/>
+    <w:semiHidden/>
+    <w:rsid w:val="00C74289"/>
+    <w:rPr>
+      <w:rFonts w:asciiTheme="majorHAnsi" w:eastAsiaTheme="majorEastAsia" w:hAnsiTheme="majorHAnsi" w:cstheme="majorBidi"/>
+      <w:color w:val="0F4761" w:themeColor="accent1" w:themeShade="BF"/>
+      <w:sz w:val="26"/>
+      <w:szCs w:val="26"/>
+    </w:rPr>
   </w:style>
 </w:styles>
 </file>
@@ -6074,4 +9790,16 @@
     </a:ext>
   </a:extLst>
 </a:theme>
+</file>
+
+<file path=customXml/item1.xml><?xml version="1.0" encoding="utf-8"?>
+<b:Sources xmlns:b="http://schemas.openxmlformats.org/officeDocument/2006/bibliography" xmlns="http://schemas.openxmlformats.org/officeDocument/2006/bibliography" SelectedStyle="\APASixthEditionOfficeOnline.xsl" StyleName="APA" Version="6"/>
+</file>
+
+<file path=customXml/itemProps1.xml><?xml version="1.0" encoding="utf-8"?>
+<ds:datastoreItem xmlns:ds="http://schemas.openxmlformats.org/officeDocument/2006/customXml" ds:itemID="{F59B52E6-4054-4751-8F2C-CE0F4A336174}">
+  <ds:schemaRefs>
+    <ds:schemaRef ds:uri="http://schemas.openxmlformats.org/officeDocument/2006/bibliography"/>
+  </ds:schemaRefs>
+</ds:datastoreItem>
 </file>